--- a/Design_Docs/GARUDA-CLIC-SPEC-001.docx
+++ b/Design_Docs/GARUDA-CLIC-SPEC-001.docx
@@ -2,41 +2,44 @@
 <file path=word/document.xml><?xml version="1.0" encoding="utf-8"?>
 <w:document xmlns:w="http://schemas.openxmlformats.org/wordprocessingml/2006/main" xmlns:m="http://schemas.openxmlformats.org/officeDocument/2006/math" xmlns:r="http://schemas.openxmlformats.org/officeDocument/2006/relationships" xmlns:o="urn:schemas-microsoft-com:office:office" xmlns:v="urn:schemas-microsoft-com:vml" xmlns:w10="urn:schemas-microsoft-com:office:word" xmlns:a="http://schemas.openxmlformats.org/drawingml/2006/main" xmlns:pic="http://schemas.openxmlformats.org/drawingml/2006/picture" xmlns:wp="http://schemas.openxmlformats.org/drawingml/2006/wordprocessingDrawing">
   <w:body>
-    <w:bookmarkStart w:id="57" w:name="X9aca460485f4fb6e3a7d899b3e912be5708b653"/>
     <w:p>
       <w:pPr>
         <w:pStyle w:val="Heading1"/>
       </w:pPr>
+      <w:bookmarkStart w:id="20" w:name="X0a07f4464c997ca7e3381e8d425632d7f073c31"/>
       <w:r>
         <w:t xml:space="preserve">GARUDA CLIC Interrupt Controller — Design Specification</w:t>
       </w:r>
-    </w:p>
-    <w:bookmarkStart w:id="20" w:name="identity"/>
+      <w:bookmarkEnd w:id="20"/>
+    </w:p>
     <w:p>
       <w:pPr>
         <w:pStyle w:val="Heading2"/>
       </w:pPr>
+      <w:bookmarkStart w:id="21" w:name="Xee8498aa8c87dd42cd65edb36b9d23d240ee498"/>
       <w:r>
         <w:t xml:space="preserve">0.1 Identity</w:t>
       </w:r>
+      <w:bookmarkEnd w:id="21"/>
     </w:p>
     <w:tbl>
       <w:tblPr>
         <w:tblStyle w:val="Table"/>
-        <w:tblW w:type="auto" w:w="0"/>
-        <w:tblLook w:firstRow="1" w:lastRow="0" w:firstColumn="0" w:lastColumn="0" w:noHBand="0" w:noVBand="0" w:val="0020"/>
-        <w:jc w:val="start"/>
+        <w:tblW w:type="pct" w:w="0.0"/>
+        <w:tblLook w:firstRow="1"/>
       </w:tblPr>
-      <w:tblGrid>
-        <w:gridCol w:w="3960"/>
-        <w:gridCol w:w="3960"/>
-      </w:tblGrid>
+      <w:tblGrid/>
       <w:tr>
         <w:trPr>
-          <w:tblHeader w:val="true"/>
+          <w:cnfStyle w:firstRow="1"/>
         </w:trPr>
         <w:tc>
-          <w:tcPr/>
+          <w:tcPr>
+            <w:tcBorders>
+              <w:bottom w:val="single"/>
+            </w:tcBorders>
+            <w:vAlign w:val="bottom"/>
+          </w:tcPr>
           <w:p>
             <w:pPr>
               <w:pStyle w:val="Compact"/>
@@ -48,7 +51,12 @@
           </w:p>
         </w:tc>
         <w:tc>
-          <w:tcPr/>
+          <w:tcPr>
+            <w:tcBorders>
+              <w:bottom w:val="single"/>
+            </w:tcBorders>
+            <w:vAlign w:val="bottom"/>
+          </w:tcPr>
           <w:p>
             <w:pPr>
               <w:pStyle w:val="Compact"/>
@@ -62,7 +70,6 @@
       </w:tr>
       <w:tr>
         <w:tc>
-          <w:tcPr/>
           <w:p>
             <w:pPr>
               <w:pStyle w:val="Compact"/>
@@ -74,7 +81,6 @@
           </w:p>
         </w:tc>
         <w:tc>
-          <w:tcPr/>
           <w:p>
             <w:pPr>
               <w:pStyle w:val="Compact"/>
@@ -88,7 +94,6 @@
       </w:tr>
       <w:tr>
         <w:tc>
-          <w:tcPr/>
           <w:p>
             <w:pPr>
               <w:pStyle w:val="Compact"/>
@@ -100,7 +105,6 @@
           </w:p>
         </w:tc>
         <w:tc>
-          <w:tcPr/>
           <w:p>
             <w:pPr>
               <w:pStyle w:val="Compact"/>
@@ -114,7 +118,6 @@
       </w:tr>
       <w:tr>
         <w:tc>
-          <w:tcPr/>
           <w:p>
             <w:pPr>
               <w:pStyle w:val="Compact"/>
@@ -126,7 +129,6 @@
           </w:p>
         </w:tc>
         <w:tc>
-          <w:tcPr/>
           <w:p>
             <w:pPr>
               <w:pStyle w:val="Compact"/>
@@ -140,7 +142,6 @@
       </w:tr>
       <w:tr>
         <w:tc>
-          <w:tcPr/>
           <w:p>
             <w:pPr>
               <w:pStyle w:val="Compact"/>
@@ -152,7 +153,6 @@
           </w:p>
         </w:tc>
         <w:tc>
-          <w:tcPr/>
           <w:p>
             <w:pPr>
               <w:pStyle w:val="Compact"/>
@@ -166,7 +166,6 @@
       </w:tr>
       <w:tr>
         <w:tc>
-          <w:tcPr/>
           <w:p>
             <w:pPr>
               <w:pStyle w:val="Compact"/>
@@ -178,7 +177,6 @@
           </w:p>
         </w:tc>
         <w:tc>
-          <w:tcPr/>
           <w:p>
             <w:pPr>
               <w:pStyle w:val="Compact"/>
@@ -201,7 +199,6 @@
       </w:tr>
       <w:tr>
         <w:tc>
-          <w:tcPr/>
           <w:p>
             <w:pPr>
               <w:pStyle w:val="Compact"/>
@@ -213,7 +210,6 @@
           </w:p>
         </w:tc>
         <w:tc>
-          <w:tcPr/>
           <w:p>
             <w:pPr>
               <w:pStyle w:val="Compact"/>
@@ -227,7 +223,6 @@
       </w:tr>
       <w:tr>
         <w:tc>
-          <w:tcPr/>
           <w:p>
             <w:pPr>
               <w:pStyle w:val="Compact"/>
@@ -239,7 +234,6 @@
           </w:p>
         </w:tc>
         <w:tc>
-          <w:tcPr/>
           <w:p>
             <w:pPr>
               <w:pStyle w:val="Compact"/>
@@ -252,34 +246,34 @@
         </w:tc>
       </w:tr>
     </w:tbl>
-    <w:bookmarkEnd w:id="20"/>
-    <w:bookmarkStart w:id="21" w:name="revision-history"/>
     <w:p>
       <w:pPr>
         <w:pStyle w:val="Heading2"/>
       </w:pPr>
+      <w:bookmarkStart w:id="22" w:name="Xb1b59fb676dd662d835fe73b7735d76294c3e07"/>
       <w:r>
         <w:t xml:space="preserve">0.2 Revision history</w:t>
       </w:r>
+      <w:bookmarkEnd w:id="22"/>
     </w:p>
     <w:tbl>
       <w:tblPr>
         <w:tblStyle w:val="Table"/>
-        <w:tblW w:type="pct" w:w="5000"/>
-        <w:tblLook w:firstRow="1" w:lastRow="0" w:firstColumn="0" w:lastColumn="0" w:noHBand="0" w:noVBand="0" w:val="0020"/>
-        <w:jc w:val="start"/>
+        <w:tblW w:type="pct" w:w="0.0"/>
+        <w:tblLook w:firstRow="1"/>
       </w:tblPr>
-      <w:tblGrid>
-        <w:gridCol w:w="2640"/>
-        <w:gridCol w:w="2640"/>
-        <w:gridCol w:w="2640"/>
-      </w:tblGrid>
+      <w:tblGrid/>
       <w:tr>
         <w:trPr>
-          <w:tblHeader w:val="true"/>
+          <w:cnfStyle w:firstRow="1"/>
         </w:trPr>
         <w:tc>
-          <w:tcPr/>
+          <w:tcPr>
+            <w:tcBorders>
+              <w:bottom w:val="single"/>
+            </w:tcBorders>
+            <w:vAlign w:val="bottom"/>
+          </w:tcPr>
           <w:p>
             <w:pPr>
               <w:pStyle w:val="Compact"/>
@@ -291,7 +285,12 @@
           </w:p>
         </w:tc>
         <w:tc>
-          <w:tcPr/>
+          <w:tcPr>
+            <w:tcBorders>
+              <w:bottom w:val="single"/>
+            </w:tcBorders>
+            <w:vAlign w:val="bottom"/>
+          </w:tcPr>
           <w:p>
             <w:pPr>
               <w:pStyle w:val="Compact"/>
@@ -303,7 +302,12 @@
           </w:p>
         </w:tc>
         <w:tc>
-          <w:tcPr/>
+          <w:tcPr>
+            <w:tcBorders>
+              <w:bottom w:val="single"/>
+            </w:tcBorders>
+            <w:vAlign w:val="bottom"/>
+          </w:tcPr>
           <w:p>
             <w:pPr>
               <w:pStyle w:val="Compact"/>
@@ -317,7 +321,6 @@
       </w:tr>
       <w:tr>
         <w:tc>
-          <w:tcPr/>
           <w:p>
             <w:pPr>
               <w:pStyle w:val="Compact"/>
@@ -329,7 +332,6 @@
           </w:p>
         </w:tc>
         <w:tc>
-          <w:tcPr/>
           <w:p>
             <w:pPr>
               <w:pStyle w:val="Compact"/>
@@ -353,7 +355,6 @@
           </w:p>
         </w:tc>
         <w:tc>
-          <w:tcPr/>
           <w:p>
             <w:pPr>
               <w:pStyle w:val="Compact"/>
@@ -367,7 +368,6 @@
       </w:tr>
       <w:tr>
         <w:tc>
-          <w:tcPr/>
           <w:p>
             <w:pPr>
               <w:pStyle w:val="Compact"/>
@@ -379,7 +379,6 @@
           </w:p>
         </w:tc>
         <w:tc>
-          <w:tcPr/>
           <w:p>
             <w:pPr>
               <w:pStyle w:val="Compact"/>
@@ -433,7 +432,6 @@
           </w:p>
         </w:tc>
         <w:tc>
-          <w:tcPr/>
           <w:p>
             <w:pPr>
               <w:pStyle w:val="Compact"/>
@@ -446,15 +444,15 @@
         </w:tc>
       </w:tr>
     </w:tbl>
-    <w:bookmarkEnd w:id="21"/>
-    <w:bookmarkStart w:id="22" w:name="normative-references"/>
     <w:p>
       <w:pPr>
         <w:pStyle w:val="Heading2"/>
       </w:pPr>
+      <w:bookmarkStart w:id="23" w:name="X7d72cd5e2ccd5281d575eeaae2e7a05cbe542e8"/>
       <w:r>
         <w:t xml:space="preserve">0.3 Normative references</w:t>
       </w:r>
+      <w:bookmarkEnd w:id="23"/>
     </w:p>
     <w:p>
       <w:pPr>
@@ -613,24 +611,25 @@
         </w:pict>
       </w:r>
     </w:p>
-    <w:bookmarkEnd w:id="22"/>
-    <w:bookmarkStart w:id="26" w:name="purpose-and-scope"/>
     <w:p>
       <w:pPr>
         <w:pStyle w:val="Heading2"/>
       </w:pPr>
+      <w:bookmarkStart w:id="24" w:name="X4666c8db187a468bd7c4d1efd69e1ca31a62544"/>
       <w:r>
         <w:t xml:space="preserve">1 Purpose and scope</w:t>
       </w:r>
-    </w:p>
-    <w:bookmarkStart w:id="23" w:name="division-of-responsibility"/>
+      <w:bookmarkEnd w:id="24"/>
+    </w:p>
     <w:p>
       <w:pPr>
         <w:pStyle w:val="Heading3"/>
       </w:pPr>
+      <w:bookmarkStart w:id="25" w:name="Xc3230935ec3100c96351713cc9900ad6f42ab5b"/>
       <w:r>
         <w:t xml:space="preserve">1.1 Division of responsibility</w:t>
       </w:r>
+      <w:bookmarkEnd w:id="25"/>
     </w:p>
     <w:p>
       <w:pPr>
@@ -643,20 +642,21 @@
     <w:tbl>
       <w:tblPr>
         <w:tblStyle w:val="Table"/>
-        <w:tblW w:type="pct" w:w="5000"/>
-        <w:tblLook w:firstRow="1" w:lastRow="0" w:firstColumn="0" w:lastColumn="0" w:noHBand="0" w:noVBand="0" w:val="0020"/>
-        <w:jc w:val="start"/>
+        <w:tblW w:type="pct" w:w="0.0"/>
+        <w:tblLook w:firstRow="1"/>
       </w:tblPr>
-      <w:tblGrid>
-        <w:gridCol w:w="3960"/>
-        <w:gridCol w:w="3960"/>
-      </w:tblGrid>
+      <w:tblGrid/>
       <w:tr>
         <w:trPr>
-          <w:tblHeader w:val="true"/>
+          <w:cnfStyle w:firstRow="1"/>
         </w:trPr>
         <w:tc>
-          <w:tcPr/>
+          <w:tcPr>
+            <w:tcBorders>
+              <w:bottom w:val="single"/>
+            </w:tcBorders>
+            <w:vAlign w:val="bottom"/>
+          </w:tcPr>
           <w:p>
             <w:pPr>
               <w:pStyle w:val="Compact"/>
@@ -668,7 +668,12 @@
           </w:p>
         </w:tc>
         <w:tc>
-          <w:tcPr/>
+          <w:tcPr>
+            <w:tcBorders>
+              <w:bottom w:val="single"/>
+            </w:tcBorders>
+            <w:vAlign w:val="bottom"/>
+          </w:tcPr>
           <w:p>
             <w:pPr>
               <w:pStyle w:val="Compact"/>
@@ -682,7 +687,6 @@
       </w:tr>
       <w:tr>
         <w:tc>
-          <w:tcPr/>
           <w:p>
             <w:pPr>
               <w:pStyle w:val="Compact"/>
@@ -694,7 +698,6 @@
           </w:p>
         </w:tc>
         <w:tc>
-          <w:tcPr/>
           <w:p>
             <w:pPr>
               <w:pStyle w:val="Compact"/>
@@ -702,7 +705,6 @@
             </w:pPr>
             <w:r>
               <w:rPr>
-                <w:bCs/>
                 <w:b/>
               </w:rPr>
               <w:t xml:space="preserve">this block</w:t>
@@ -718,7 +720,6 @@
       </w:tr>
       <w:tr>
         <w:tc>
-          <w:tcPr/>
           <w:p>
             <w:pPr>
               <w:pStyle w:val="Compact"/>
@@ -730,7 +731,6 @@
           </w:p>
         </w:tc>
         <w:tc>
-          <w:tcPr/>
           <w:p>
             <w:pPr>
               <w:pStyle w:val="Compact"/>
@@ -738,7 +738,6 @@
             </w:pPr>
             <w:r>
               <w:rPr>
-                <w:bCs/>
                 <w:b/>
               </w:rPr>
               <w:t xml:space="preserve">this block</w:t>
@@ -748,7 +747,6 @@
       </w:tr>
       <w:tr>
         <w:tc>
-          <w:tcPr/>
           <w:p>
             <w:pPr>
               <w:pStyle w:val="Compact"/>
@@ -760,7 +758,6 @@
           </w:p>
         </w:tc>
         <w:tc>
-          <w:tcPr/>
           <w:p>
             <w:pPr>
               <w:pStyle w:val="Compact"/>
@@ -768,7 +765,6 @@
             </w:pPr>
             <w:r>
               <w:rPr>
-                <w:bCs/>
                 <w:b/>
               </w:rPr>
               <w:t xml:space="preserve">this block</w:t>
@@ -778,7 +774,6 @@
       </w:tr>
       <w:tr>
         <w:tc>
-          <w:tcPr/>
           <w:p>
             <w:pPr>
               <w:pStyle w:val="Compact"/>
@@ -826,7 +821,6 @@
           </w:p>
         </w:tc>
         <w:tc>
-          <w:tcPr/>
           <w:p>
             <w:pPr>
               <w:pStyle w:val="Compact"/>
@@ -843,7 +837,6 @@
             </w:r>
             <w:r>
               <w:rPr>
-                <w:bCs/>
                 <w:b/>
               </w:rPr>
               <w:t xml:space="preserve">inside the core</w:t>
@@ -853,7 +846,6 @@
       </w:tr>
       <w:tr>
         <w:tc>
-          <w:tcPr/>
           <w:p>
             <w:pPr>
               <w:pStyle w:val="Compact"/>
@@ -889,7 +881,6 @@
           </w:p>
         </w:tc>
         <w:tc>
-          <w:tcPr/>
           <w:p>
             <w:pPr>
               <w:pStyle w:val="Compact"/>
@@ -908,7 +899,6 @@
       </w:pPr>
       <w:r>
         <w:rPr>
-          <w:bCs/>
           <w:b/>
         </w:rPr>
         <w:t xml:space="preserve">[N-1.1]</w:t>
@@ -959,15 +949,15 @@
         <w:t xml:space="preserve">reads.</w:t>
       </w:r>
     </w:p>
-    <w:bookmarkEnd w:id="23"/>
-    <w:bookmarkStart w:id="24" w:name="in-scope"/>
     <w:p>
       <w:pPr>
         <w:pStyle w:val="Heading3"/>
       </w:pPr>
+      <w:bookmarkStart w:id="26" w:name="Xb34a2d8aee190ec4db355bdb460d906643f9ec5"/>
       <w:r>
         <w:t xml:space="preserve">1.2 In scope</w:t>
       </w:r>
+      <w:bookmarkEnd w:id="26"/>
     </w:p>
     <w:p>
       <w:pPr>
@@ -980,18 +970,18 @@
         <w:t xml:space="preserve"> </w:t>
       </w:r>
       <w:r>
-        <w:t xml:space="preserve">configuration interface on window 9.</w:t>
-      </w:r>
-    </w:p>
-    <w:bookmarkEnd w:id="24"/>
-    <w:bookmarkStart w:id="25" w:name="out-of-scope"/>
+        <w:t xml:space="preserve">configuration interface on window 10.</w:t>
+      </w:r>
+    </w:p>
     <w:p>
       <w:pPr>
         <w:pStyle w:val="Heading3"/>
       </w:pPr>
+      <w:bookmarkStart w:id="27" w:name="X5b1e8fe06ea8ed16a325bcb7e441b47b10ea1cd"/>
       <w:r>
         <w:t xml:space="preserve">1.3 Out of scope</w:t>
       </w:r>
+      <w:bookmarkEnd w:id="27"/>
     </w:p>
     <w:p>
       <w:pPr>
@@ -1039,35 +1029,34 @@
         </w:pict>
       </w:r>
     </w:p>
-    <w:bookmarkEnd w:id="25"/>
-    <w:bookmarkEnd w:id="26"/>
-    <w:bookmarkStart w:id="27" w:name="requirements"/>
     <w:p>
       <w:pPr>
         <w:pStyle w:val="Heading2"/>
       </w:pPr>
+      <w:bookmarkStart w:id="28" w:name="X7ac32b3a81e4212c01abd06ff86531ccba71244"/>
       <w:r>
         <w:t xml:space="preserve">2 Requirements</w:t>
       </w:r>
+      <w:bookmarkEnd w:id="28"/>
     </w:p>
     <w:tbl>
       <w:tblPr>
         <w:tblStyle w:val="Table"/>
-        <w:tblW w:type="pct" w:w="5000"/>
-        <w:tblLook w:firstRow="1" w:lastRow="0" w:firstColumn="0" w:lastColumn="0" w:noHBand="0" w:noVBand="0" w:val="0020"/>
-        <w:jc w:val="start"/>
+        <w:tblW w:type="pct" w:w="0.0"/>
+        <w:tblLook w:firstRow="1"/>
       </w:tblPr>
-      <w:tblGrid>
-        <w:gridCol w:w="2640"/>
-        <w:gridCol w:w="2640"/>
-        <w:gridCol w:w="2640"/>
-      </w:tblGrid>
+      <w:tblGrid/>
       <w:tr>
         <w:trPr>
-          <w:tblHeader w:val="true"/>
+          <w:cnfStyle w:firstRow="1"/>
         </w:trPr>
         <w:tc>
-          <w:tcPr/>
+          <w:tcPr>
+            <w:tcBorders>
+              <w:bottom w:val="single"/>
+            </w:tcBorders>
+            <w:vAlign w:val="bottom"/>
+          </w:tcPr>
           <w:p>
             <w:pPr>
               <w:pStyle w:val="Compact"/>
@@ -1079,7 +1068,12 @@
           </w:p>
         </w:tc>
         <w:tc>
-          <w:tcPr/>
+          <w:tcPr>
+            <w:tcBorders>
+              <w:bottom w:val="single"/>
+            </w:tcBorders>
+            <w:vAlign w:val="bottom"/>
+          </w:tcPr>
           <w:p>
             <w:pPr>
               <w:pStyle w:val="Compact"/>
@@ -1091,7 +1085,12 @@
           </w:p>
         </w:tc>
         <w:tc>
-          <w:tcPr/>
+          <w:tcPr>
+            <w:tcBorders>
+              <w:bottom w:val="single"/>
+            </w:tcBorders>
+            <w:vAlign w:val="bottom"/>
+          </w:tcPr>
           <w:p>
             <w:pPr>
               <w:pStyle w:val="Compact"/>
@@ -1105,7 +1104,6 @@
       </w:tr>
       <w:tr>
         <w:tc>
-          <w:tcPr/>
           <w:p>
             <w:pPr>
               <w:pStyle w:val="Compact"/>
@@ -1117,7 +1115,6 @@
           </w:p>
         </w:tc>
         <w:tc>
-          <w:tcPr/>
           <w:p>
             <w:pPr>
               <w:pStyle w:val="Compact"/>
@@ -1129,7 +1126,6 @@
           </w:p>
         </w:tc>
         <w:tc>
-          <w:tcPr/>
           <w:p>
             <w:pPr>
               <w:pStyle w:val="Compact"/>
@@ -1143,7 +1139,6 @@
       </w:tr>
       <w:tr>
         <w:tc>
-          <w:tcPr/>
           <w:p>
             <w:pPr>
               <w:pStyle w:val="Compact"/>
@@ -1155,7 +1150,6 @@
           </w:p>
         </w:tc>
         <w:tc>
-          <w:tcPr/>
           <w:p>
             <w:pPr>
               <w:pStyle w:val="Compact"/>
@@ -1167,7 +1161,6 @@
           </w:p>
         </w:tc>
         <w:tc>
-          <w:tcPr/>
           <w:p>
             <w:pPr>
               <w:pStyle w:val="Compact"/>
@@ -1181,7 +1174,6 @@
       </w:tr>
       <w:tr>
         <w:tc>
-          <w:tcPr/>
           <w:p>
             <w:pPr>
               <w:pStyle w:val="Compact"/>
@@ -1193,7 +1185,6 @@
           </w:p>
         </w:tc>
         <w:tc>
-          <w:tcPr/>
           <w:p>
             <w:pPr>
               <w:pStyle w:val="Compact"/>
@@ -1205,7 +1196,6 @@
           </w:p>
         </w:tc>
         <w:tc>
-          <w:tcPr/>
           <w:p>
             <w:pPr>
               <w:pStyle w:val="Compact"/>
@@ -1219,7 +1209,6 @@
       </w:tr>
       <w:tr>
         <w:tc>
-          <w:tcPr/>
           <w:p>
             <w:pPr>
               <w:pStyle w:val="Compact"/>
@@ -1231,7 +1220,6 @@
           </w:p>
         </w:tc>
         <w:tc>
-          <w:tcPr/>
           <w:p>
             <w:pPr>
               <w:pStyle w:val="Compact"/>
@@ -1243,7 +1231,6 @@
           </w:p>
         </w:tc>
         <w:tc>
-          <w:tcPr/>
           <w:p>
             <w:pPr>
               <w:pStyle w:val="Compact"/>
@@ -1257,7 +1244,6 @@
       </w:tr>
       <w:tr>
         <w:tc>
-          <w:tcPr/>
           <w:p>
             <w:pPr>
               <w:pStyle w:val="Compact"/>
@@ -1269,7 +1255,6 @@
           </w:p>
         </w:tc>
         <w:tc>
-          <w:tcPr/>
           <w:p>
             <w:pPr>
               <w:pStyle w:val="Compact"/>
@@ -1281,7 +1266,6 @@
           </w:p>
         </w:tc>
         <w:tc>
-          <w:tcPr/>
           <w:p>
             <w:pPr>
               <w:pStyle w:val="Compact"/>
@@ -1295,7 +1279,6 @@
       </w:tr>
       <w:tr>
         <w:tc>
-          <w:tcPr/>
           <w:p>
             <w:pPr>
               <w:pStyle w:val="Compact"/>
@@ -1307,7 +1290,6 @@
           </w:p>
         </w:tc>
         <w:tc>
-          <w:tcPr/>
           <w:p>
             <w:pPr>
               <w:pStyle w:val="Compact"/>
@@ -1319,7 +1301,6 @@
           </w:p>
         </w:tc>
         <w:tc>
-          <w:tcPr/>
           <w:p>
             <w:pPr>
               <w:pStyle w:val="Compact"/>
@@ -1333,7 +1314,6 @@
       </w:tr>
       <w:tr>
         <w:tc>
-          <w:tcPr/>
           <w:p>
             <w:pPr>
               <w:pStyle w:val="Compact"/>
@@ -1345,19 +1325,17 @@
           </w:p>
         </w:tc>
         <w:tc>
-          <w:tcPr/>
-          <w:p>
-            <w:pPr>
-              <w:pStyle w:val="Compact"/>
-              <w:jc w:val="left"/>
-            </w:pPr>
-            <w:r>
-              <w:t xml:space="preserve">Selection shall complete in one cycle and add no latency to the core’s take decision.</w:t>
-            </w:r>
-          </w:p>
-        </w:tc>
-        <w:tc>
-          <w:tcPr/>
+          <w:p>
+            <w:pPr>
+              <w:pStyle w:val="Compact"/>
+              <w:jc w:val="left"/>
+            </w:pPr>
+            <w:r>
+              <w:t xml:space="preserve">Selection shall complete in one cycle and add no latency to the core's take decision.</w:t>
+            </w:r>
+          </w:p>
+        </w:tc>
+        <w:tc>
           <w:p>
             <w:pPr>
               <w:pStyle w:val="Compact"/>
@@ -1371,7 +1349,6 @@
       </w:tr>
       <w:tr>
         <w:tc>
-          <w:tcPr/>
           <w:p>
             <w:pPr>
               <w:pStyle w:val="Compact"/>
@@ -1383,19 +1360,17 @@
           </w:p>
         </w:tc>
         <w:tc>
-          <w:tcPr/>
-          <w:p>
-            <w:pPr>
-              <w:pStyle w:val="Compact"/>
-              <w:jc w:val="left"/>
-            </w:pPr>
-            <w:r>
-              <w:t xml:space="preserve">An ID’s level shall be changeable while that ID is pending, without losing the pending state.</w:t>
-            </w:r>
-          </w:p>
-        </w:tc>
-        <w:tc>
-          <w:tcPr/>
+          <w:p>
+            <w:pPr>
+              <w:pStyle w:val="Compact"/>
+              <w:jc w:val="left"/>
+            </w:pPr>
+            <w:r>
+              <w:t xml:space="preserve">An ID's level shall be changeable while that ID is pending, without losing the pending state.</w:t>
+            </w:r>
+          </w:p>
+        </w:tc>
+        <w:tc>
           <w:p>
             <w:pPr>
               <w:pStyle w:val="Compact"/>
@@ -1415,15 +1390,15 @@
         </w:pict>
       </w:r>
     </w:p>
-    <w:bookmarkEnd w:id="27"/>
-    <w:bookmarkStart w:id="28" w:name="block-diagram"/>
     <w:p>
       <w:pPr>
         <w:pStyle w:val="Heading2"/>
       </w:pPr>
+      <w:bookmarkStart w:id="29" w:name="X1a7d97650db9c8935e98f54c49fc0d1c2422484"/>
       <w:r>
         <w:t xml:space="preserve">3 Block diagram</w:t>
       </w:r>
+      <w:bookmarkEnd w:id="29"/>
     </w:p>
     <w:p>
       <w:pPr>
@@ -1752,35 +1727,34 @@
         </w:pict>
       </w:r>
     </w:p>
-    <w:bookmarkEnd w:id="28"/>
-    <w:bookmarkStart w:id="29" w:name="sub-block-inventory"/>
     <w:p>
       <w:pPr>
         <w:pStyle w:val="Heading2"/>
       </w:pPr>
+      <w:bookmarkStart w:id="30" w:name="Xebf6fc5ba8dcde2af88cf555221c19004ccfe53"/>
       <w:r>
         <w:t xml:space="preserve">4 Sub-block inventory</w:t>
       </w:r>
+      <w:bookmarkEnd w:id="30"/>
     </w:p>
     <w:tbl>
       <w:tblPr>
         <w:tblStyle w:val="Table"/>
-        <w:tblW w:type="pct" w:w="5000"/>
-        <w:tblLook w:firstRow="1" w:lastRow="0" w:firstColumn="0" w:lastColumn="0" w:noHBand="0" w:noVBand="0" w:val="0020"/>
-        <w:jc w:val="start"/>
+        <w:tblW w:type="pct" w:w="0.0"/>
+        <w:tblLook w:firstRow="1"/>
       </w:tblPr>
-      <w:tblGrid>
-        <w:gridCol w:w="1980"/>
-        <w:gridCol w:w="1980"/>
-        <w:gridCol w:w="1980"/>
-        <w:gridCol w:w="1980"/>
-      </w:tblGrid>
+      <w:tblGrid/>
       <w:tr>
         <w:trPr>
-          <w:tblHeader w:val="true"/>
+          <w:cnfStyle w:firstRow="1"/>
         </w:trPr>
         <w:tc>
-          <w:tcPr/>
+          <w:tcPr>
+            <w:tcBorders>
+              <w:bottom w:val="single"/>
+            </w:tcBorders>
+            <w:vAlign w:val="bottom"/>
+          </w:tcPr>
           <w:p>
             <w:pPr>
               <w:pStyle w:val="Compact"/>
@@ -1792,7 +1766,12 @@
           </w:p>
         </w:tc>
         <w:tc>
-          <w:tcPr/>
+          <w:tcPr>
+            <w:tcBorders>
+              <w:bottom w:val="single"/>
+            </w:tcBorders>
+            <w:vAlign w:val="bottom"/>
+          </w:tcPr>
           <w:p>
             <w:pPr>
               <w:pStyle w:val="Compact"/>
@@ -1804,7 +1783,12 @@
           </w:p>
         </w:tc>
         <w:tc>
-          <w:tcPr/>
+          <w:tcPr>
+            <w:tcBorders>
+              <w:bottom w:val="single"/>
+            </w:tcBorders>
+            <w:vAlign w:val="bottom"/>
+          </w:tcPr>
           <w:p>
             <w:pPr>
               <w:pStyle w:val="Compact"/>
@@ -1816,7 +1800,12 @@
           </w:p>
         </w:tc>
         <w:tc>
-          <w:tcPr/>
+          <w:tcPr>
+            <w:tcBorders>
+              <w:bottom w:val="single"/>
+            </w:tcBorders>
+            <w:vAlign w:val="bottom"/>
+          </w:tcPr>
           <w:p>
             <w:pPr>
               <w:pStyle w:val="Compact"/>
@@ -1830,7 +1819,6 @@
       </w:tr>
       <w:tr>
         <w:tc>
-          <w:tcPr/>
           <w:p>
             <w:pPr>
               <w:pStyle w:val="Compact"/>
@@ -1845,7 +1833,6 @@
           </w:p>
         </w:tc>
         <w:tc>
-          <w:tcPr/>
           <w:p>
             <w:pPr>
               <w:pStyle w:val="Compact"/>
@@ -1857,7 +1844,6 @@
           </w:p>
         </w:tc>
         <w:tc>
-          <w:tcPr/>
           <w:p>
             <w:pPr>
               <w:pStyle w:val="Compact"/>
@@ -1872,7 +1858,6 @@
           </w:p>
         </w:tc>
         <w:tc>
-          <w:tcPr/>
           <w:p>
             <w:pPr>
               <w:pStyle w:val="Compact"/>
@@ -1886,7 +1871,6 @@
       </w:tr>
       <w:tr>
         <w:tc>
-          <w:tcPr/>
           <w:p>
             <w:pPr>
               <w:pStyle w:val="Compact"/>
@@ -1901,7 +1885,6 @@
           </w:p>
         </w:tc>
         <w:tc>
-          <w:tcPr/>
           <w:p>
             <w:pPr>
               <w:pStyle w:val="Compact"/>
@@ -1913,7 +1896,6 @@
           </w:p>
         </w:tc>
         <w:tc>
-          <w:tcPr/>
           <w:p>
             <w:pPr>
               <w:pStyle w:val="Compact"/>
@@ -1928,7 +1910,6 @@
           </w:p>
         </w:tc>
         <w:tc>
-          <w:tcPr/>
           <w:p>
             <w:pPr>
               <w:pStyle w:val="Compact"/>
@@ -1963,7 +1944,6 @@
       </w:tr>
       <w:tr>
         <w:tc>
-          <w:tcPr/>
           <w:p>
             <w:pPr>
               <w:pStyle w:val="Compact"/>
@@ -1978,7 +1958,6 @@
           </w:p>
         </w:tc>
         <w:tc>
-          <w:tcPr/>
           <w:p>
             <w:pPr>
               <w:pStyle w:val="Compact"/>
@@ -1990,7 +1969,6 @@
           </w:p>
         </w:tc>
         <w:tc>
-          <w:tcPr/>
           <w:p>
             <w:pPr>
               <w:pStyle w:val="Compact"/>
@@ -2005,7 +1983,6 @@
           </w:p>
         </w:tc>
         <w:tc>
-          <w:tcPr/>
           <w:p>
             <w:pPr>
               <w:pStyle w:val="Compact"/>
@@ -2019,7 +1996,6 @@
       </w:tr>
       <w:tr>
         <w:tc>
-          <w:tcPr/>
           <w:p>
             <w:pPr>
               <w:pStyle w:val="Compact"/>
@@ -2034,7 +2010,6 @@
           </w:p>
         </w:tc>
         <w:tc>
-          <w:tcPr/>
           <w:p>
             <w:pPr>
               <w:pStyle w:val="Compact"/>
@@ -2046,7 +2021,6 @@
           </w:p>
         </w:tc>
         <w:tc>
-          <w:tcPr/>
           <w:p>
             <w:pPr>
               <w:pStyle w:val="Compact"/>
@@ -2061,14 +2035,13 @@
           </w:p>
         </w:tc>
         <w:tc>
-          <w:tcPr/>
-          <w:p>
-            <w:pPr>
-              <w:pStyle w:val="Compact"/>
-              <w:jc w:val="left"/>
-            </w:pPr>
-            <w:r>
-              <w:t xml:space="preserve">Window 9 register interface.</w:t>
+          <w:p>
+            <w:pPr>
+              <w:pStyle w:val="Compact"/>
+              <w:jc w:val="left"/>
+            </w:pPr>
+            <w:r>
+              <w:t xml:space="preserve">Window 10 register interface.</w:t>
             </w:r>
           </w:p>
         </w:tc>
@@ -2081,37 +2054,34 @@
         </w:pict>
       </w:r>
     </w:p>
-    <w:bookmarkEnd w:id="29"/>
-    <w:bookmarkStart w:id="30" w:name="interfaces"/>
     <w:p>
       <w:pPr>
         <w:pStyle w:val="Heading2"/>
       </w:pPr>
+      <w:bookmarkStart w:id="31" w:name="X1571269831bc8f18807262f96c888bdf754311e"/>
       <w:r>
         <w:t xml:space="preserve">5 Interfaces</w:t>
       </w:r>
+      <w:bookmarkEnd w:id="31"/>
     </w:p>
     <w:tbl>
       <w:tblPr>
         <w:tblStyle w:val="Table"/>
-        <w:tblW w:type="pct" w:w="5000"/>
-        <w:tblLook w:firstRow="1" w:lastRow="0" w:firstColumn="0" w:lastColumn="0" w:noHBand="0" w:noVBand="0" w:val="0020"/>
-        <w:jc w:val="start"/>
+        <w:tblW w:type="pct" w:w="0.0"/>
+        <w:tblLook w:firstRow="1"/>
       </w:tblPr>
-      <w:tblGrid>
-        <w:gridCol w:w="1320"/>
-        <w:gridCol w:w="1320"/>
-        <w:gridCol w:w="1320"/>
-        <w:gridCol w:w="1320"/>
-        <w:gridCol w:w="1320"/>
-        <w:gridCol w:w="1320"/>
-      </w:tblGrid>
+      <w:tblGrid/>
       <w:tr>
         <w:trPr>
-          <w:tblHeader w:val="true"/>
+          <w:cnfStyle w:firstRow="1"/>
         </w:trPr>
         <w:tc>
-          <w:tcPr/>
+          <w:tcPr>
+            <w:tcBorders>
+              <w:bottom w:val="single"/>
+            </w:tcBorders>
+            <w:vAlign w:val="bottom"/>
+          </w:tcPr>
           <w:p>
             <w:pPr>
               <w:pStyle w:val="Compact"/>
@@ -2123,7 +2093,12 @@
           </w:p>
         </w:tc>
         <w:tc>
-          <w:tcPr/>
+          <w:tcPr>
+            <w:tcBorders>
+              <w:bottom w:val="single"/>
+            </w:tcBorders>
+            <w:vAlign w:val="bottom"/>
+          </w:tcPr>
           <w:p>
             <w:pPr>
               <w:pStyle w:val="Compact"/>
@@ -2135,7 +2110,12 @@
           </w:p>
         </w:tc>
         <w:tc>
-          <w:tcPr/>
+          <w:tcPr>
+            <w:tcBorders>
+              <w:bottom w:val="single"/>
+            </w:tcBorders>
+            <w:vAlign w:val="bottom"/>
+          </w:tcPr>
           <w:p>
             <w:pPr>
               <w:pStyle w:val="Compact"/>
@@ -2147,7 +2127,12 @@
           </w:p>
         </w:tc>
         <w:tc>
-          <w:tcPr/>
+          <w:tcPr>
+            <w:tcBorders>
+              <w:bottom w:val="single"/>
+            </w:tcBorders>
+            <w:vAlign w:val="bottom"/>
+          </w:tcPr>
           <w:p>
             <w:pPr>
               <w:pStyle w:val="Compact"/>
@@ -2159,7 +2144,12 @@
           </w:p>
         </w:tc>
         <w:tc>
-          <w:tcPr/>
+          <w:tcPr>
+            <w:tcBorders>
+              <w:bottom w:val="single"/>
+            </w:tcBorders>
+            <w:vAlign w:val="bottom"/>
+          </w:tcPr>
           <w:p>
             <w:pPr>
               <w:pStyle w:val="Compact"/>
@@ -2171,7 +2161,12 @@
           </w:p>
         </w:tc>
         <w:tc>
-          <w:tcPr/>
+          <w:tcPr>
+            <w:tcBorders>
+              <w:bottom w:val="single"/>
+            </w:tcBorders>
+            <w:vAlign w:val="bottom"/>
+          </w:tcPr>
           <w:p>
             <w:pPr>
               <w:pStyle w:val="Compact"/>
@@ -2185,7 +2180,6 @@
       </w:tr>
       <w:tr>
         <w:tc>
-          <w:tcPr/>
           <w:p>
             <w:pPr>
               <w:pStyle w:val="Compact"/>
@@ -2212,7 +2206,6 @@
           </w:p>
         </w:tc>
         <w:tc>
-          <w:tcPr/>
           <w:p>
             <w:pPr>
               <w:pStyle w:val="Compact"/>
@@ -2224,7 +2217,6 @@
           </w:p>
         </w:tc>
         <w:tc>
-          <w:tcPr/>
           <w:p>
             <w:pPr>
               <w:pStyle w:val="Compact"/>
@@ -2236,7 +2228,6 @@
           </w:p>
         </w:tc>
         <w:tc>
-          <w:tcPr/>
           <w:p>
             <w:pPr>
               <w:pStyle w:val="Compact"/>
@@ -2248,7 +2239,6 @@
           </w:p>
         </w:tc>
         <w:tc>
-          <w:tcPr/>
           <w:p>
             <w:pPr>
               <w:pStyle w:val="Compact"/>
@@ -2260,17 +2250,11 @@
           </w:p>
         </w:tc>
         <w:tc>
-          <w:tcPr/>
-          <w:p>
-            <w:pPr>
-              <w:pStyle w:val="Compact"/>
-            </w:pPr>
-          </w:p>
+          <w:p/>
         </w:tc>
       </w:tr>
       <w:tr>
         <w:tc>
-          <w:tcPr/>
           <w:p>
             <w:pPr>
               <w:pStyle w:val="Compact"/>
@@ -2285,7 +2269,6 @@
           </w:p>
         </w:tc>
         <w:tc>
-          <w:tcPr/>
           <w:p>
             <w:pPr>
               <w:pStyle w:val="Compact"/>
@@ -2297,7 +2280,6 @@
           </w:p>
         </w:tc>
         <w:tc>
-          <w:tcPr/>
           <w:p>
             <w:pPr>
               <w:pStyle w:val="Compact"/>
@@ -2309,7 +2291,6 @@
           </w:p>
         </w:tc>
         <w:tc>
-          <w:tcPr/>
           <w:p>
             <w:pPr>
               <w:pStyle w:val="Compact"/>
@@ -2321,7 +2302,6 @@
           </w:p>
         </w:tc>
         <w:tc>
-          <w:tcPr/>
           <w:p>
             <w:pPr>
               <w:pStyle w:val="Compact"/>
@@ -2333,7 +2313,6 @@
           </w:p>
         </w:tc>
         <w:tc>
-          <w:tcPr/>
           <w:p>
             <w:pPr>
               <w:pStyle w:val="Compact"/>
@@ -2347,7 +2326,6 @@
       </w:tr>
       <w:tr>
         <w:tc>
-          <w:tcPr/>
           <w:p>
             <w:pPr>
               <w:pStyle w:val="Compact"/>
@@ -2362,7 +2340,6 @@
           </w:p>
         </w:tc>
         <w:tc>
-          <w:tcPr/>
           <w:p>
             <w:pPr>
               <w:pStyle w:val="Compact"/>
@@ -2374,7 +2351,6 @@
           </w:p>
         </w:tc>
         <w:tc>
-          <w:tcPr/>
           <w:p>
             <w:pPr>
               <w:pStyle w:val="Compact"/>
@@ -2386,7 +2362,6 @@
           </w:p>
         </w:tc>
         <w:tc>
-          <w:tcPr/>
           <w:p>
             <w:pPr>
               <w:pStyle w:val="Compact"/>
@@ -2398,7 +2373,6 @@
           </w:p>
         </w:tc>
         <w:tc>
-          <w:tcPr/>
           <w:p>
             <w:pPr>
               <w:pStyle w:val="Compact"/>
@@ -2410,7 +2384,6 @@
           </w:p>
         </w:tc>
         <w:tc>
-          <w:tcPr/>
           <w:p>
             <w:pPr>
               <w:pStyle w:val="Compact"/>
@@ -2424,7 +2397,6 @@
       </w:tr>
       <w:tr>
         <w:tc>
-          <w:tcPr/>
           <w:p>
             <w:pPr>
               <w:pStyle w:val="Compact"/>
@@ -2439,7 +2411,6 @@
           </w:p>
         </w:tc>
         <w:tc>
-          <w:tcPr/>
           <w:p>
             <w:pPr>
               <w:pStyle w:val="Compact"/>
@@ -2451,7 +2422,6 @@
           </w:p>
         </w:tc>
         <w:tc>
-          <w:tcPr/>
           <w:p>
             <w:pPr>
               <w:pStyle w:val="Compact"/>
@@ -2463,7 +2433,6 @@
           </w:p>
         </w:tc>
         <w:tc>
-          <w:tcPr/>
           <w:p>
             <w:pPr>
               <w:pStyle w:val="Compact"/>
@@ -2475,7 +2444,6 @@
           </w:p>
         </w:tc>
         <w:tc>
-          <w:tcPr/>
           <w:p>
             <w:pPr>
               <w:pStyle w:val="Compact"/>
@@ -2487,7 +2455,6 @@
           </w:p>
         </w:tc>
         <w:tc>
-          <w:tcPr/>
           <w:p>
             <w:pPr>
               <w:pStyle w:val="Compact"/>
@@ -2501,7 +2468,6 @@
       </w:tr>
       <w:tr>
         <w:tc>
-          <w:tcPr/>
           <w:p>
             <w:pPr>
               <w:pStyle w:val="Compact"/>
@@ -2516,7 +2482,6 @@
           </w:p>
         </w:tc>
         <w:tc>
-          <w:tcPr/>
           <w:p>
             <w:pPr>
               <w:pStyle w:val="Compact"/>
@@ -2528,7 +2493,6 @@
           </w:p>
         </w:tc>
         <w:tc>
-          <w:tcPr/>
           <w:p>
             <w:pPr>
               <w:pStyle w:val="Compact"/>
@@ -2540,7 +2504,6 @@
           </w:p>
         </w:tc>
         <w:tc>
-          <w:tcPr/>
           <w:p>
             <w:pPr>
               <w:pStyle w:val="Compact"/>
@@ -2552,7 +2515,6 @@
           </w:p>
         </w:tc>
         <w:tc>
-          <w:tcPr/>
           <w:p>
             <w:pPr>
               <w:pStyle w:val="Compact"/>
@@ -2564,7 +2526,6 @@
           </w:p>
         </w:tc>
         <w:tc>
-          <w:tcPr/>
           <w:p>
             <w:pPr>
               <w:pStyle w:val="Compact"/>
@@ -2578,7 +2539,6 @@
       </w:tr>
       <w:tr>
         <w:tc>
-          <w:tcPr/>
           <w:p>
             <w:pPr>
               <w:pStyle w:val="Compact"/>
@@ -2590,7 +2550,6 @@
           </w:p>
         </w:tc>
         <w:tc>
-          <w:tcPr/>
           <w:p>
             <w:pPr>
               <w:pStyle w:val="Compact"/>
@@ -2602,7 +2561,6 @@
           </w:p>
         </w:tc>
         <w:tc>
-          <w:tcPr/>
           <w:p>
             <w:pPr>
               <w:pStyle w:val="Compact"/>
@@ -2614,7 +2572,6 @@
           </w:p>
         </w:tc>
         <w:tc>
-          <w:tcPr/>
           <w:p>
             <w:pPr>
               <w:pStyle w:val="Compact"/>
@@ -2626,7 +2583,6 @@
           </w:p>
         </w:tc>
         <w:tc>
-          <w:tcPr/>
           <w:p>
             <w:pPr>
               <w:pStyle w:val="Compact"/>
@@ -2638,14 +2594,13 @@
           </w:p>
         </w:tc>
         <w:tc>
-          <w:tcPr/>
-          <w:p>
-            <w:pPr>
-              <w:pStyle w:val="Compact"/>
-              <w:jc w:val="left"/>
-            </w:pPr>
-            <w:r>
-              <w:t xml:space="preserve">Window 9.</w:t>
+          <w:p>
+            <w:pPr>
+              <w:pStyle w:val="Compact"/>
+              <w:jc w:val="left"/>
+            </w:pPr>
+            <w:r>
+              <w:t xml:space="preserve">Window 10.</w:t>
             </w:r>
           </w:p>
         </w:tc>
@@ -2657,7 +2612,6 @@
       </w:pPr>
       <w:r>
         <w:rPr>
-          <w:bCs/>
           <w:b/>
         </w:rPr>
         <w:t xml:space="preserve">[N-5.1]</w:t>
@@ -2735,21 +2689,19 @@
         <w:t xml:space="preserve"> </w:t>
       </w:r>
       <w:r>
-        <w:t xml:space="preserve">trip to a path that is already in the core’s critical cone.</w:t>
-      </w:r>
-      <w:r>
-        <w:t xml:space="preserve"> </w:t>
-      </w:r>
-      <w:r>
-        <w:rPr>
-          <w:bCs/>
+        <w:t xml:space="preserve">trip to a path that is already in the core's critical cone.</w:t>
+      </w:r>
+      <w:r>
+        <w:t xml:space="preserve"> </w:t>
+      </w:r>
+      <w:r>
+        <w:rPr>
           <w:b/>
         </w:rPr>
         <w:t xml:space="preserve">The orphan</w:t>
       </w:r>
       <w:r>
         <w:rPr>
-          <w:bCs/>
           <w:b/>
         </w:rPr>
         <w:t xml:space="preserve"> </w:t>
@@ -2757,21 +2709,18 @@
       <w:r>
         <w:rPr>
           <w:rStyle w:val="VerbatimChar"/>
-          <w:bCs/>
           <w:b/>
         </w:rPr>
         <w:t xml:space="preserve">clic_mintthresh_o</w:t>
       </w:r>
       <w:r>
         <w:rPr>
-          <w:bCs/>
           <w:b/>
         </w:rPr>
         <w:t xml:space="preserve"> </w:t>
       </w:r>
       <w:r>
         <w:rPr>
-          <w:bCs/>
           <w:b/>
         </w:rPr>
         <w:t xml:space="preserve">port shall be removed from the core</w:t>
@@ -2789,7 +2738,6 @@
       </w:pPr>
       <w:r>
         <w:rPr>
-          <w:bCs/>
           <w:b/>
         </w:rPr>
         <w:t xml:space="preserve">[N-5.2]</w:t>
@@ -2829,14 +2777,13 @@
         </w:pict>
       </w:r>
     </w:p>
-    <w:bookmarkEnd w:id="30"/>
-    <w:bookmarkStart w:id="36" w:name="register-map-apb-window-9-0x4000_a000"/>
     <w:p>
       <w:pPr>
         <w:pStyle w:val="Heading2"/>
       </w:pPr>
-      <w:r>
-        <w:t xml:space="preserve">6 Register map — APB window 9 (</w:t>
+      <w:bookmarkStart w:id="32" w:name="X6f8417d194c1992cc187c2e40145295681815cc"/>
+      <w:r>
+        <w:t xml:space="preserve">6 Register map — APB window 10 (</w:t>
       </w:r>
       <w:r>
         <w:rPr>
@@ -2846,28 +2793,125 @@
       </w:r>
       <w:r>
         <w:t xml:space="preserve">)</w:t>
+      </w:r>
+      <w:bookmarkEnd w:id="32"/>
+    </w:p>
+    <w:p>
+      <w:pPr>
+        <w:pStyle w:val="FirstParagraph"/>
+      </w:pPr>
+      <w:r>
+        <w:rPr>
+          <w:i/>
+        </w:rPr>
+        <w:t xml:space="preserve">(Window number corrected 2026-09-26: was stated as 9, inherited from the</w:t>
+      </w:r>
+      <w:r>
+        <w:rPr>
+          <w:i/>
+        </w:rPr>
+        <w:t xml:space="preserve"> </w:t>
+      </w:r>
+      <w:r>
+        <w:rPr>
+          <w:i/>
+        </w:rPr>
+        <w:t xml:space="preserve">0-based table in GARUDA-AHB2APB-SPEC-001. The hardware decodes window</w:t>
+      </w:r>
+      <w:r>
+        <w:rPr>
+          <w:i/>
+        </w:rPr>
+        <w:t xml:space="preserve"> </w:t>
+      </w:r>
+      <w:r>
+        <w:rPr>
+          <w:i/>
+          <w:i/>
+        </w:rPr>
+        <w:t xml:space="preserve">n</w:t>
+      </w:r>
+      <w:r>
+        <w:rPr>
+          <w:i/>
+        </w:rPr>
+        <w:t xml:space="preserve"> </w:t>
+      </w:r>
+      <w:r>
+        <w:rPr>
+          <w:i/>
+        </w:rPr>
+        <w:t xml:space="preserve">at</w:t>
+      </w:r>
+      <w:r>
+        <w:rPr>
+          <w:i/>
+        </w:rPr>
+        <w:t xml:space="preserve"> </w:t>
+      </w:r>
+      <w:r>
+        <w:rPr>
+          <w:rStyle w:val="VerbatimChar"/>
+          <w:i/>
+        </w:rPr>
+        <w:t xml:space="preserve">0x4000_0000 + 0x1000 x n</w:t>
+      </w:r>
+      <w:r>
+        <w:rPr>
+          <w:i/>
+        </w:rPr>
+        <w:t xml:space="preserve"> </w:t>
+      </w:r>
+      <w:r>
+        <w:rPr>
+          <w:i/>
+        </w:rPr>
+        <w:t xml:space="preserve">(</w:t>
+      </w:r>
+      <w:r>
+        <w:rPr>
+          <w:rStyle w:val="VerbatimChar"/>
+          <w:i/>
+        </w:rPr>
+        <w:t xml:space="preserve">haddr[15:12]</w:t>
+      </w:r>
+      <w:r>
+        <w:rPr>
+          <w:i/>
+        </w:rPr>
+        <w:t xml:space="preserve">), so the base address quoted here was</w:t>
+      </w:r>
+      <w:r>
+        <w:rPr>
+          <w:i/>
+        </w:rPr>
+        <w:t xml:space="preserve"> </w:t>
+      </w:r>
+      <w:r>
+        <w:rPr>
+          <w:i/>
+        </w:rPr>
+        <w:t xml:space="preserve">always right and only the index was wrong.)</w:t>
       </w:r>
     </w:p>
     <w:tbl>
       <w:tblPr>
         <w:tblStyle w:val="Table"/>
-        <w:tblW w:type="pct" w:w="5000"/>
-        <w:tblLook w:firstRow="1" w:lastRow="0" w:firstColumn="0" w:lastColumn="0" w:noHBand="0" w:noVBand="0" w:val="0020"/>
-        <w:jc w:val="start"/>
+        <w:tblW w:type="pct" w:w="0.0"/>
+        <w:tblLook w:firstRow="1"/>
       </w:tblPr>
-      <w:tblGrid>
-        <w:gridCol w:w="1584"/>
-        <w:gridCol w:w="1584"/>
-        <w:gridCol w:w="1584"/>
-        <w:gridCol w:w="1584"/>
-        <w:gridCol w:w="1584"/>
-      </w:tblGrid>
+      <w:tblGrid/>
       <w:tr>
         <w:trPr>
-          <w:tblHeader w:val="true"/>
+          <w:cnfStyle w:firstRow="1"/>
         </w:trPr>
         <w:tc>
-          <w:tcPr/>
+          <w:tcPr>
+            <w:tcBorders>
+              <w:bottom w:val="single"/>
+            </w:tcBorders>
+            <w:vAlign w:val="bottom"/>
+          </w:tcPr>
           <w:p>
             <w:pPr>
               <w:pStyle w:val="Compact"/>
@@ -2879,7 +2923,12 @@
           </w:p>
         </w:tc>
         <w:tc>
-          <w:tcPr/>
+          <w:tcPr>
+            <w:tcBorders>
+              <w:bottom w:val="single"/>
+            </w:tcBorders>
+            <w:vAlign w:val="bottom"/>
+          </w:tcPr>
           <w:p>
             <w:pPr>
               <w:pStyle w:val="Compact"/>
@@ -2891,7 +2940,12 @@
           </w:p>
         </w:tc>
         <w:tc>
-          <w:tcPr/>
+          <w:tcPr>
+            <w:tcBorders>
+              <w:bottom w:val="single"/>
+            </w:tcBorders>
+            <w:vAlign w:val="bottom"/>
+          </w:tcPr>
           <w:p>
             <w:pPr>
               <w:pStyle w:val="Compact"/>
@@ -2903,7 +2957,12 @@
           </w:p>
         </w:tc>
         <w:tc>
-          <w:tcPr/>
+          <w:tcPr>
+            <w:tcBorders>
+              <w:bottom w:val="single"/>
+            </w:tcBorders>
+            <w:vAlign w:val="bottom"/>
+          </w:tcPr>
           <w:p>
             <w:pPr>
               <w:pStyle w:val="Compact"/>
@@ -2915,7 +2974,12 @@
           </w:p>
         </w:tc>
         <w:tc>
-          <w:tcPr/>
+          <w:tcPr>
+            <w:tcBorders>
+              <w:bottom w:val="single"/>
+            </w:tcBorders>
+            <w:vAlign w:val="bottom"/>
+          </w:tcPr>
           <w:p>
             <w:pPr>
               <w:pStyle w:val="Compact"/>
@@ -2929,7 +2993,6 @@
       </w:tr>
       <w:tr>
         <w:tc>
-          <w:tcPr/>
           <w:p>
             <w:pPr>
               <w:pStyle w:val="Compact"/>
@@ -2941,7 +3004,6 @@
           </w:p>
         </w:tc>
         <w:tc>
-          <w:tcPr/>
           <w:p>
             <w:pPr>
               <w:pStyle w:val="Compact"/>
@@ -2956,7 +3018,6 @@
           </w:p>
         </w:tc>
         <w:tc>
-          <w:tcPr/>
           <w:p>
             <w:pPr>
               <w:pStyle w:val="Compact"/>
@@ -2968,7 +3029,6 @@
           </w:p>
         </w:tc>
         <w:tc>
-          <w:tcPr/>
           <w:p>
             <w:pPr>
               <w:pStyle w:val="Compact"/>
@@ -2980,7 +3040,6 @@
           </w:p>
         </w:tc>
         <w:tc>
-          <w:tcPr/>
           <w:p>
             <w:pPr>
               <w:pStyle w:val="Compact"/>
@@ -2994,7 +3053,6 @@
       </w:tr>
       <w:tr>
         <w:tc>
-          <w:tcPr/>
           <w:p>
             <w:pPr>
               <w:pStyle w:val="Compact"/>
@@ -3006,7 +3064,6 @@
           </w:p>
         </w:tc>
         <w:tc>
-          <w:tcPr/>
           <w:p>
             <w:pPr>
               <w:pStyle w:val="Compact"/>
@@ -3021,7 +3078,6 @@
           </w:p>
         </w:tc>
         <w:tc>
-          <w:tcPr/>
           <w:p>
             <w:pPr>
               <w:pStyle w:val="Compact"/>
@@ -3033,7 +3089,6 @@
           </w:p>
         </w:tc>
         <w:tc>
-          <w:tcPr/>
           <w:p>
             <w:pPr>
               <w:pStyle w:val="Compact"/>
@@ -3045,7 +3100,6 @@
           </w:p>
         </w:tc>
         <w:tc>
-          <w:tcPr/>
           <w:p>
             <w:pPr>
               <w:pStyle w:val="Compact"/>
@@ -3059,7 +3113,6 @@
             </w:r>
             <w:r>
               <w:rPr>
-                <w:iCs/>
                 <w:i/>
               </w:rPr>
               <w:t xml:space="preserve">n</w:t>
@@ -3075,7 +3128,6 @@
             </w:r>
             <w:r>
               <w:rPr>
-                <w:iCs/>
                 <w:i/>
               </w:rPr>
               <w:t xml:space="preserve">n</w:t>
@@ -3088,7 +3140,6 @@
       </w:tr>
       <w:tr>
         <w:tc>
-          <w:tcPr/>
           <w:p>
             <w:pPr>
               <w:pStyle w:val="Compact"/>
@@ -3100,7 +3151,6 @@
           </w:p>
         </w:tc>
         <w:tc>
-          <w:tcPr/>
           <w:p>
             <w:pPr>
               <w:pStyle w:val="Compact"/>
@@ -3115,7 +3165,6 @@
           </w:p>
         </w:tc>
         <w:tc>
-          <w:tcPr/>
           <w:p>
             <w:pPr>
               <w:pStyle w:val="Compact"/>
@@ -3127,7 +3176,6 @@
           </w:p>
         </w:tc>
         <w:tc>
-          <w:tcPr/>
           <w:p>
             <w:pPr>
               <w:pStyle w:val="Compact"/>
@@ -3139,7 +3187,6 @@
           </w:p>
         </w:tc>
         <w:tc>
-          <w:tcPr/>
           <w:p>
             <w:pPr>
               <w:pStyle w:val="Compact"/>
@@ -3153,7 +3200,6 @@
       </w:tr>
       <w:tr>
         <w:tc>
-          <w:tcPr/>
           <w:p>
             <w:pPr>
               <w:pStyle w:val="Compact"/>
@@ -3165,7 +3211,6 @@
           </w:p>
         </w:tc>
         <w:tc>
-          <w:tcPr/>
           <w:p>
             <w:pPr>
               <w:pStyle w:val="Compact"/>
@@ -3180,7 +3225,6 @@
           </w:p>
         </w:tc>
         <w:tc>
-          <w:tcPr/>
           <w:p>
             <w:pPr>
               <w:pStyle w:val="Compact"/>
@@ -3192,7 +3236,6 @@
           </w:p>
         </w:tc>
         <w:tc>
-          <w:tcPr/>
           <w:p>
             <w:pPr>
               <w:pStyle w:val="Compact"/>
@@ -3204,7 +3247,6 @@
           </w:p>
         </w:tc>
         <w:tc>
-          <w:tcPr/>
           <w:p>
             <w:pPr>
               <w:pStyle w:val="Compact"/>
@@ -3218,7 +3260,6 @@
             </w:r>
             <w:r>
               <w:rPr>
-                <w:iCs/>
                 <w:i/>
               </w:rPr>
               <w:t xml:space="preserve">n</w:t>
@@ -3230,11 +3271,11 @@
         </w:tc>
       </w:tr>
     </w:tbl>
-    <w:bookmarkStart w:id="31" w:name="clicinfo-0x000"/>
     <w:p>
       <w:pPr>
         <w:pStyle w:val="Heading3"/>
       </w:pPr>
+      <w:bookmarkStart w:id="33" w:name="Xe7807f880716e7ddc6aaade474d99d61a6ba30d"/>
       <w:r>
         <w:t xml:space="preserve">6.1</w:t>
       </w:r>
@@ -3253,26 +3294,26 @@
       <w:r>
         <w:t xml:space="preserve">(0x000)</w:t>
       </w:r>
+      <w:bookmarkEnd w:id="33"/>
     </w:p>
     <w:tbl>
       <w:tblPr>
         <w:tblStyle w:val="Table"/>
-        <w:tblW w:type="auto" w:w="0"/>
-        <w:tblLook w:firstRow="1" w:lastRow="0" w:firstColumn="0" w:lastColumn="0" w:noHBand="0" w:noVBand="0" w:val="0020"/>
-        <w:jc w:val="start"/>
+        <w:tblW w:type="pct" w:w="0.0"/>
+        <w:tblLook w:firstRow="1"/>
       </w:tblPr>
-      <w:tblGrid>
-        <w:gridCol w:w="1980"/>
-        <w:gridCol w:w="1980"/>
-        <w:gridCol w:w="1980"/>
-        <w:gridCol w:w="1980"/>
-      </w:tblGrid>
+      <w:tblGrid/>
       <w:tr>
         <w:trPr>
-          <w:tblHeader w:val="true"/>
+          <w:cnfStyle w:firstRow="1"/>
         </w:trPr>
         <w:tc>
-          <w:tcPr/>
+          <w:tcPr>
+            <w:tcBorders>
+              <w:bottom w:val="single"/>
+            </w:tcBorders>
+            <w:vAlign w:val="bottom"/>
+          </w:tcPr>
           <w:p>
             <w:pPr>
               <w:pStyle w:val="Compact"/>
@@ -3284,7 +3325,12 @@
           </w:p>
         </w:tc>
         <w:tc>
-          <w:tcPr/>
+          <w:tcPr>
+            <w:tcBorders>
+              <w:bottom w:val="single"/>
+            </w:tcBorders>
+            <w:vAlign w:val="bottom"/>
+          </w:tcPr>
           <w:p>
             <w:pPr>
               <w:pStyle w:val="Compact"/>
@@ -3296,7 +3342,12 @@
           </w:p>
         </w:tc>
         <w:tc>
-          <w:tcPr/>
+          <w:tcPr>
+            <w:tcBorders>
+              <w:bottom w:val="single"/>
+            </w:tcBorders>
+            <w:vAlign w:val="bottom"/>
+          </w:tcPr>
           <w:p>
             <w:pPr>
               <w:pStyle w:val="Compact"/>
@@ -3308,7 +3359,12 @@
           </w:p>
         </w:tc>
         <w:tc>
-          <w:tcPr/>
+          <w:tcPr>
+            <w:tcBorders>
+              <w:bottom w:val="single"/>
+            </w:tcBorders>
+            <w:vAlign w:val="bottom"/>
+          </w:tcPr>
           <w:p>
             <w:pPr>
               <w:pStyle w:val="Compact"/>
@@ -3322,7 +3378,6 @@
       </w:tr>
       <w:tr>
         <w:tc>
-          <w:tcPr/>
           <w:p>
             <w:pPr>
               <w:pStyle w:val="Compact"/>
@@ -3334,7 +3389,6 @@
           </w:p>
         </w:tc>
         <w:tc>
-          <w:tcPr/>
           <w:p>
             <w:pPr>
               <w:pStyle w:val="Compact"/>
@@ -3349,7 +3403,6 @@
           </w:p>
         </w:tc>
         <w:tc>
-          <w:tcPr/>
           <w:p>
             <w:pPr>
               <w:pStyle w:val="Compact"/>
@@ -3361,7 +3414,6 @@
           </w:p>
         </w:tc>
         <w:tc>
-          <w:tcPr/>
           <w:p>
             <w:pPr>
               <w:pStyle w:val="Compact"/>
@@ -3375,7 +3427,6 @@
       </w:tr>
       <w:tr>
         <w:tc>
-          <w:tcPr/>
           <w:p>
             <w:pPr>
               <w:pStyle w:val="Compact"/>
@@ -3387,7 +3438,6 @@
           </w:p>
         </w:tc>
         <w:tc>
-          <w:tcPr/>
           <w:p>
             <w:pPr>
               <w:pStyle w:val="Compact"/>
@@ -3402,7 +3452,6 @@
           </w:p>
         </w:tc>
         <w:tc>
-          <w:tcPr/>
           <w:p>
             <w:pPr>
               <w:pStyle w:val="Compact"/>
@@ -3414,17 +3463,11 @@
           </w:p>
         </w:tc>
         <w:tc>
-          <w:tcPr/>
-          <w:p>
-            <w:pPr>
-              <w:pStyle w:val="Compact"/>
-            </w:pPr>
-          </w:p>
+          <w:p/>
         </w:tc>
       </w:tr>
       <w:tr>
         <w:tc>
-          <w:tcPr/>
           <w:p>
             <w:pPr>
               <w:pStyle w:val="Compact"/>
@@ -3436,7 +3479,6 @@
           </w:p>
         </w:tc>
         <w:tc>
-          <w:tcPr/>
           <w:p>
             <w:pPr>
               <w:pStyle w:val="Compact"/>
@@ -3451,7 +3493,6 @@
           </w:p>
         </w:tc>
         <w:tc>
-          <w:tcPr/>
           <w:p>
             <w:pPr>
               <w:pStyle w:val="Compact"/>
@@ -3463,7 +3504,6 @@
           </w:p>
         </w:tc>
         <w:tc>
-          <w:tcPr/>
           <w:p>
             <w:pPr>
               <w:pStyle w:val="Compact"/>
@@ -3477,7 +3517,6 @@
       </w:tr>
       <w:tr>
         <w:tc>
-          <w:tcPr/>
           <w:p>
             <w:pPr>
               <w:pStyle w:val="Compact"/>
@@ -3489,7 +3528,6 @@
           </w:p>
         </w:tc>
         <w:tc>
-          <w:tcPr/>
           <w:p>
             <w:pPr>
               <w:pStyle w:val="Compact"/>
@@ -3501,7 +3539,6 @@
           </w:p>
         </w:tc>
         <w:tc>
-          <w:tcPr/>
           <w:p>
             <w:pPr>
               <w:pStyle w:val="Compact"/>
@@ -3513,21 +3550,15 @@
           </w:p>
         </w:tc>
         <w:tc>
-          <w:tcPr/>
-          <w:p>
-            <w:pPr>
-              <w:pStyle w:val="Compact"/>
-            </w:pPr>
-          </w:p>
+          <w:p/>
         </w:tc>
       </w:tr>
     </w:tbl>
-    <w:bookmarkEnd w:id="31"/>
-    <w:bookmarkStart w:id="32" w:name="clicie-0x004"/>
     <w:p>
       <w:pPr>
         <w:pStyle w:val="Heading3"/>
       </w:pPr>
+      <w:bookmarkStart w:id="34" w:name="X1f1549970b2174537b5dbdee1f88124898a2016"/>
       <w:r>
         <w:t xml:space="preserve">6.2</w:t>
       </w:r>
@@ -3546,6 +3577,7 @@
       <w:r>
         <w:t xml:space="preserve">(0x004)</w:t>
       </w:r>
+      <w:bookmarkEnd w:id="34"/>
     </w:p>
     <w:p>
       <w:pPr>
@@ -3553,7 +3585,6 @@
       </w:pPr>
       <w:r>
         <w:rPr>
-          <w:bCs/>
           <w:b/>
         </w:rPr>
         <w:t xml:space="preserve">[N-6.1]</w:t>
@@ -3589,7 +3620,6 @@
       </w:pPr>
       <w:r>
         <w:rPr>
-          <w:bCs/>
           <w:b/>
         </w:rPr>
         <w:t xml:space="preserve">[N-6.2]</w:t>
@@ -3607,7 +3637,6 @@
       </w:pPr>
       <w:r>
         <w:rPr>
-          <w:bCs/>
           <w:b/>
         </w:rPr>
         <w:t xml:space="preserve">[N-6.3]</w:t>
@@ -3616,13 +3645,97 @@
         <w:t xml:space="preserve"> </w:t>
       </w:r>
       <w:r>
-        <w:t xml:space="preserve">Bits 13 and 14 are hardwired to zero and ignore writes: ID 13 is reserved by</w:t>
-      </w:r>
-      <w:r>
-        <w:t xml:space="preserve"> </w:t>
-      </w:r>
-      <w:r>
-        <w:t xml:space="preserve">ADR-0010 and ID 14 by ADR-0020. Reserved-and-unwritable rather than merely unassigned,</w:t>
+        <w:t xml:space="preserve">Bit 7 and bits 31:23 are hardwired to zero and ignore writes. ID 7 is</w:t>
+      </w:r>
+      <w:r>
+        <w:t xml:space="preserve"> </w:t>
+      </w:r>
+      <w:r>
+        <w:t xml:space="preserve">reserved because the core reports a CLIC interrupt as</w:t>
+      </w:r>
+      <w:r>
+        <w:t xml:space="preserve"> </w:t>
+      </w:r>
+      <w:r>
+        <w:rPr>
+          <w:rStyle w:val="VerbatimChar"/>
+        </w:rPr>
+        <w:t xml:space="preserve">mcause = 0x8000_0000 | ID</w:t>
+      </w:r>
+      <w:r>
+        <w:t xml:space="preserve">, and</w:t>
+      </w:r>
+      <w:r>
+        <w:t xml:space="preserve"> </w:t>
+      </w:r>
+      <w:r>
+        <w:rPr>
+          <w:rStyle w:val="VerbatimChar"/>
+        </w:rPr>
+        <w:t xml:space="preserve">0x8000_0007</w:t>
+      </w:r>
+      <w:r>
+        <w:t xml:space="preserve"> </w:t>
+      </w:r>
+      <w:r>
+        <w:t xml:space="preserve">is the machine-timer cause (</w:t>
+      </w:r>
+      <w:r>
+        <w:rPr>
+          <w:rStyle w:val="VerbatimChar"/>
+        </w:rPr>
+        <w:t xml:space="preserve">Docs/BUGS.md</w:t>
+      </w:r>
+      <w:r>
+        <w:t xml:space="preserve"> </w:t>
+      </w:r>
+      <w:r>
+        <w:t xml:space="preserve">INT-2). IDs 23–31 have no source.</w:t>
+      </w:r>
+      <w:r>
+        <w:t xml:space="preserve"> </w:t>
+      </w:r>
+      <w:r>
+        <w:t xml:space="preserve">The enable mask is generated from the ID map (</w:t>
+      </w:r>
+      <w:r>
+        <w:rPr>
+          <w:rStyle w:val="VerbatimChar"/>
+        </w:rPr>
+        <w:t xml:space="preserve">GARUDA_CLIC_ID_MASK</w:t>
+      </w:r>
+      <w:r>
+        <w:t xml:space="preserve"> </w:t>
+      </w:r>
+      <w:r>
+        <w:t xml:space="preserve">=</w:t>
+      </w:r>
+      <w:r>
+        <w:t xml:space="preserve"> </w:t>
+      </w:r>
+      <w:r>
+        <w:rPr>
+          <w:rStyle w:val="VerbatimChar"/>
+        </w:rPr>
+        <w:t xml:space="preserve">0x007F_FF7E</w:t>
+      </w:r>
+      <w:r>
+        <w:t xml:space="preserve">,</w:t>
+      </w:r>
+      <w:r>
+        <w:t xml:space="preserve"> </w:t>
+      </w:r>
+      <w:r>
+        <w:rPr>
+          <w:rStyle w:val="VerbatimChar"/>
+        </w:rPr>
+        <w:t xml:space="preserve">Docs/BUGS.md</w:t>
+      </w:r>
+      <w:r>
+        <w:t xml:space="preserve"> </w:t>
+      </w:r>
+      <w:r>
+        <w:t xml:space="preserve">INT-3). Reserved-and-unwritable rather than merely unassigned,</w:t>
       </w:r>
       <w:r>
         <w:t xml:space="preserve"> </w:t>
@@ -3637,12 +3750,11 @@
         <w:t xml:space="preserve">debugging engineer then spends an afternoon on.</w:t>
       </w:r>
     </w:p>
-    <w:bookmarkEnd w:id="32"/>
-    <w:bookmarkStart w:id="33" w:name="clicip-0x008"/>
     <w:p>
       <w:pPr>
         <w:pStyle w:val="Heading3"/>
       </w:pPr>
+      <w:bookmarkStart w:id="35" w:name="Xeb62aa6fb391c579e25edb8befc86f25858fa5e"/>
       <w:r>
         <w:t xml:space="preserve">6.3</w:t>
       </w:r>
@@ -3661,6 +3773,7 @@
       <w:r>
         <w:t xml:space="preserve">(0x008)</w:t>
       </w:r>
+      <w:bookmarkEnd w:id="35"/>
     </w:p>
     <w:p>
       <w:pPr>
@@ -3668,7 +3781,6 @@
       </w:pPr>
       <w:r>
         <w:rPr>
-          <w:bCs/>
           <w:b/>
         </w:rPr>
         <w:t xml:space="preserve">[N-6.4]</w:t>
@@ -3692,7 +3804,6 @@
       </w:pPr>
       <w:r>
         <w:rPr>
-          <w:bCs/>
           <w:b/>
         </w:rPr>
         <w:t xml:space="preserve">[N-6.5]</w:t>
@@ -3722,12 +3833,11 @@
         <w:t xml:space="preserve">peripheral, which is what its own register map provides.</w:t>
       </w:r>
     </w:p>
-    <w:bookmarkEnd w:id="33"/>
-    <w:bookmarkStart w:id="34" w:name="clicintcfgn-0x100-4n"/>
     <w:p>
       <w:pPr>
         <w:pStyle w:val="Heading3"/>
       </w:pPr>
+      <w:bookmarkStart w:id="36" w:name="Xc6cbe2cdc19857e3cdecc2146e1cfdb6e6d052e"/>
       <w:r>
         <w:t xml:space="preserve">6.4</w:t>
       </w:r>
@@ -3746,25 +3856,26 @@
       <w:r>
         <w:t xml:space="preserve">(0x100 + 4n)</w:t>
       </w:r>
+      <w:bookmarkEnd w:id="36"/>
     </w:p>
     <w:tbl>
       <w:tblPr>
         <w:tblStyle w:val="Table"/>
-        <w:tblW w:type="auto" w:w="0"/>
-        <w:tblLook w:firstRow="1" w:lastRow="0" w:firstColumn="0" w:lastColumn="0" w:noHBand="0" w:noVBand="0" w:val="0020"/>
-        <w:jc w:val="start"/>
+        <w:tblW w:type="pct" w:w="0.0"/>
+        <w:tblLook w:firstRow="1"/>
       </w:tblPr>
-      <w:tblGrid>
-        <w:gridCol w:w="2640"/>
-        <w:gridCol w:w="2640"/>
-        <w:gridCol w:w="2640"/>
-      </w:tblGrid>
+      <w:tblGrid/>
       <w:tr>
         <w:trPr>
-          <w:tblHeader w:val="true"/>
+          <w:cnfStyle w:firstRow="1"/>
         </w:trPr>
         <w:tc>
-          <w:tcPr/>
+          <w:tcPr>
+            <w:tcBorders>
+              <w:bottom w:val="single"/>
+            </w:tcBorders>
+            <w:vAlign w:val="bottom"/>
+          </w:tcPr>
           <w:p>
             <w:pPr>
               <w:pStyle w:val="Compact"/>
@@ -3776,7 +3887,12 @@
           </w:p>
         </w:tc>
         <w:tc>
-          <w:tcPr/>
+          <w:tcPr>
+            <w:tcBorders>
+              <w:bottom w:val="single"/>
+            </w:tcBorders>
+            <w:vAlign w:val="bottom"/>
+          </w:tcPr>
           <w:p>
             <w:pPr>
               <w:pStyle w:val="Compact"/>
@@ -3788,7 +3904,12 @@
           </w:p>
         </w:tc>
         <w:tc>
-          <w:tcPr/>
+          <w:tcPr>
+            <w:tcBorders>
+              <w:bottom w:val="single"/>
+            </w:tcBorders>
+            <w:vAlign w:val="bottom"/>
+          </w:tcPr>
           <w:p>
             <w:pPr>
               <w:pStyle w:val="Compact"/>
@@ -3802,7 +3923,6 @@
       </w:tr>
       <w:tr>
         <w:tc>
-          <w:tcPr/>
           <w:p>
             <w:pPr>
               <w:pStyle w:val="Compact"/>
@@ -3814,7 +3934,6 @@
           </w:p>
         </w:tc>
         <w:tc>
-          <w:tcPr/>
           <w:p>
             <w:pPr>
               <w:pStyle w:val="Compact"/>
@@ -3829,7 +3948,6 @@
           </w:p>
         </w:tc>
         <w:tc>
-          <w:tcPr/>
           <w:p>
             <w:pPr>
               <w:pStyle w:val="Compact"/>
@@ -3848,7 +3966,6 @@
       </w:pPr>
       <w:r>
         <w:rPr>
-          <w:bCs/>
           <w:b/>
         </w:rPr>
         <w:t xml:space="preserve">[N-6.6]</w:t>
@@ -3902,7 +4019,6 @@
       </w:pPr>
       <w:r>
         <w:rPr>
-          <w:bCs/>
           <w:b/>
         </w:rPr>
         <w:t xml:space="preserve">[N-6.7]</w:t>
@@ -3933,7 +4049,6 @@
       </w:r>
       <w:r>
         <w:rPr>
-          <w:iCs/>
           <w:i/>
         </w:rPr>
         <w:t xml:space="preserve">n</w:t>
@@ -3961,7 +4076,6 @@
       </w:r>
       <w:r>
         <w:rPr>
-          <w:iCs/>
           <w:i/>
         </w:rPr>
         <w:t xml:space="preserve">being serviced</w:t>
@@ -3985,7 +4099,7 @@
         <w:t xml:space="preserve"> </w:t>
       </w:r>
       <w:r>
-        <w:t xml:space="preserve">comparison for nested interrupts and is firmware’s responsibility.</w:t>
+        <w:t xml:space="preserve">comparison for nested interrupts and is firmware's responsibility.</w:t>
       </w:r>
     </w:p>
     <w:p>
@@ -3994,7 +4108,6 @@
       </w:pPr>
       <w:r>
         <w:rPr>
-          <w:bCs/>
           <w:b/>
         </w:rPr>
         <w:t xml:space="preserve">[N-6.8]</w:t>
@@ -4012,7 +4125,7 @@
         <w:t xml:space="preserve"> </w:t>
       </w:r>
       <w:r>
-        <w:t xml:space="preserve">for IDs 0, 13, 14 and 23–31 is writable but has no effect, as those</w:t>
+        <w:t xml:space="preserve">for IDs 0, 7 and 23–31 is writable but has no effect, as those</w:t>
       </w:r>
       <w:r>
         <w:t xml:space="preserve"> </w:t>
@@ -4021,15 +4134,15 @@
         <w:t xml:space="preserve">IDs can never be enabled.</w:t>
       </w:r>
     </w:p>
-    <w:bookmarkEnd w:id="34"/>
-    <w:bookmarkStart w:id="35" w:name="id-map"/>
     <w:p>
       <w:pPr>
         <w:pStyle w:val="Heading3"/>
       </w:pPr>
+      <w:bookmarkStart w:id="37" w:name="X035148b99213652b013c003b55b5c873bda3097"/>
       <w:r>
         <w:t xml:space="preserve">6.5 ID map</w:t>
       </w:r>
+      <w:bookmarkEnd w:id="37"/>
     </w:p>
     <w:p>
       <w:pPr>
@@ -4063,21 +4176,21 @@
     <w:tbl>
       <w:tblPr>
         <w:tblStyle w:val="Table"/>
-        <w:tblW w:type="auto" w:w="0"/>
-        <w:tblLook w:firstRow="1" w:lastRow="0" w:firstColumn="0" w:lastColumn="0" w:noHBand="0" w:noVBand="0" w:val="0020"/>
-        <w:jc w:val="start"/>
+        <w:tblW w:type="pct" w:w="0.0"/>
+        <w:tblLook w:firstRow="1"/>
       </w:tblPr>
-      <w:tblGrid>
-        <w:gridCol w:w="2640"/>
-        <w:gridCol w:w="2640"/>
-        <w:gridCol w:w="2640"/>
-      </w:tblGrid>
+      <w:tblGrid/>
       <w:tr>
         <w:trPr>
-          <w:tblHeader w:val="true"/>
+          <w:cnfStyle w:firstRow="1"/>
         </w:trPr>
         <w:tc>
-          <w:tcPr/>
+          <w:tcPr>
+            <w:tcBorders>
+              <w:bottom w:val="single"/>
+            </w:tcBorders>
+            <w:vAlign w:val="bottom"/>
+          </w:tcPr>
           <w:p>
             <w:pPr>
               <w:pStyle w:val="Compact"/>
@@ -4089,7 +4202,12 @@
           </w:p>
         </w:tc>
         <w:tc>
-          <w:tcPr/>
+          <w:tcPr>
+            <w:tcBorders>
+              <w:bottom w:val="single"/>
+            </w:tcBorders>
+            <w:vAlign w:val="bottom"/>
+          </w:tcPr>
           <w:p>
             <w:pPr>
               <w:pStyle w:val="Compact"/>
@@ -4101,7 +4219,12 @@
           </w:p>
         </w:tc>
         <w:tc>
-          <w:tcPr/>
+          <w:tcPr>
+            <w:tcBorders>
+              <w:bottom w:val="single"/>
+            </w:tcBorders>
+            <w:vAlign w:val="bottom"/>
+          </w:tcPr>
           <w:p>
             <w:pPr>
               <w:pStyle w:val="Compact"/>
@@ -4115,7 +4238,6 @@
       </w:tr>
       <w:tr>
         <w:tc>
-          <w:tcPr/>
           <w:p>
             <w:pPr>
               <w:pStyle w:val="Compact"/>
@@ -4127,7 +4249,6 @@
           </w:p>
         </w:tc>
         <w:tc>
-          <w:tcPr/>
           <w:p>
             <w:pPr>
               <w:pStyle w:val="Compact"/>
@@ -4135,7 +4256,6 @@
             </w:pPr>
             <w:r>
               <w:rPr>
-                <w:bCs/>
                 <w:b/>
               </w:rPr>
               <w:t xml:space="preserve">permanently unassigned sentinel</w:t>
@@ -4143,7 +4263,6 @@
           </w:p>
         </w:tc>
         <w:tc>
-          <w:tcPr/>
           <w:p>
             <w:pPr>
               <w:pStyle w:val="Compact"/>
@@ -4157,7 +4276,6 @@
       </w:tr>
       <w:tr>
         <w:tc>
-          <w:tcPr/>
           <w:p>
             <w:pPr>
               <w:pStyle w:val="Compact"/>
@@ -4169,7 +4287,6 @@
           </w:p>
         </w:tc>
         <w:tc>
-          <w:tcPr/>
           <w:p>
             <w:pPr>
               <w:pStyle w:val="Compact"/>
@@ -4181,7 +4298,6 @@
           </w:p>
         </w:tc>
         <w:tc>
-          <w:tcPr/>
           <w:p>
             <w:pPr>
               <w:pStyle w:val="Compact"/>
@@ -4195,83 +4311,106 @@
       </w:tr>
       <w:tr>
         <w:tc>
-          <w:tcPr/>
-          <w:p>
-            <w:pPr>
-              <w:pStyle w:val="Compact"/>
-              <w:jc w:val="left"/>
-            </w:pPr>
-            <w:r>
-              <w:t xml:space="preserve">7–12</w:t>
-            </w:r>
-          </w:p>
-        </w:tc>
-        <w:tc>
-          <w:tcPr/>
-          <w:p>
-            <w:pPr>
-              <w:pStyle w:val="Compact"/>
-              <w:jc w:val="left"/>
-            </w:pPr>
-            <w:r>
-              <w:t xml:space="preserve">DMA channel 0–5 error</w:t>
-            </w:r>
-          </w:p>
-        </w:tc>
-        <w:tc>
-          <w:tcPr/>
-          <w:p>
-            <w:pPr>
-              <w:pStyle w:val="Compact"/>
-              <w:jc w:val="left"/>
-            </w:pPr>
-            <w:r>
-              <w:t xml:space="preserve">9</w:t>
+          <w:p>
+            <w:pPr>
+              <w:pStyle w:val="Compact"/>
+              <w:jc w:val="left"/>
+            </w:pPr>
+            <w:r>
+              <w:t xml:space="preserve">7</w:t>
+            </w:r>
+          </w:p>
+        </w:tc>
+        <w:tc>
+          <w:p>
+            <w:pPr>
+              <w:pStyle w:val="Compact"/>
+              <w:jc w:val="left"/>
+            </w:pPr>
+            <w:r>
+              <w:rPr>
+                <w:b/>
+              </w:rPr>
+              <w:t xml:space="preserve">reserved</w:t>
+            </w:r>
+            <w:r>
+              <w:t xml:space="preserve">:</w:t>
+            </w:r>
+            <w:r>
+              <w:t xml:space="preserve"> </w:t>
+            </w:r>
+            <w:r>
+              <w:rPr>
+                <w:rStyle w:val="VerbatimChar"/>
+              </w:rPr>
+              <w:t xml:space="preserve">mcause</w:t>
+            </w:r>
+            <w:r>
+              <w:t xml:space="preserve"> </w:t>
+            </w:r>
+            <w:r>
+              <w:rPr>
+                <w:rStyle w:val="VerbatimChar"/>
+              </w:rPr>
+              <w:t xml:space="preserve">0x8000_0007</w:t>
+            </w:r>
+            <w:r>
+              <w:t xml:space="preserve"> </w:t>
+            </w:r>
+            <w:r>
+              <w:t xml:space="preserve">is the machine timer (INT-2)</w:t>
+            </w:r>
+          </w:p>
+        </w:tc>
+        <w:tc>
+          <w:p>
+            <w:pPr>
+              <w:pStyle w:val="Compact"/>
+              <w:jc w:val="left"/>
+            </w:pPr>
+            <w:r>
+              <w:t xml:space="preserve">—</w:t>
             </w:r>
           </w:p>
         </w:tc>
       </w:tr>
       <w:tr>
         <w:tc>
-          <w:tcPr/>
-          <w:p>
-            <w:pPr>
-              <w:pStyle w:val="Compact"/>
-              <w:jc w:val="left"/>
-            </w:pPr>
-            <w:r>
-              <w:t xml:space="preserve">13</w:t>
-            </w:r>
-          </w:p>
-        </w:tc>
-        <w:tc>
-          <w:tcPr/>
-          <w:p>
-            <w:pPr>
-              <w:pStyle w:val="Compact"/>
-              <w:jc w:val="left"/>
-            </w:pPr>
-            <w:r>
-              <w:t xml:space="preserve">reserved (freed by ADR-0010)</w:t>
-            </w:r>
-          </w:p>
-        </w:tc>
-        <w:tc>
-          <w:tcPr/>
-          <w:p>
-            <w:pPr>
-              <w:pStyle w:val="Compact"/>
-              <w:jc w:val="left"/>
-            </w:pPr>
-            <w:r>
-              <w:t xml:space="preserve">—</w:t>
+          <w:p>
+            <w:pPr>
+              <w:pStyle w:val="Compact"/>
+              <w:jc w:val="left"/>
+            </w:pPr>
+            <w:r>
+              <w:t xml:space="preserve">8–13</w:t>
+            </w:r>
+          </w:p>
+        </w:tc>
+        <w:tc>
+          <w:p>
+            <w:pPr>
+              <w:pStyle w:val="Compact"/>
+              <w:jc w:val="left"/>
+            </w:pPr>
+            <w:r>
+              <w:t xml:space="preserve">DMA channel 0–5 error</w:t>
+            </w:r>
+          </w:p>
+        </w:tc>
+        <w:tc>
+          <w:p>
+            <w:pPr>
+              <w:pStyle w:val="Compact"/>
+              <w:jc w:val="left"/>
+            </w:pPr>
+            <w:r>
+              <w:t xml:space="preserve">9</w:t>
             </w:r>
           </w:p>
         </w:tc>
       </w:tr>
       <w:tr>
         <w:tc>
-          <w:tcPr/>
           <w:p>
             <w:pPr>
               <w:pStyle w:val="Compact"/>
@@ -4283,33 +4422,39 @@
           </w:p>
         </w:tc>
         <w:tc>
-          <w:tcPr/>
-          <w:p>
-            <w:pPr>
-              <w:pStyle w:val="Compact"/>
-              <w:jc w:val="left"/>
-            </w:pPr>
-            <w:r>
-              <w:t xml:space="preserve">reserved (freed by ADR-0020)</w:t>
-            </w:r>
-          </w:p>
-        </w:tc>
-        <w:tc>
-          <w:tcPr/>
-          <w:p>
-            <w:pPr>
-              <w:pStyle w:val="Compact"/>
-              <w:jc w:val="left"/>
-            </w:pPr>
-            <w:r>
-              <w:t xml:space="preserve">—</w:t>
+          <w:p>
+            <w:pPr>
+              <w:pStyle w:val="Compact"/>
+              <w:jc w:val="left"/>
+            </w:pPr>
+            <w:r>
+              <w:rPr>
+                <w:rStyle w:val="VerbatimChar"/>
+              </w:rPr>
+              <w:t xml:space="preserve">spi_slave</w:t>
+            </w:r>
+            <w:r>
+              <w:t xml:space="preserve"> </w:t>
+            </w:r>
+            <w:r>
+              <w:t xml:space="preserve">(ADR-0020 Rev 2)</w:t>
+            </w:r>
+          </w:p>
+        </w:tc>
+        <w:tc>
+          <w:p>
+            <w:pPr>
+              <w:pStyle w:val="Compact"/>
+              <w:jc w:val="left"/>
+            </w:pPr>
+            <w:r>
+              <w:t xml:space="preserve">14</w:t>
             </w:r>
           </w:p>
         </w:tc>
       </w:tr>
       <w:tr>
         <w:tc>
-          <w:tcPr/>
           <w:p>
             <w:pPr>
               <w:pStyle w:val="Compact"/>
@@ -4321,7 +4466,6 @@
           </w:p>
         </w:tc>
         <w:tc>
-          <w:tcPr/>
           <w:p>
             <w:pPr>
               <w:pStyle w:val="Compact"/>
@@ -4336,7 +4480,6 @@
           </w:p>
         </w:tc>
         <w:tc>
-          <w:tcPr/>
           <w:p>
             <w:pPr>
               <w:pStyle w:val="Compact"/>
@@ -4350,7 +4493,6 @@
       </w:tr>
       <w:tr>
         <w:tc>
-          <w:tcPr/>
           <w:p>
             <w:pPr>
               <w:pStyle w:val="Compact"/>
@@ -4362,7 +4504,6 @@
           </w:p>
         </w:tc>
         <w:tc>
-          <w:tcPr/>
           <w:p>
             <w:pPr>
               <w:pStyle w:val="Compact"/>
@@ -4377,7 +4518,6 @@
           </w:p>
         </w:tc>
         <w:tc>
-          <w:tcPr/>
           <w:p>
             <w:pPr>
               <w:pStyle w:val="Compact"/>
@@ -4391,7 +4531,6 @@
       </w:tr>
       <w:tr>
         <w:tc>
-          <w:tcPr/>
           <w:p>
             <w:pPr>
               <w:pStyle w:val="Compact"/>
@@ -4403,7 +4542,6 @@
           </w:p>
         </w:tc>
         <w:tc>
-          <w:tcPr/>
           <w:p>
             <w:pPr>
               <w:pStyle w:val="Compact"/>
@@ -4424,7 +4562,6 @@
           </w:p>
         </w:tc>
         <w:tc>
-          <w:tcPr/>
           <w:p>
             <w:pPr>
               <w:pStyle w:val="Compact"/>
@@ -4438,7 +4575,6 @@
       </w:tr>
       <w:tr>
         <w:tc>
-          <w:tcPr/>
           <w:p>
             <w:pPr>
               <w:pStyle w:val="Compact"/>
@@ -4450,7 +4586,6 @@
           </w:p>
         </w:tc>
         <w:tc>
-          <w:tcPr/>
           <w:p>
             <w:pPr>
               <w:pStyle w:val="Compact"/>
@@ -4471,7 +4606,6 @@
           </w:p>
         </w:tc>
         <w:tc>
-          <w:tcPr/>
           <w:p>
             <w:pPr>
               <w:pStyle w:val="Compact"/>
@@ -4485,7 +4619,6 @@
       </w:tr>
       <w:tr>
         <w:tc>
-          <w:tcPr/>
           <w:p>
             <w:pPr>
               <w:pStyle w:val="Compact"/>
@@ -4497,7 +4630,6 @@
           </w:p>
         </w:tc>
         <w:tc>
-          <w:tcPr/>
           <w:p>
             <w:pPr>
               <w:pStyle w:val="Compact"/>
@@ -4518,7 +4650,6 @@
           </w:p>
         </w:tc>
         <w:tc>
-          <w:tcPr/>
           <w:p>
             <w:pPr>
               <w:pStyle w:val="Compact"/>
@@ -4532,7 +4663,6 @@
       </w:tr>
       <w:tr>
         <w:tc>
-          <w:tcPr/>
           <w:p>
             <w:pPr>
               <w:pStyle w:val="Compact"/>
@@ -4544,7 +4674,6 @@
           </w:p>
         </w:tc>
         <w:tc>
-          <w:tcPr/>
           <w:p>
             <w:pPr>
               <w:pStyle w:val="Compact"/>
@@ -4565,7 +4694,6 @@
           </w:p>
         </w:tc>
         <w:tc>
-          <w:tcPr/>
           <w:p>
             <w:pPr>
               <w:pStyle w:val="Compact"/>
@@ -4579,7 +4707,6 @@
       </w:tr>
       <w:tr>
         <w:tc>
-          <w:tcPr/>
           <w:p>
             <w:pPr>
               <w:pStyle w:val="Compact"/>
@@ -4591,7 +4718,6 @@
           </w:p>
         </w:tc>
         <w:tc>
-          <w:tcPr/>
           <w:p>
             <w:pPr>
               <w:pStyle w:val="Compact"/>
@@ -4612,7 +4738,6 @@
           </w:p>
         </w:tc>
         <w:tc>
-          <w:tcPr/>
           <w:p>
             <w:pPr>
               <w:pStyle w:val="Compact"/>
@@ -4626,7 +4751,6 @@
       </w:tr>
       <w:tr>
         <w:tc>
-          <w:tcPr/>
           <w:p>
             <w:pPr>
               <w:pStyle w:val="Compact"/>
@@ -4638,7 +4762,6 @@
           </w:p>
         </w:tc>
         <w:tc>
-          <w:tcPr/>
           <w:p>
             <w:pPr>
               <w:pStyle w:val="Compact"/>
@@ -4650,7 +4773,6 @@
           </w:p>
         </w:tc>
         <w:tc>
-          <w:tcPr/>
           <w:p>
             <w:pPr>
               <w:pStyle w:val="Compact"/>
@@ -4664,7 +4786,6 @@
       </w:tr>
       <w:tr>
         <w:tc>
-          <w:tcPr/>
           <w:p>
             <w:pPr>
               <w:pStyle w:val="Compact"/>
@@ -4676,7 +4797,6 @@
           </w:p>
         </w:tc>
         <w:tc>
-          <w:tcPr/>
           <w:p>
             <w:pPr>
               <w:pStyle w:val="Compact"/>
@@ -4688,7 +4808,6 @@
           </w:p>
         </w:tc>
         <w:tc>
-          <w:tcPr/>
           <w:p>
             <w:pPr>
               <w:pStyle w:val="Compact"/>
@@ -4708,25 +4827,25 @@
         </w:pict>
       </w:r>
     </w:p>
-    <w:bookmarkEnd w:id="35"/>
-    <w:bookmarkEnd w:id="36"/>
-    <w:bookmarkStart w:id="44" w:name="functional-description"/>
     <w:p>
       <w:pPr>
         <w:pStyle w:val="Heading2"/>
       </w:pPr>
+      <w:bookmarkStart w:id="38" w:name="X43b40caff11aa9e2dfba708922741378dc13e92"/>
       <w:r>
         <w:t xml:space="preserve">7 Functional description</w:t>
       </w:r>
-    </w:p>
-    <w:bookmarkStart w:id="37" w:name="pending"/>
+      <w:bookmarkEnd w:id="38"/>
+    </w:p>
     <w:p>
       <w:pPr>
         <w:pStyle w:val="Heading3"/>
       </w:pPr>
+      <w:bookmarkStart w:id="39" w:name="Xbee402f0b8ca648dfd17ecd485b05efe1f298f1"/>
       <w:r>
         <w:t xml:space="preserve">7.1 Pending</w:t>
       </w:r>
+      <w:bookmarkEnd w:id="39"/>
     </w:p>
     <w:p>
       <w:pPr>
@@ -4734,7 +4853,6 @@
       </w:pPr>
       <w:r>
         <w:rPr>
-          <w:bCs/>
           <w:b/>
         </w:rPr>
         <w:t xml:space="preserve">[N-7.1]</w:t>
@@ -4785,7 +4903,7 @@
         <w:t xml:space="preserve"> </w:t>
       </w:r>
       <w:r>
-        <w:t xml:space="preserve">domain — the peripherals’</w:t>
+        <w:t xml:space="preserve">domain — the peripherals'</w:t>
       </w:r>
       <w:r>
         <w:t xml:space="preserve"> </w:t>
@@ -4839,15 +4957,15 @@
         <w:t xml:space="preserve">§7.2), so no CDC is needed.</w:t>
       </w:r>
     </w:p>
-    <w:bookmarkEnd w:id="37"/>
-    <w:bookmarkStart w:id="38" w:name="level-triggering-fixed-in-hardware"/>
     <w:p>
       <w:pPr>
         <w:pStyle w:val="Heading3"/>
       </w:pPr>
+      <w:bookmarkStart w:id="40" w:name="X6e42fe90419aecd2456159aaeb3caad99ef71bf"/>
       <w:r>
         <w:t xml:space="preserve">7.2 Level triggering, fixed in hardware</w:t>
       </w:r>
+      <w:bookmarkEnd w:id="40"/>
     </w:p>
     <w:p>
       <w:pPr>
@@ -4855,7 +4973,6 @@
       </w:pPr>
       <w:r>
         <w:rPr>
-          <w:bCs/>
           <w:b/>
         </w:rPr>
         <w:t xml:space="preserve">[N-7.2]</w:t>
@@ -4879,7 +4996,6 @@
       </w:pPr>
       <w:r>
         <w:rPr>
-          <w:bCs/>
           <w:b/>
         </w:rPr>
         <w:t xml:space="preserve">[N-7.3]</w:t>
@@ -4888,7 +5004,7 @@
         <w:t xml:space="preserve"> </w:t>
       </w:r>
       <w:r>
-        <w:t xml:space="preserve">Rationale: trigger type is a property of the source’s hardware, not a firmware</w:t>
+        <w:t xml:space="preserve">Rationale: trigger type is a property of the source's hardware, not a firmware</w:t>
       </w:r>
       <w:r>
         <w:t xml:space="preserve"> </w:t>
@@ -4900,13 +5016,13 @@
         <w:t xml:space="preserve"> </w:t>
       </w:r>
       <w:r>
-        <w:t xml:space="preserve">cleared in the peripheral — a UART’s receive-FIFO-not-empty, a DMA channel’s complete flag,</w:t>
-      </w:r>
-      <w:r>
-        <w:t xml:space="preserve"> </w:t>
-      </w:r>
-      <w:r>
-        <w:t xml:space="preserve">the watchdog’s warning threshold. Making trigger type configurable would only create a way</w:t>
+        <w:t xml:space="preserve">cleared in the peripheral — a UART's receive-FIFO-not-empty, a DMA channel's complete flag,</w:t>
+      </w:r>
+      <w:r>
+        <w:t xml:space="preserve"> </w:t>
+      </w:r>
+      <w:r>
+        <w:t xml:space="preserve">the watchdog's warning threshold. Making trigger type configurable would only create a way</w:t>
       </w:r>
       <w:r>
         <w:t xml:space="preserve"> </w:t>
@@ -4927,7 +5043,6 @@
       </w:pPr>
       <w:r>
         <w:rPr>
-          <w:bCs/>
           <w:b/>
         </w:rPr>
         <w:t xml:space="preserve">[N-7.4]</w:t>
@@ -4969,18 +5084,18 @@
         <w:t xml:space="preserve"> </w:t>
       </w:r>
       <w:r>
-        <w:t xml:space="preserve">stated here because Rev 1.1’s configurable trigger type left it ambiguous.</w:t>
-      </w:r>
-    </w:p>
-    <w:bookmarkEnd w:id="38"/>
-    <w:bookmarkStart w:id="39" w:name="selection"/>
+        <w:t xml:space="preserve">stated here because Rev 1.1's configurable trigger type left it ambiguous.</w:t>
+      </w:r>
+    </w:p>
     <w:p>
       <w:pPr>
         <w:pStyle w:val="Heading3"/>
       </w:pPr>
+      <w:bookmarkStart w:id="41" w:name="X26ceb26f7c2c4271b3497056b2bfdaef6c2ab66"/>
       <w:r>
         <w:t xml:space="preserve">7.3 Selection</w:t>
       </w:r>
+      <w:bookmarkEnd w:id="41"/>
     </w:p>
     <w:p>
       <w:pPr>
@@ -4988,7 +5103,6 @@
       </w:pPr>
       <w:r>
         <w:rPr>
-          <w:bCs/>
           <w:b/>
         </w:rPr>
         <w:t xml:space="preserve">[N-7.5]</w:t>
@@ -5031,7 +5145,6 @@
       </w:r>
       <w:r>
         <w:rPr>
-          <w:bCs/>
           <w:b/>
         </w:rPr>
         <w:t xml:space="preserve">lowest ID</w:t>
@@ -5046,7 +5159,6 @@
       </w:pPr>
       <w:r>
         <w:rPr>
-          <w:bCs/>
           <w:b/>
         </w:rPr>
         <w:t xml:space="preserve">[N-7.6]</w:t>
@@ -5055,13 +5167,22 @@
         <w:t xml:space="preserve"> </w:t>
       </w:r>
       <w:r>
-        <w:t xml:space="preserve">Implemented as a two-stage tree: eight 4-input comparators, then one 8-input</w:t>
-      </w:r>
-      <w:r>
-        <w:t xml:space="preserve"> </w:t>
-      </w:r>
-      <w:r>
-        <w:t xml:space="preserve">comparator. Each comparison carries</w:t>
+        <w:t xml:space="preserve">Implemented as a balanced binary tree of 2-input comparators (</w:t>
+      </w:r>
+      <w:r>
+        <w:rPr>
+          <w:rStyle w:val="VerbatimChar"/>
+        </w:rPr>
+        <w:t xml:space="preserve">clic_select.v</w:t>
+      </w:r>
+      <w:r>
+        <w:t xml:space="preserve">),</w:t>
+      </w:r>
+      <w:r>
+        <w:t xml:space="preserve"> </w:t>
+      </w:r>
+      <w:r>
+        <w:t xml:space="preserve">five levels deep at 32 inputs. Each comparison carries</w:t>
       </w:r>
       <w:r>
         <w:t xml:space="preserve"> </w:t>
@@ -5076,19 +5197,13 @@
         <w:t xml:space="preserve"> </w:t>
       </w:r>
       <w:r>
-        <w:t xml:space="preserve">so that a single magnitude comparison</w:t>
-      </w:r>
-      <w:r>
-        <w:t xml:space="preserve"> </w:t>
-      </w:r>
-      <w:r>
-        <w:t xml:space="preserve">resolves both the level and the tie-break, and the tree is 5 levels of logic deep at 32</w:t>
-      </w:r>
-      <w:r>
-        <w:t xml:space="preserve"> </w:t>
-      </w:r>
-      <w:r>
-        <w:t xml:space="preserve">inputs.</w:t>
+        <w:t xml:space="preserve">so that a single</w:t>
+      </w:r>
+      <w:r>
+        <w:t xml:space="preserve"> </w:t>
+      </w:r>
+      <w:r>
+        <w:t xml:space="preserve">magnitude comparison resolves both the level and the tie-break.</w:t>
       </w:r>
     </w:p>
     <w:p>
@@ -5097,7 +5212,6 @@
       </w:pPr>
       <w:r>
         <w:rPr>
-          <w:bCs/>
           <w:b/>
         </w:rPr>
         <w:t xml:space="preserve">[N-7.7]</w:t>
@@ -5106,7 +5220,7 @@
         <w:t xml:space="preserve"> </w:t>
       </w:r>
       <w:r>
-        <w:t xml:space="preserve">The lowest-ID tie-break puts the DMA channels (IDs 1–12) ahead of the</w:t>
+        <w:t xml:space="preserve">The lowest-ID tie-break puts the DMA channels (IDs 1–6 and 8–13) ahead of the</w:t>
       </w:r>
       <w:r>
         <w:t xml:space="preserve"> </w:t>
@@ -5151,7 +5265,6 @@
       </w:pPr>
       <w:r>
         <w:rPr>
-          <w:bCs/>
           <w:b/>
         </w:rPr>
         <w:t xml:space="preserve">[N-7.8]</w:t>
@@ -5220,15 +5333,15 @@
         <w:t xml:space="preserve">one combinational tree to that path and no register stage (R-7).</w:t>
       </w:r>
     </w:p>
-    <w:bookmarkEnd w:id="39"/>
-    <w:bookmarkStart w:id="40" w:name="X22909a6f0255e3037c886556bad58f6f3326ae9"/>
     <w:p>
       <w:pPr>
         <w:pStyle w:val="Heading3"/>
       </w:pPr>
+      <w:bookmarkStart w:id="42" w:name="X69b9b55db2053d188373ee893ab6bfaae7bca39"/>
       <w:r>
         <w:t xml:space="preserve">7.4 The take decision (informative — implemented in the core)</w:t>
       </w:r>
+      <w:bookmarkEnd w:id="42"/>
     </w:p>
     <w:p>
       <w:pPr>
@@ -5236,7 +5349,6 @@
       </w:pPr>
       <w:r>
         <w:rPr>
-          <w:bCs/>
           <w:b/>
         </w:rPr>
         <w:t xml:space="preserve">[N-7.9]</w:t>
@@ -5245,7 +5357,7 @@
         <w:t xml:space="preserve"> </w:t>
       </w:r>
       <w:r>
-        <w:t xml:space="preserve">For completeness, since this document’s output feeds it directly:</w:t>
+        <w:t xml:space="preserve">For completeness, since this document's output feeds it directly:</w:t>
       </w:r>
     </w:p>
     <w:p>
@@ -5292,7 +5404,6 @@
       </w:pPr>
       <w:r>
         <w:rPr>
-          <w:bCs/>
           <w:b/>
         </w:rPr>
         <w:t xml:space="preserve">[N-7.10]</w:t>
@@ -5308,7 +5419,6 @@
       </w:r>
       <w:r>
         <w:rPr>
-          <w:bCs/>
           <w:b/>
         </w:rPr>
         <w:t xml:space="preserve">strictly greater</w:t>
@@ -5335,7 +5445,6 @@
       </w:pPr>
       <w:r>
         <w:rPr>
-          <w:bCs/>
           <w:b/>
         </w:rPr>
         <w:t xml:space="preserve">[N-7.11]</w:t>
@@ -5362,15 +5471,15 @@
         <w:t xml:space="preserve">second comparison is what implements nesting.</w:t>
       </w:r>
     </w:p>
-    <w:bookmarkEnd w:id="40"/>
-    <w:bookmarkStart w:id="41" w:name="id-0-as-a-sentinel"/>
     <w:p>
       <w:pPr>
         <w:pStyle w:val="Heading3"/>
       </w:pPr>
+      <w:bookmarkStart w:id="43" w:name="X55494c14d7484a5fb6f905397f0bc1b28388a15"/>
       <w:r>
         <w:t xml:space="preserve">7.5 ID 0 as a sentinel</w:t>
       </w:r>
+      <w:bookmarkEnd w:id="43"/>
     </w:p>
     <w:p>
       <w:pPr>
@@ -5378,7 +5487,6 @@
       </w:pPr>
       <w:r>
         <w:rPr>
-          <w:bCs/>
           <w:b/>
         </w:rPr>
         <w:t xml:space="preserve">[N-7.12]</w:t>
@@ -5426,7 +5534,6 @@
       </w:pPr>
       <w:r>
         <w:rPr>
-          <w:bCs/>
           <w:b/>
         </w:rPr>
         <w:t xml:space="preserve">[N-7.13]</w:t>
@@ -5456,46 +5563,13 @@
         <w:t xml:space="preserve"> </w:t>
       </w:r>
       <w:r>
-        <w:t xml:space="preserve">real source, an engineer at bring-up could not distinguish</w:t>
-      </w:r>
-      <w:r>
-        <w:t xml:space="preserve"> </w:t>
-      </w:r>
-      <w:r>
-        <w:t xml:space="preserve">“</w:t>
-      </w:r>
-      <w:r>
-        <w:t xml:space="preserve">no interrupt</w:t>
-      </w:r>
-      <w:r>
-        <w:t xml:space="preserve">”</w:t>
-      </w:r>
-      <w:r>
-        <w:t xml:space="preserve"> </w:t>
-      </w:r>
-      <w:r>
-        <w:t xml:space="preserve">from</w:t>
-      </w:r>
-      <w:r>
-        <w:t xml:space="preserve"> </w:t>
-      </w:r>
-      <w:r>
-        <w:t xml:space="preserve">“</w:t>
-      </w:r>
-      <w:r>
-        <w:t xml:space="preserve">source 0</w:t>
-      </w:r>
-      <w:r>
-        <w:t xml:space="preserve"> </w:t>
-      </w:r>
-      <w:r>
-        <w:t xml:space="preserve">fired</w:t>
-      </w:r>
-      <w:r>
-        <w:t xml:space="preserve">”</w:t>
-      </w:r>
-      <w:r>
-        <w:t xml:space="preserve">, and an uninitialised or stuck-at-zero ID path would look like normal operation.</w:t>
+        <w:t xml:space="preserve">real source, an engineer at bring-up could not distinguish "no interrupt" from "source 0</w:t>
+      </w:r>
+      <w:r>
+        <w:t xml:space="preserve"> </w:t>
+      </w:r>
+      <w:r>
+        <w:t xml:space="preserve">fired", and an uninitialised or stuck-at-zero ID path would look like normal operation.</w:t>
       </w:r>
       <w:r>
         <w:t xml:space="preserve"> </w:t>
@@ -5525,15 +5599,15 @@
         <w:t xml:space="preserve">it happens. This costs one of 32 IDs, of which nine are already spare.</w:t>
       </w:r>
     </w:p>
-    <w:bookmarkEnd w:id="41"/>
-    <w:bookmarkStart w:id="42" w:name="X28be6b36ba21f489990ff1e5b8421d8ceceb205"/>
     <w:p>
       <w:pPr>
         <w:pStyle w:val="Heading3"/>
       </w:pPr>
+      <w:bookmarkStart w:id="44" w:name="X46b5261a7528b2d8eed781c9f56aea08b7b4d32"/>
       <w:r>
         <w:t xml:space="preserve">7.6 The machine timer does not come through here</w:t>
       </w:r>
+      <w:bookmarkEnd w:id="44"/>
     </w:p>
     <w:p>
       <w:pPr>
@@ -5541,7 +5615,6 @@
       </w:pPr>
       <w:r>
         <w:rPr>
-          <w:bCs/>
           <w:b/>
         </w:rPr>
         <w:t xml:space="preserve">[N-7.14]</w:t>
@@ -5598,7 +5671,6 @@
       </w:pPr>
       <w:r>
         <w:rPr>
-          <w:bCs/>
           <w:b/>
         </w:rPr>
         <w:t xml:space="preserve">[N-7.15]</w:t>
@@ -5622,7 +5694,7 @@
         <w:t xml:space="preserve"> </w:t>
       </w:r>
       <w:r>
-        <w:t xml:space="preserve">directly and that path was verified. Two mechanisms existed for one interrupt. The core’s</w:t>
+        <w:t xml:space="preserve">directly and that path was verified. Two mechanisms existed for one interrupt. The core's</w:t>
       </w:r>
       <w:r>
         <w:t xml:space="preserve"> </w:t>
@@ -5637,7 +5709,6 @@
       </w:pPr>
       <w:r>
         <w:rPr>
-          <w:bCs/>
           <w:b/>
         </w:rPr>
         <w:t xml:space="preserve">[N-7.16]</w:t>
@@ -5688,15 +5759,15 @@
         <w:t xml:space="preserve">in the timer handler.</w:t>
       </w:r>
     </w:p>
-    <w:bookmarkEnd w:id="42"/>
-    <w:bookmarkStart w:id="43" w:name="spurious-and-vestigial-cases"/>
     <w:p>
       <w:pPr>
         <w:pStyle w:val="Heading3"/>
       </w:pPr>
+      <w:bookmarkStart w:id="45" w:name="Xa22a6aaf03a9f14fd958d6d0a03a261fbf3c6e7"/>
       <w:r>
         <w:t xml:space="preserve">7.7 Spurious and vestigial cases</w:t>
       </w:r>
+      <w:bookmarkEnd w:id="45"/>
     </w:p>
     <w:p>
       <w:pPr>
@@ -5704,7 +5775,6 @@
       </w:pPr>
       <w:r>
         <w:rPr>
-          <w:bCs/>
           <w:b/>
         </w:rPr>
         <w:t xml:space="preserve">[N-7.17]</w:t>
@@ -5755,7 +5825,7 @@
         <w:t xml:space="preserve"> </w:t>
       </w:r>
       <w:r>
-        <w:t xml:space="preserve">present. The handler must tolerate this by checking the peripheral’s own status register</w:t>
+        <w:t xml:space="preserve">present. The handler must tolerate this by checking the peripheral's own status register</w:t>
       </w:r>
       <w:r>
         <w:t xml:space="preserve"> </w:t>
@@ -5776,7 +5846,6 @@
       </w:pPr>
       <w:r>
         <w:rPr>
-          <w:bCs/>
           <w:b/>
         </w:rPr>
         <w:t xml:space="preserve">[N-7.18]</w:t>
@@ -5792,7 +5861,6 @@
       </w:r>
       <w:r>
         <w:rPr>
-          <w:iCs/>
           <w:i/>
         </w:rPr>
         <w:t xml:space="preserve">changes</w:t>
@@ -5859,25 +5927,25 @@
         </w:pict>
       </w:r>
     </w:p>
-    <w:bookmarkEnd w:id="43"/>
-    <w:bookmarkEnd w:id="44"/>
-    <w:bookmarkStart w:id="49" w:name="timing"/>
     <w:p>
       <w:pPr>
         <w:pStyle w:val="Heading2"/>
       </w:pPr>
+      <w:bookmarkStart w:id="46" w:name="Xaccd823957f7d6a3a504e6ec5042401faeeed45"/>
       <w:r>
         <w:t xml:space="preserve">8 Timing</w:t>
       </w:r>
-    </w:p>
-    <w:bookmarkStart w:id="45" w:name="single-interrupt-taken"/>
+      <w:bookmarkEnd w:id="46"/>
+    </w:p>
     <w:p>
       <w:pPr>
         <w:pStyle w:val="Heading3"/>
       </w:pPr>
+      <w:bookmarkStart w:id="47" w:name="X729f42796b1f39f5c19b65dd7646dfc28c97c5d"/>
       <w:r>
         <w:t xml:space="preserve">8.1 Single interrupt taken</w:t>
       </w:r>
+      <w:bookmarkEnd w:id="47"/>
     </w:p>
     <w:p>
       <w:pPr>
@@ -5998,15 +6066,15 @@
         <w:t xml:space="preserve">pc          ──────────────┤ vector ├─</w:t>
       </w:r>
     </w:p>
-    <w:bookmarkEnd w:id="45"/>
-    <w:bookmarkStart w:id="46" w:name="tie-break-equal-level-lowest-id-wins"/>
     <w:p>
       <w:pPr>
         <w:pStyle w:val="Heading3"/>
       </w:pPr>
+      <w:bookmarkStart w:id="48" w:name="X7d131444c3089da91467067828cd1ccf2e5fdc3"/>
       <w:r>
         <w:t xml:space="preserve">8.2 Tie-break: equal level, lowest ID wins</w:t>
       </w:r>
+      <w:bookmarkEnd w:id="48"/>
     </w:p>
     <w:p>
       <w:pPr>
@@ -6049,15 +6117,15 @@
         <w:t xml:space="preserve">irq_level   ──┤ 100 ├────</w:t>
       </w:r>
     </w:p>
-    <w:bookmarkEnd w:id="46"/>
-    <w:bookmarkStart w:id="47" w:name="nesting-higher-level-preempts"/>
     <w:p>
       <w:pPr>
         <w:pStyle w:val="Heading3"/>
       </w:pPr>
+      <w:bookmarkStart w:id="49" w:name="X957360eefd836ec1fe8f27c28d1b2fb08aa2e34"/>
       <w:r>
         <w:t xml:space="preserve">8.3 Nesting: higher level preempts</w:t>
       </w:r>
+      <w:bookmarkEnd w:id="49"/>
     </w:p>
     <w:p>
       <w:pPr>
@@ -6157,15 +6225,15 @@
         <w:t xml:space="preserve">irq_id       ─┤17├──┤   17    ├─┤   15     ├─┤  17  ├</w:t>
       </w:r>
     </w:p>
-    <w:bookmarkEnd w:id="47"/>
-    <w:bookmarkStart w:id="48" w:name="equal-level-does-not-preempt"/>
     <w:p>
       <w:pPr>
         <w:pStyle w:val="Heading3"/>
       </w:pPr>
+      <w:bookmarkStart w:id="50" w:name="X7c1b163ddcfc9e05523c4f5e80f50487f321f65"/>
       <w:r>
         <w:t xml:space="preserve">8.4 Equal level does NOT preempt</w:t>
       </w:r>
+      <w:bookmarkEnd w:id="50"/>
     </w:p>
     <w:p>
       <w:pPr>
@@ -6242,16 +6310,15 @@
         </w:pict>
       </w:r>
     </w:p>
-    <w:bookmarkEnd w:id="48"/>
-    <w:bookmarkEnd w:id="49"/>
-    <w:bookmarkStart w:id="50" w:name="clock-reset-and-power"/>
     <w:p>
       <w:pPr>
         <w:pStyle w:val="Heading2"/>
       </w:pPr>
+      <w:bookmarkStart w:id="51" w:name="X972733491b067ed0fa9a9862bf68234c05bd95b"/>
       <w:r>
         <w:t xml:space="preserve">9 Clock, reset and power</w:t>
       </w:r>
+      <w:bookmarkEnd w:id="51"/>
     </w:p>
     <w:p>
       <w:pPr>
@@ -6259,7 +6326,6 @@
       </w:pPr>
       <w:r>
         <w:rPr>
-          <w:bCs/>
           <w:b/>
         </w:rPr>
         <w:t xml:space="preserve">[N-9.1]</w:t>
@@ -6325,7 +6391,6 @@
       </w:pPr>
       <w:r>
         <w:rPr>
-          <w:bCs/>
           <w:b/>
         </w:rPr>
         <w:t xml:space="preserve">[N-9.2]</w:t>
@@ -6373,7 +6438,6 @@
       </w:pPr>
       <w:r>
         <w:rPr>
-          <w:bCs/>
           <w:b/>
         </w:rPr>
         <w:t xml:space="preserve">[N-9.3]</w:t>
@@ -6424,7 +6488,6 @@
       </w:pPr>
       <w:r>
         <w:rPr>
-          <w:bCs/>
           <w:b/>
         </w:rPr>
         <w:t xml:space="preserve">[N-9.4]</w:t>
@@ -6448,7 +6511,7 @@
         <w:t xml:space="preserve"> </w:t>
       </w:r>
       <w:r>
-        <w:t xml:space="preserve">term feeds the core’s wake condition directly and is not gated by</w:t>
+        <w:t xml:space="preserve">term feeds the core's wake condition directly and is not gated by</w:t>
       </w:r>
       <w:r>
         <w:t xml:space="preserve"> </w:t>
@@ -6472,22 +6535,7 @@
         <w:t xml:space="preserve"> </w:t>
       </w:r>
       <w:r>
-        <w:t xml:space="preserve">gated on</w:t>
-      </w:r>
-      <w:r>
-        <w:t xml:space="preserve"> </w:t>
-      </w:r>
-      <w:r>
-        <w:t xml:space="preserve">“</w:t>
-      </w:r>
-      <w:r>
-        <w:t xml:space="preserve">core asleep</w:t>
-      </w:r>
-      <w:r>
-        <w:t xml:space="preserve">”</w:t>
-      </w:r>
-      <w:r>
-        <w:t xml:space="preserve">.</w:t>
+        <w:t xml:space="preserve">gated on "core asleep".</w:t>
       </w:r>
     </w:p>
     <w:p>
@@ -6497,15 +6545,15 @@
         </w:pict>
       </w:r>
     </w:p>
-    <w:bookmarkEnd w:id="50"/>
-    <w:bookmarkStart w:id="51" w:name="assertions"/>
     <w:p>
       <w:pPr>
         <w:pStyle w:val="Heading2"/>
       </w:pPr>
+      <w:bookmarkStart w:id="52" w:name="X80dcce1fe51588c653d94ff32f780f3b44b607a"/>
       <w:r>
         <w:t xml:space="preserve">10 Assertions</w:t>
       </w:r>
+      <w:bookmarkEnd w:id="52"/>
     </w:p>
     <w:p>
       <w:pPr>
@@ -6513,7 +6561,7 @@
       </w:pPr>
       <w:r>
         <w:rPr>
-          <w:rStyle w:val="CommentTok"/>
+          <w:rStyle w:val="VerbatimChar"/>
         </w:rPr>
         <w:t xml:space="preserve">// --- ID 0 is never a winner and never enableable (R-5, N-7.12)</w:t>
       </w:r>
@@ -6522,199 +6570,55 @@
       </w:r>
       <w:r>
         <w:rPr>
-          <w:rStyle w:val="NormalTok"/>
-        </w:rPr>
-        <w:t xml:space="preserve">a_id0_never_enabled: </w:t>
-      </w:r>
-      <w:r>
-        <w:rPr>
-          <w:rStyle w:val="KeywordTok"/>
-        </w:rPr>
-        <w:t xml:space="preserve">assert</w:t>
-      </w:r>
-      <w:r>
-        <w:rPr>
-          <w:rStyle w:val="NormalTok"/>
-        </w:rPr>
-        <w:t xml:space="preserve"> </w:t>
-      </w:r>
-      <w:r>
-        <w:rPr>
-          <w:rStyle w:val="KeywordTok"/>
-        </w:rPr>
-        <w:t xml:space="preserve">property</w:t>
-      </w:r>
-      <w:r>
-        <w:rPr>
-          <w:rStyle w:val="NormalTok"/>
-        </w:rPr>
-        <w:t xml:space="preserve"> (</w:t>
-      </w:r>
-      <w:r>
-        <w:br/>
-      </w:r>
-      <w:r>
-        <w:rPr>
-          <w:rStyle w:val="NormalTok"/>
-        </w:rPr>
-        <w:t xml:space="preserve">  @(</w:t>
-      </w:r>
-      <w:r>
-        <w:rPr>
-          <w:rStyle w:val="KeywordTok"/>
-        </w:rPr>
-        <w:t xml:space="preserve">posedge</w:t>
-      </w:r>
-      <w:r>
-        <w:rPr>
-          <w:rStyle w:val="NormalTok"/>
-        </w:rPr>
-        <w:t xml:space="preserve"> hclk_i) </w:t>
-      </w:r>
-      <w:r>
-        <w:rPr>
-          <w:rStyle w:val="KeywordTok"/>
-        </w:rPr>
-        <w:t xml:space="preserve">disable</w:t>
-      </w:r>
-      <w:r>
-        <w:rPr>
-          <w:rStyle w:val="NormalTok"/>
-        </w:rPr>
-        <w:t xml:space="preserve"> </w:t>
-      </w:r>
-      <w:r>
-        <w:rPr>
-          <w:rStyle w:val="KeywordTok"/>
-        </w:rPr>
-        <w:t xml:space="preserve">iff</w:t>
-      </w:r>
-      <w:r>
-        <w:rPr>
-          <w:rStyle w:val="NormalTok"/>
-        </w:rPr>
-        <w:t xml:space="preserve"> (!hreset_n_i) !clic_ie[</w:t>
-      </w:r>
-      <w:r>
-        <w:rPr>
-          <w:rStyle w:val="DecValTok"/>
-        </w:rPr>
-        <w:t xml:space="preserve">0</w:t>
-      </w:r>
-      <w:r>
-        <w:rPr>
-          <w:rStyle w:val="NormalTok"/>
-        </w:rPr>
-        <w:t xml:space="preserve">]);</w:t>
-      </w:r>
-      <w:r>
-        <w:br/>
-      </w:r>
-      <w:r>
-        <w:rPr>
-          <w:rStyle w:val="NormalTok"/>
-        </w:rPr>
-        <w:t xml:space="preserve">a_id0_never_wins: </w:t>
-      </w:r>
-      <w:r>
-        <w:rPr>
-          <w:rStyle w:val="KeywordTok"/>
-        </w:rPr>
-        <w:t xml:space="preserve">assert</w:t>
-      </w:r>
-      <w:r>
-        <w:rPr>
-          <w:rStyle w:val="NormalTok"/>
-        </w:rPr>
-        <w:t xml:space="preserve"> </w:t>
-      </w:r>
-      <w:r>
-        <w:rPr>
-          <w:rStyle w:val="KeywordTok"/>
-        </w:rPr>
-        <w:t xml:space="preserve">property</w:t>
-      </w:r>
-      <w:r>
-        <w:rPr>
-          <w:rStyle w:val="NormalTok"/>
-        </w:rPr>
-        <w:t xml:space="preserve"> (</w:t>
-      </w:r>
-      <w:r>
-        <w:br/>
-      </w:r>
-      <w:r>
-        <w:rPr>
-          <w:rStyle w:val="NormalTok"/>
-        </w:rPr>
-        <w:t xml:space="preserve">  @(</w:t>
-      </w:r>
-      <w:r>
-        <w:rPr>
-          <w:rStyle w:val="KeywordTok"/>
-        </w:rPr>
-        <w:t xml:space="preserve">posedge</w:t>
-      </w:r>
-      <w:r>
-        <w:rPr>
-          <w:rStyle w:val="NormalTok"/>
-        </w:rPr>
-        <w:t xml:space="preserve"> hclk_i) </w:t>
-      </w:r>
-      <w:r>
-        <w:rPr>
-          <w:rStyle w:val="KeywordTok"/>
-        </w:rPr>
-        <w:t xml:space="preserve">disable</w:t>
-      </w:r>
-      <w:r>
-        <w:rPr>
-          <w:rStyle w:val="NormalTok"/>
-        </w:rPr>
-        <w:t xml:space="preserve"> </w:t>
-      </w:r>
-      <w:r>
-        <w:rPr>
-          <w:rStyle w:val="KeywordTok"/>
-        </w:rPr>
-        <w:t xml:space="preserve">iff</w:t>
-      </w:r>
-      <w:r>
-        <w:rPr>
-          <w:rStyle w:val="NormalTok"/>
-        </w:rPr>
-        <w:t xml:space="preserve"> (!hreset_n_i)</w:t>
-      </w:r>
-      <w:r>
-        <w:br/>
-      </w:r>
-      <w:r>
-        <w:rPr>
-          <w:rStyle w:val="NormalTok"/>
-        </w:rPr>
-        <w:t xml:space="preserve">  clic_irq_valid_o |-&gt; (clic_irq_id_o != </w:t>
-      </w:r>
-      <w:r>
-        <w:rPr>
-          <w:rStyle w:val="BaseNTok"/>
-        </w:rPr>
-        <w:t xml:space="preserve">5'd0</w:t>
-      </w:r>
-      <w:r>
-        <w:rPr>
-          <w:rStyle w:val="NormalTok"/>
-        </w:rPr>
-        <w:t xml:space="preserve">));</w:t>
-      </w:r>
-      <w:r>
-        <w:br/>
-      </w:r>
-      <w:r>
-        <w:br/>
-      </w:r>
-      <w:r>
-        <w:rPr>
-          <w:rStyle w:val="CommentTok"/>
+          <w:rStyle w:val="VerbatimChar"/>
+        </w:rPr>
+        <w:t xml:space="preserve">a_id0_never_enabled: assert property (</w:t>
+      </w:r>
+      <w:r>
+        <w:br/>
+      </w:r>
+      <w:r>
+        <w:rPr>
+          <w:rStyle w:val="VerbatimChar"/>
+        </w:rPr>
+        <w:t xml:space="preserve">  @(posedge hclk_i) disable iff (!hreset_n_i) !clic_ie[0]);</w:t>
+      </w:r>
+      <w:r>
+        <w:br/>
+      </w:r>
+      <w:r>
+        <w:rPr>
+          <w:rStyle w:val="VerbatimChar"/>
+        </w:rPr>
+        <w:t xml:space="preserve">a_id0_never_wins: assert property (</w:t>
+      </w:r>
+      <w:r>
+        <w:br/>
+      </w:r>
+      <w:r>
+        <w:rPr>
+          <w:rStyle w:val="VerbatimChar"/>
+        </w:rPr>
+        <w:t xml:space="preserve">  @(posedge hclk_i) disable iff (!hreset_n_i)</w:t>
+      </w:r>
+      <w:r>
+        <w:br/>
+      </w:r>
+      <w:r>
+        <w:rPr>
+          <w:rStyle w:val="VerbatimChar"/>
+        </w:rPr>
+        <w:t xml:space="preserve">  clic_irq_valid_o |-&gt; (clic_irq_id_o != 5'd0));</w:t>
+      </w:r>
+      <w:r>
+        <w:br/>
+      </w:r>
+      <w:r>
+        <w:br/>
+      </w:r>
+      <w:r>
+        <w:rPr>
+          <w:rStyle w:val="VerbatimChar"/>
         </w:rPr>
         <w:t xml:space="preserve">// --- reserved IDs can never be enabled (N-6.3)</w:t>
       </w:r>
@@ -6723,181 +6627,37 @@
       </w:r>
       <w:r>
         <w:rPr>
-          <w:rStyle w:val="NormalTok"/>
-        </w:rPr>
-        <w:t xml:space="preserve">a_reserved_ids: </w:t>
-      </w:r>
-      <w:r>
-        <w:rPr>
-          <w:rStyle w:val="KeywordTok"/>
-        </w:rPr>
-        <w:t xml:space="preserve">assert</w:t>
-      </w:r>
-      <w:r>
-        <w:rPr>
-          <w:rStyle w:val="NormalTok"/>
-        </w:rPr>
-        <w:t xml:space="preserve"> </w:t>
-      </w:r>
-      <w:r>
-        <w:rPr>
-          <w:rStyle w:val="KeywordTok"/>
-        </w:rPr>
-        <w:t xml:space="preserve">property</w:t>
-      </w:r>
-      <w:r>
-        <w:rPr>
-          <w:rStyle w:val="NormalTok"/>
-        </w:rPr>
-        <w:t xml:space="preserve"> (</w:t>
-      </w:r>
-      <w:r>
-        <w:br/>
-      </w:r>
-      <w:r>
-        <w:rPr>
-          <w:rStyle w:val="NormalTok"/>
-        </w:rPr>
-        <w:t xml:space="preserve">  @(</w:t>
-      </w:r>
-      <w:r>
-        <w:rPr>
-          <w:rStyle w:val="KeywordTok"/>
-        </w:rPr>
-        <w:t xml:space="preserve">posedge</w:t>
-      </w:r>
-      <w:r>
-        <w:rPr>
-          <w:rStyle w:val="NormalTok"/>
-        </w:rPr>
-        <w:t xml:space="preserve"> hclk_i) </w:t>
-      </w:r>
-      <w:r>
-        <w:rPr>
-          <w:rStyle w:val="KeywordTok"/>
-        </w:rPr>
-        <w:t xml:space="preserve">disable</w:t>
-      </w:r>
-      <w:r>
-        <w:rPr>
-          <w:rStyle w:val="NormalTok"/>
-        </w:rPr>
-        <w:t xml:space="preserve"> </w:t>
-      </w:r>
-      <w:r>
-        <w:rPr>
-          <w:rStyle w:val="KeywordTok"/>
-        </w:rPr>
-        <w:t xml:space="preserve">iff</w:t>
-      </w:r>
-      <w:r>
-        <w:rPr>
-          <w:rStyle w:val="NormalTok"/>
-        </w:rPr>
-        <w:t xml:space="preserve"> (!hreset_n_i)</w:t>
-      </w:r>
-      <w:r>
-        <w:br/>
-      </w:r>
-      <w:r>
-        <w:rPr>
-          <w:rStyle w:val="NormalTok"/>
-        </w:rPr>
-        <w:t xml:space="preserve">  (clic_ie[</w:t>
-      </w:r>
-      <w:r>
-        <w:rPr>
-          <w:rStyle w:val="DecValTok"/>
-        </w:rPr>
-        <w:t xml:space="preserve">13</w:t>
-      </w:r>
-      <w:r>
-        <w:rPr>
-          <w:rStyle w:val="NormalTok"/>
-        </w:rPr>
-        <w:t xml:space="preserve">] == </w:t>
-      </w:r>
-      <w:r>
-        <w:rPr>
-          <w:rStyle w:val="BaseNTok"/>
-        </w:rPr>
-        <w:t xml:space="preserve">1'b0</w:t>
-      </w:r>
-      <w:r>
-        <w:rPr>
-          <w:rStyle w:val="NormalTok"/>
-        </w:rPr>
-        <w:t xml:space="preserve">) &amp;&amp; (clic_ie[</w:t>
-      </w:r>
-      <w:r>
-        <w:rPr>
-          <w:rStyle w:val="DecValTok"/>
-        </w:rPr>
-        <w:t xml:space="preserve">14</w:t>
-      </w:r>
-      <w:r>
-        <w:rPr>
-          <w:rStyle w:val="NormalTok"/>
-        </w:rPr>
-        <w:t xml:space="preserve">] == </w:t>
-      </w:r>
-      <w:r>
-        <w:rPr>
-          <w:rStyle w:val="BaseNTok"/>
-        </w:rPr>
-        <w:t xml:space="preserve">1'b0</w:t>
-      </w:r>
-      <w:r>
-        <w:rPr>
-          <w:rStyle w:val="NormalTok"/>
-        </w:rPr>
-        <w:t xml:space="preserve">) &amp;&amp; (clic_ie[</w:t>
-      </w:r>
-      <w:r>
-        <w:rPr>
-          <w:rStyle w:val="DecValTok"/>
-        </w:rPr>
-        <w:t xml:space="preserve">31</w:t>
-      </w:r>
-      <w:r>
-        <w:rPr>
-          <w:rStyle w:val="NormalTok"/>
-        </w:rPr>
-        <w:t xml:space="preserve">:</w:t>
-      </w:r>
-      <w:r>
-        <w:rPr>
-          <w:rStyle w:val="DecValTok"/>
-        </w:rPr>
-        <w:t xml:space="preserve">23</w:t>
-      </w:r>
-      <w:r>
-        <w:rPr>
-          <w:rStyle w:val="NormalTok"/>
-        </w:rPr>
-        <w:t xml:space="preserve">] == </w:t>
-      </w:r>
-      <w:r>
-        <w:rPr>
-          <w:rStyle w:val="BaseNTok"/>
-        </w:rPr>
-        <w:t xml:space="preserve">9'd0</w:t>
-      </w:r>
-      <w:r>
-        <w:rPr>
-          <w:rStyle w:val="NormalTok"/>
-        </w:rPr>
-        <w:t xml:space="preserve">));</w:t>
-      </w:r>
-      <w:r>
-        <w:br/>
-      </w:r>
-      <w:r>
-        <w:br/>
-      </w:r>
-      <w:r>
-        <w:rPr>
-          <w:rStyle w:val="CommentTok"/>
+          <w:rStyle w:val="VerbatimChar"/>
+        </w:rPr>
+        <w:t xml:space="preserve">a_reserved_ids: assert property (</w:t>
+      </w:r>
+      <w:r>
+        <w:br/>
+      </w:r>
+      <w:r>
+        <w:rPr>
+          <w:rStyle w:val="VerbatimChar"/>
+        </w:rPr>
+        <w:t xml:space="preserve">  @(posedge hclk_i) disable iff (!hreset_n_i)</w:t>
+      </w:r>
+      <w:r>
+        <w:br/>
+      </w:r>
+      <w:r>
+        <w:rPr>
+          <w:rStyle w:val="VerbatimChar"/>
+        </w:rPr>
+        <w:t xml:space="preserve">  (clic_ie[7] == 1'b0) &amp;&amp; (clic_ie[31:23] == 9'd0));</w:t>
+      </w:r>
+      <w:r>
+        <w:br/>
+      </w:r>
+      <w:r>
+        <w:br/>
+      </w:r>
+      <w:r>
+        <w:rPr>
+          <w:rStyle w:val="VerbatimChar"/>
         </w:rPr>
         <w:t xml:space="preserve">// --- valid is exactly the OR of enable &amp; pending</w:t>
       </w:r>
@@ -6906,85 +6666,25 @@
       </w:r>
       <w:r>
         <w:rPr>
-          <w:rStyle w:val="NormalTok"/>
-        </w:rPr>
-        <w:t xml:space="preserve">a_valid_correct: </w:t>
-      </w:r>
-      <w:r>
-        <w:rPr>
-          <w:rStyle w:val="KeywordTok"/>
-        </w:rPr>
-        <w:t xml:space="preserve">assert</w:t>
-      </w:r>
-      <w:r>
-        <w:rPr>
-          <w:rStyle w:val="NormalTok"/>
-        </w:rPr>
-        <w:t xml:space="preserve"> </w:t>
-      </w:r>
-      <w:r>
-        <w:rPr>
-          <w:rStyle w:val="KeywordTok"/>
-        </w:rPr>
-        <w:t xml:space="preserve">property</w:t>
-      </w:r>
-      <w:r>
-        <w:rPr>
-          <w:rStyle w:val="NormalTok"/>
-        </w:rPr>
-        <w:t xml:space="preserve"> (</w:t>
-      </w:r>
-      <w:r>
-        <w:br/>
-      </w:r>
-      <w:r>
-        <w:rPr>
-          <w:rStyle w:val="NormalTok"/>
-        </w:rPr>
-        <w:t xml:space="preserve">  @(</w:t>
-      </w:r>
-      <w:r>
-        <w:rPr>
-          <w:rStyle w:val="KeywordTok"/>
-        </w:rPr>
-        <w:t xml:space="preserve">posedge</w:t>
-      </w:r>
-      <w:r>
-        <w:rPr>
-          <w:rStyle w:val="NormalTok"/>
-        </w:rPr>
-        <w:t xml:space="preserve"> hclk_i) </w:t>
-      </w:r>
-      <w:r>
-        <w:rPr>
-          <w:rStyle w:val="KeywordTok"/>
-        </w:rPr>
-        <w:t xml:space="preserve">disable</w:t>
-      </w:r>
-      <w:r>
-        <w:rPr>
-          <w:rStyle w:val="NormalTok"/>
-        </w:rPr>
-        <w:t xml:space="preserve"> </w:t>
-      </w:r>
-      <w:r>
-        <w:rPr>
-          <w:rStyle w:val="KeywordTok"/>
-        </w:rPr>
-        <w:t xml:space="preserve">iff</w:t>
-      </w:r>
-      <w:r>
-        <w:rPr>
-          <w:rStyle w:val="NormalTok"/>
-        </w:rPr>
-        <w:t xml:space="preserve"> (!hreset_n_i)</w:t>
-      </w:r>
-      <w:r>
-        <w:br/>
-      </w:r>
-      <w:r>
-        <w:rPr>
-          <w:rStyle w:val="NormalTok"/>
+          <w:rStyle w:val="VerbatimChar"/>
+        </w:rPr>
+        <w:t xml:space="preserve">a_valid_correct: assert property (</w:t>
+      </w:r>
+      <w:r>
+        <w:br/>
+      </w:r>
+      <w:r>
+        <w:rPr>
+          <w:rStyle w:val="VerbatimChar"/>
+        </w:rPr>
+        <w:t xml:space="preserve">  @(posedge hclk_i) disable iff (!hreset_n_i)</w:t>
+      </w:r>
+      <w:r>
+        <w:br/>
+      </w:r>
+      <w:r>
+        <w:rPr>
+          <w:rStyle w:val="VerbatimChar"/>
         </w:rPr>
         <w:t xml:space="preserve">  clic_irq_valid_o == |(clic_ie &amp; clic_ip));</w:t>
       </w:r>
@@ -6996,7 +6696,7 @@
       </w:r>
       <w:r>
         <w:rPr>
-          <w:rStyle w:val="CommentTok"/>
+          <w:rStyle w:val="VerbatimChar"/>
         </w:rPr>
         <w:t xml:space="preserve">// --- the winner really is enabled and pending</w:t>
       </w:r>
@@ -7005,85 +6705,25 @@
       </w:r>
       <w:r>
         <w:rPr>
-          <w:rStyle w:val="NormalTok"/>
-        </w:rPr>
-        <w:t xml:space="preserve">a_winner_legit: </w:t>
-      </w:r>
-      <w:r>
-        <w:rPr>
-          <w:rStyle w:val="KeywordTok"/>
-        </w:rPr>
-        <w:t xml:space="preserve">assert</w:t>
-      </w:r>
-      <w:r>
-        <w:rPr>
-          <w:rStyle w:val="NormalTok"/>
-        </w:rPr>
-        <w:t xml:space="preserve"> </w:t>
-      </w:r>
-      <w:r>
-        <w:rPr>
-          <w:rStyle w:val="KeywordTok"/>
-        </w:rPr>
-        <w:t xml:space="preserve">property</w:t>
-      </w:r>
-      <w:r>
-        <w:rPr>
-          <w:rStyle w:val="NormalTok"/>
-        </w:rPr>
-        <w:t xml:space="preserve"> (</w:t>
-      </w:r>
-      <w:r>
-        <w:br/>
-      </w:r>
-      <w:r>
-        <w:rPr>
-          <w:rStyle w:val="NormalTok"/>
-        </w:rPr>
-        <w:t xml:space="preserve">  @(</w:t>
-      </w:r>
-      <w:r>
-        <w:rPr>
-          <w:rStyle w:val="KeywordTok"/>
-        </w:rPr>
-        <w:t xml:space="preserve">posedge</w:t>
-      </w:r>
-      <w:r>
-        <w:rPr>
-          <w:rStyle w:val="NormalTok"/>
-        </w:rPr>
-        <w:t xml:space="preserve"> hclk_i) </w:t>
-      </w:r>
-      <w:r>
-        <w:rPr>
-          <w:rStyle w:val="KeywordTok"/>
-        </w:rPr>
-        <w:t xml:space="preserve">disable</w:t>
-      </w:r>
-      <w:r>
-        <w:rPr>
-          <w:rStyle w:val="NormalTok"/>
-        </w:rPr>
-        <w:t xml:space="preserve"> </w:t>
-      </w:r>
-      <w:r>
-        <w:rPr>
-          <w:rStyle w:val="KeywordTok"/>
-        </w:rPr>
-        <w:t xml:space="preserve">iff</w:t>
-      </w:r>
-      <w:r>
-        <w:rPr>
-          <w:rStyle w:val="NormalTok"/>
-        </w:rPr>
-        <w:t xml:space="preserve"> (!hreset_n_i)</w:t>
-      </w:r>
-      <w:r>
-        <w:br/>
-      </w:r>
-      <w:r>
-        <w:rPr>
-          <w:rStyle w:val="NormalTok"/>
+          <w:rStyle w:val="VerbatimChar"/>
+        </w:rPr>
+        <w:t xml:space="preserve">a_winner_legit: assert property (</w:t>
+      </w:r>
+      <w:r>
+        <w:br/>
+      </w:r>
+      <w:r>
+        <w:rPr>
+          <w:rStyle w:val="VerbatimChar"/>
+        </w:rPr>
+        <w:t xml:space="preserve">  @(posedge hclk_i) disable iff (!hreset_n_i)</w:t>
+      </w:r>
+      <w:r>
+        <w:br/>
+      </w:r>
+      <w:r>
+        <w:rPr>
+          <w:rStyle w:val="VerbatimChar"/>
         </w:rPr>
         <w:t xml:space="preserve">  clic_irq_valid_o |-&gt; (clic_ie[clic_irq_id_o] &amp;&amp; clic_ip[clic_irq_id_o]));</w:t>
       </w:r>
@@ -7095,7 +6735,7 @@
       </w:r>
       <w:r>
         <w:rPr>
-          <w:rStyle w:val="CommentTok"/>
+          <w:rStyle w:val="VerbatimChar"/>
         </w:rPr>
         <w:t xml:space="preserve">// --- the winner has the maximum level among enabled pending IDs</w:t>
       </w:r>
@@ -7104,85 +6744,25 @@
       </w:r>
       <w:r>
         <w:rPr>
-          <w:rStyle w:val="NormalTok"/>
-        </w:rPr>
-        <w:t xml:space="preserve">a_winner_max_level: </w:t>
-      </w:r>
-      <w:r>
-        <w:rPr>
-          <w:rStyle w:val="KeywordTok"/>
-        </w:rPr>
-        <w:t xml:space="preserve">assert</w:t>
-      </w:r>
-      <w:r>
-        <w:rPr>
-          <w:rStyle w:val="NormalTok"/>
-        </w:rPr>
-        <w:t xml:space="preserve"> </w:t>
-      </w:r>
-      <w:r>
-        <w:rPr>
-          <w:rStyle w:val="KeywordTok"/>
-        </w:rPr>
-        <w:t xml:space="preserve">property</w:t>
-      </w:r>
-      <w:r>
-        <w:rPr>
-          <w:rStyle w:val="NormalTok"/>
-        </w:rPr>
-        <w:t xml:space="preserve"> (</w:t>
-      </w:r>
-      <w:r>
-        <w:br/>
-      </w:r>
-      <w:r>
-        <w:rPr>
-          <w:rStyle w:val="NormalTok"/>
-        </w:rPr>
-        <w:t xml:space="preserve">  @(</w:t>
-      </w:r>
-      <w:r>
-        <w:rPr>
-          <w:rStyle w:val="KeywordTok"/>
-        </w:rPr>
-        <w:t xml:space="preserve">posedge</w:t>
-      </w:r>
-      <w:r>
-        <w:rPr>
-          <w:rStyle w:val="NormalTok"/>
-        </w:rPr>
-        <w:t xml:space="preserve"> hclk_i) </w:t>
-      </w:r>
-      <w:r>
-        <w:rPr>
-          <w:rStyle w:val="KeywordTok"/>
-        </w:rPr>
-        <w:t xml:space="preserve">disable</w:t>
-      </w:r>
-      <w:r>
-        <w:rPr>
-          <w:rStyle w:val="NormalTok"/>
-        </w:rPr>
-        <w:t xml:space="preserve"> </w:t>
-      </w:r>
-      <w:r>
-        <w:rPr>
-          <w:rStyle w:val="KeywordTok"/>
-        </w:rPr>
-        <w:t xml:space="preserve">iff</w:t>
-      </w:r>
-      <w:r>
-        <w:rPr>
-          <w:rStyle w:val="NormalTok"/>
-        </w:rPr>
-        <w:t xml:space="preserve"> (!hreset_n_i)</w:t>
-      </w:r>
-      <w:r>
-        <w:br/>
-      </w:r>
-      <w:r>
-        <w:rPr>
-          <w:rStyle w:val="NormalTok"/>
+          <w:rStyle w:val="VerbatimChar"/>
+        </w:rPr>
+        <w:t xml:space="preserve">a_winner_max_level: assert property (</w:t>
+      </w:r>
+      <w:r>
+        <w:br/>
+      </w:r>
+      <w:r>
+        <w:rPr>
+          <w:rStyle w:val="VerbatimChar"/>
+        </w:rPr>
+        <w:t xml:space="preserve">  @(posedge hclk_i) disable iff (!hreset_n_i)</w:t>
+      </w:r>
+      <w:r>
+        <w:br/>
+      </w:r>
+      <w:r>
+        <w:rPr>
+          <w:rStyle w:val="VerbatimChar"/>
         </w:rPr>
         <w:t xml:space="preserve">  clic_irq_valid_o |-&gt; (clic_irq_level_o == max_enabled_pending_level));</w:t>
       </w:r>
@@ -7194,7 +6774,7 @@
       </w:r>
       <w:r>
         <w:rPr>
-          <w:rStyle w:val="CommentTok"/>
+          <w:rStyle w:val="VerbatimChar"/>
         </w:rPr>
         <w:t xml:space="preserve">// --- tie-break is lowest ID (N-7.5)</w:t>
       </w:r>
@@ -7203,85 +6783,25 @@
       </w:r>
       <w:r>
         <w:rPr>
-          <w:rStyle w:val="NormalTok"/>
-        </w:rPr>
-        <w:t xml:space="preserve">a_tiebreak_lowest_id: </w:t>
-      </w:r>
-      <w:r>
-        <w:rPr>
-          <w:rStyle w:val="KeywordTok"/>
-        </w:rPr>
-        <w:t xml:space="preserve">assert</w:t>
-      </w:r>
-      <w:r>
-        <w:rPr>
-          <w:rStyle w:val="NormalTok"/>
-        </w:rPr>
-        <w:t xml:space="preserve"> </w:t>
-      </w:r>
-      <w:r>
-        <w:rPr>
-          <w:rStyle w:val="KeywordTok"/>
-        </w:rPr>
-        <w:t xml:space="preserve">property</w:t>
-      </w:r>
-      <w:r>
-        <w:rPr>
-          <w:rStyle w:val="NormalTok"/>
-        </w:rPr>
-        <w:t xml:space="preserve"> (</w:t>
-      </w:r>
-      <w:r>
-        <w:br/>
-      </w:r>
-      <w:r>
-        <w:rPr>
-          <w:rStyle w:val="NormalTok"/>
-        </w:rPr>
-        <w:t xml:space="preserve">  @(</w:t>
-      </w:r>
-      <w:r>
-        <w:rPr>
-          <w:rStyle w:val="KeywordTok"/>
-        </w:rPr>
-        <w:t xml:space="preserve">posedge</w:t>
-      </w:r>
-      <w:r>
-        <w:rPr>
-          <w:rStyle w:val="NormalTok"/>
-        </w:rPr>
-        <w:t xml:space="preserve"> hclk_i) </w:t>
-      </w:r>
-      <w:r>
-        <w:rPr>
-          <w:rStyle w:val="KeywordTok"/>
-        </w:rPr>
-        <w:t xml:space="preserve">disable</w:t>
-      </w:r>
-      <w:r>
-        <w:rPr>
-          <w:rStyle w:val="NormalTok"/>
-        </w:rPr>
-        <w:t xml:space="preserve"> </w:t>
-      </w:r>
-      <w:r>
-        <w:rPr>
-          <w:rStyle w:val="KeywordTok"/>
-        </w:rPr>
-        <w:t xml:space="preserve">iff</w:t>
-      </w:r>
-      <w:r>
-        <w:rPr>
-          <w:rStyle w:val="NormalTok"/>
-        </w:rPr>
-        <w:t xml:space="preserve"> (!hreset_n_i)</w:t>
-      </w:r>
-      <w:r>
-        <w:br/>
-      </w:r>
-      <w:r>
-        <w:rPr>
-          <w:rStyle w:val="NormalTok"/>
+          <w:rStyle w:val="VerbatimChar"/>
+        </w:rPr>
+        <w:t xml:space="preserve">a_tiebreak_lowest_id: assert property (</w:t>
+      </w:r>
+      <w:r>
+        <w:br/>
+      </w:r>
+      <w:r>
+        <w:rPr>
+          <w:rStyle w:val="VerbatimChar"/>
+        </w:rPr>
+        <w:t xml:space="preserve">  @(posedge hclk_i) disable iff (!hreset_n_i)</w:t>
+      </w:r>
+      <w:r>
+        <w:br/>
+      </w:r>
+      <w:r>
+        <w:rPr>
+          <w:rStyle w:val="VerbatimChar"/>
         </w:rPr>
         <w:t xml:space="preserve">  clic_irq_valid_o |-&gt;</w:t>
       </w:r>
@@ -7290,28 +6810,16 @@
       </w:r>
       <w:r>
         <w:rPr>
-          <w:rStyle w:val="NormalTok"/>
-        </w:rPr>
-        <w:t xml:space="preserve">    !</w:t>
-      </w:r>
-      <w:r>
-        <w:rPr>
-          <w:rStyle w:val="KeywordTok"/>
-        </w:rPr>
-        <w:t xml:space="preserve">$isunknown</w:t>
-      </w:r>
-      <w:r>
-        <w:rPr>
-          <w:rStyle w:val="NormalTok"/>
-        </w:rPr>
-        <w:t xml:space="preserve">(clic_irq_id_o) &amp;&amp;</w:t>
-      </w:r>
-      <w:r>
-        <w:br/>
-      </w:r>
-      <w:r>
-        <w:rPr>
-          <w:rStyle w:val="NormalTok"/>
+          <w:rStyle w:val="VerbatimChar"/>
+        </w:rPr>
+        <w:t xml:space="preserve">    !$isunknown(clic_irq_id_o) &amp;&amp;</w:t>
+      </w:r>
+      <w:r>
+        <w:br/>
+      </w:r>
+      <w:r>
+        <w:rPr>
+          <w:rStyle w:val="VerbatimChar"/>
         </w:rPr>
         <w:t xml:space="preserve">    (!(|(clic_ie &amp; clic_ip &amp; lower_id_mask(clic_irq_id_o) &amp; same_level_mask(clic_irq_level_o)))));</w:t>
       </w:r>
@@ -7323,7 +6831,7 @@
       </w:r>
       <w:r>
         <w:rPr>
-          <w:rStyle w:val="CommentTok"/>
+          <w:rStyle w:val="VerbatimChar"/>
         </w:rPr>
         <w:t xml:space="preserve">// --- pending is purely combinational from the source (N-7.1)</w:t>
       </w:r>
@@ -7332,64 +6840,28 @@
       </w:r>
       <w:r>
         <w:rPr>
-          <w:rStyle w:val="NormalTok"/>
-        </w:rPr>
-        <w:t xml:space="preserve">a_pending_comb: </w:t>
-      </w:r>
-      <w:r>
-        <w:rPr>
-          <w:rStyle w:val="KeywordTok"/>
-        </w:rPr>
-        <w:t xml:space="preserve">assert</w:t>
-      </w:r>
-      <w:r>
-        <w:rPr>
-          <w:rStyle w:val="NormalTok"/>
-        </w:rPr>
-        <w:t xml:space="preserve"> </w:t>
-      </w:r>
-      <w:r>
-        <w:rPr>
-          <w:rStyle w:val="KeywordTok"/>
-        </w:rPr>
-        <w:t xml:space="preserve">property</w:t>
-      </w:r>
-      <w:r>
-        <w:rPr>
-          <w:rStyle w:val="NormalTok"/>
-        </w:rPr>
-        <w:t xml:space="preserve"> (</w:t>
-      </w:r>
-      <w:r>
-        <w:br/>
-      </w:r>
-      <w:r>
-        <w:rPr>
-          <w:rStyle w:val="NormalTok"/>
-        </w:rPr>
-        <w:t xml:space="preserve">  @(</w:t>
-      </w:r>
-      <w:r>
-        <w:rPr>
-          <w:rStyle w:val="KeywordTok"/>
-        </w:rPr>
-        <w:t xml:space="preserve">posedge</w:t>
-      </w:r>
-      <w:r>
-        <w:rPr>
-          <w:rStyle w:val="NormalTok"/>
-        </w:rPr>
-        <w:t xml:space="preserve"> hclk_i) clic_ip == irq_src_i);</w:t>
-      </w:r>
-      <w:r>
-        <w:br/>
-      </w:r>
-      <w:r>
-        <w:br/>
-      </w:r>
-      <w:r>
-        <w:rPr>
-          <w:rStyle w:val="CommentTok"/>
+          <w:rStyle w:val="VerbatimChar"/>
+        </w:rPr>
+        <w:t xml:space="preserve">a_pending_comb: assert property (</w:t>
+      </w:r>
+      <w:r>
+        <w:br/>
+      </w:r>
+      <w:r>
+        <w:rPr>
+          <w:rStyle w:val="VerbatimChar"/>
+        </w:rPr>
+        <w:t xml:space="preserve">  @(posedge hclk_i) clic_ip == irq_src_i);</w:t>
+      </w:r>
+      <w:r>
+        <w:br/>
+      </w:r>
+      <w:r>
+        <w:br/>
+      </w:r>
+      <w:r>
+        <w:rPr>
+          <w:rStyle w:val="VerbatimChar"/>
         </w:rPr>
         <w:t xml:space="preserve">// --- no pending set/clear path exists: CLICIP is unaffected by writes</w:t>
       </w:r>
@@ -7398,109 +6870,37 @@
       </w:r>
       <w:r>
         <w:rPr>
-          <w:rStyle w:val="NormalTok"/>
-        </w:rPr>
-        <w:t xml:space="preserve">a_clicip_ro: </w:t>
-      </w:r>
-      <w:r>
-        <w:rPr>
-          <w:rStyle w:val="KeywordTok"/>
-        </w:rPr>
-        <w:t xml:space="preserve">assert</w:t>
-      </w:r>
-      <w:r>
-        <w:rPr>
-          <w:rStyle w:val="NormalTok"/>
-        </w:rPr>
-        <w:t xml:space="preserve"> </w:t>
-      </w:r>
-      <w:r>
-        <w:rPr>
-          <w:rStyle w:val="KeywordTok"/>
-        </w:rPr>
-        <w:t xml:space="preserve">property</w:t>
-      </w:r>
-      <w:r>
-        <w:rPr>
-          <w:rStyle w:val="NormalTok"/>
-        </w:rPr>
-        <w:t xml:space="preserve"> (</w:t>
-      </w:r>
-      <w:r>
-        <w:br/>
-      </w:r>
-      <w:r>
-        <w:rPr>
-          <w:rStyle w:val="NormalTok"/>
-        </w:rPr>
-        <w:t xml:space="preserve">  @(</w:t>
-      </w:r>
-      <w:r>
-        <w:rPr>
-          <w:rStyle w:val="KeywordTok"/>
-        </w:rPr>
-        <w:t xml:space="preserve">posedge</w:t>
-      </w:r>
-      <w:r>
-        <w:rPr>
-          <w:rStyle w:val="NormalTok"/>
-        </w:rPr>
-        <w:t xml:space="preserve"> pclk_i) </w:t>
-      </w:r>
-      <w:r>
-        <w:rPr>
-          <w:rStyle w:val="KeywordTok"/>
-        </w:rPr>
-        <w:t xml:space="preserve">disable</w:t>
-      </w:r>
-      <w:r>
-        <w:rPr>
-          <w:rStyle w:val="NormalTok"/>
-        </w:rPr>
-        <w:t xml:space="preserve"> </w:t>
-      </w:r>
-      <w:r>
-        <w:rPr>
-          <w:rStyle w:val="KeywordTok"/>
-        </w:rPr>
-        <w:t xml:space="preserve">iff</w:t>
-      </w:r>
-      <w:r>
-        <w:rPr>
-          <w:rStyle w:val="NormalTok"/>
-        </w:rPr>
-        <w:t xml:space="preserve"> (!preset_n_i)</w:t>
-      </w:r>
-      <w:r>
-        <w:br/>
-      </w:r>
-      <w:r>
-        <w:rPr>
-          <w:rStyle w:val="NormalTok"/>
-        </w:rPr>
-        <w:t xml:space="preserve">  (apb_write &amp;&amp; apb_addr == </w:t>
-      </w:r>
-      <w:r>
-        <w:rPr>
-          <w:rStyle w:val="BaseNTok"/>
-        </w:rPr>
-        <w:t xml:space="preserve">12'h008</w:t>
-      </w:r>
-      <w:r>
-        <w:rPr>
-          <w:rStyle w:val="NormalTok"/>
-        </w:rPr>
-        <w:t xml:space="preserve">) |=&gt; (clic_ip == irq_src_i));</w:t>
-      </w:r>
-      <w:r>
-        <w:br/>
-      </w:r>
-      <w:r>
-        <w:br/>
-      </w:r>
-      <w:r>
-        <w:rPr>
-          <w:rStyle w:val="CommentTok"/>
+          <w:rStyle w:val="VerbatimChar"/>
+        </w:rPr>
+        <w:t xml:space="preserve">a_clicip_ro: assert property (</w:t>
+      </w:r>
+      <w:r>
+        <w:br/>
+      </w:r>
+      <w:r>
+        <w:rPr>
+          <w:rStyle w:val="VerbatimChar"/>
+        </w:rPr>
+        <w:t xml:space="preserve">  @(posedge pclk_i) disable iff (!preset_n_i)</w:t>
+      </w:r>
+      <w:r>
+        <w:br/>
+      </w:r>
+      <w:r>
+        <w:rPr>
+          <w:rStyle w:val="VerbatimChar"/>
+        </w:rPr>
+        <w:t xml:space="preserve">  (apb_write &amp;&amp; apb_addr == 12'h008) |=&gt; (clic_ip == irq_src_i));</w:t>
+      </w:r>
+      <w:r>
+        <w:br/>
+      </w:r>
+      <w:r>
+        <w:br/>
+      </w:r>
+      <w:r>
+        <w:rPr>
+          <w:rStyle w:val="VerbatimChar"/>
         </w:rPr>
         <w:t xml:space="preserve">// --- level change while pending does not disturb pending (R-8)</w:t>
       </w:r>
@@ -7509,145 +6909,37 @@
       </w:r>
       <w:r>
         <w:rPr>
-          <w:rStyle w:val="NormalTok"/>
-        </w:rPr>
-        <w:t xml:space="preserve">a_level_change_safe: </w:t>
-      </w:r>
-      <w:r>
-        <w:rPr>
-          <w:rStyle w:val="KeywordTok"/>
-        </w:rPr>
-        <w:t xml:space="preserve">assert</w:t>
-      </w:r>
-      <w:r>
-        <w:rPr>
-          <w:rStyle w:val="NormalTok"/>
-        </w:rPr>
-        <w:t xml:space="preserve"> </w:t>
-      </w:r>
-      <w:r>
-        <w:rPr>
-          <w:rStyle w:val="KeywordTok"/>
-        </w:rPr>
-        <w:t xml:space="preserve">property</w:t>
-      </w:r>
-      <w:r>
-        <w:rPr>
-          <w:rStyle w:val="NormalTok"/>
-        </w:rPr>
-        <w:t xml:space="preserve"> (</w:t>
-      </w:r>
-      <w:r>
-        <w:br/>
-      </w:r>
-      <w:r>
-        <w:rPr>
-          <w:rStyle w:val="NormalTok"/>
-        </w:rPr>
-        <w:t xml:space="preserve">  @(</w:t>
-      </w:r>
-      <w:r>
-        <w:rPr>
-          <w:rStyle w:val="KeywordTok"/>
-        </w:rPr>
-        <w:t xml:space="preserve">posedge</w:t>
-      </w:r>
-      <w:r>
-        <w:rPr>
-          <w:rStyle w:val="NormalTok"/>
-        </w:rPr>
-        <w:t xml:space="preserve"> hclk_i) </w:t>
-      </w:r>
-      <w:r>
-        <w:rPr>
-          <w:rStyle w:val="KeywordTok"/>
-        </w:rPr>
-        <w:t xml:space="preserve">disable</w:t>
-      </w:r>
-      <w:r>
-        <w:rPr>
-          <w:rStyle w:val="NormalTok"/>
-        </w:rPr>
-        <w:t xml:space="preserve"> </w:t>
-      </w:r>
-      <w:r>
-        <w:rPr>
-          <w:rStyle w:val="KeywordTok"/>
-        </w:rPr>
-        <w:t xml:space="preserve">iff</w:t>
-      </w:r>
-      <w:r>
-        <w:rPr>
-          <w:rStyle w:val="NormalTok"/>
-        </w:rPr>
-        <w:t xml:space="preserve"> (!hreset_n_i)</w:t>
-      </w:r>
-      <w:r>
-        <w:br/>
-      </w:r>
-      <w:r>
-        <w:rPr>
-          <w:rStyle w:val="NormalTok"/>
-        </w:rPr>
-        <w:t xml:space="preserve">  (clic_ip[</w:t>
-      </w:r>
-      <w:r>
-        <w:rPr>
-          <w:rStyle w:val="DecValTok"/>
-        </w:rPr>
-        <w:t xml:space="preserve">17</w:t>
-      </w:r>
-      <w:r>
-        <w:rPr>
-          <w:rStyle w:val="NormalTok"/>
-        </w:rPr>
-        <w:t xml:space="preserve">] &amp;&amp; </w:t>
-      </w:r>
-      <w:r>
-        <w:rPr>
-          <w:rStyle w:val="KeywordTok"/>
-        </w:rPr>
-        <w:t xml:space="preserve">$changed</w:t>
-      </w:r>
-      <w:r>
-        <w:rPr>
-          <w:rStyle w:val="NormalTok"/>
-        </w:rPr>
-        <w:t xml:space="preserve">(clic_level[</w:t>
-      </w:r>
-      <w:r>
-        <w:rPr>
-          <w:rStyle w:val="DecValTok"/>
-        </w:rPr>
-        <w:t xml:space="preserve">17</w:t>
-      </w:r>
-      <w:r>
-        <w:rPr>
-          <w:rStyle w:val="NormalTok"/>
-        </w:rPr>
-        <w:t xml:space="preserve">])) |-&gt; clic_ip[</w:t>
-      </w:r>
-      <w:r>
-        <w:rPr>
-          <w:rStyle w:val="DecValTok"/>
-        </w:rPr>
-        <w:t xml:space="preserve">17</w:t>
-      </w:r>
-      <w:r>
-        <w:rPr>
-          <w:rStyle w:val="NormalTok"/>
-        </w:rPr>
-        <w:t xml:space="preserve">]);</w:t>
-      </w:r>
-      <w:r>
-        <w:br/>
-      </w:r>
-      <w:r>
-        <w:br/>
-      </w:r>
-      <w:r>
-        <w:rPr>
-          <w:rStyle w:val="CommentTok"/>
+          <w:rStyle w:val="VerbatimChar"/>
+        </w:rPr>
+        <w:t xml:space="preserve">a_level_change_safe: assert property (</w:t>
+      </w:r>
+      <w:r>
+        <w:br/>
+      </w:r>
+      <w:r>
+        <w:rPr>
+          <w:rStyle w:val="VerbatimChar"/>
+        </w:rPr>
+        <w:t xml:space="preserve">  @(posedge hclk_i) disable iff (!hreset_n_i)</w:t>
+      </w:r>
+      <w:r>
+        <w:br/>
+      </w:r>
+      <w:r>
+        <w:rPr>
+          <w:rStyle w:val="VerbatimChar"/>
+        </w:rPr>
+        <w:t xml:space="preserve">  (clic_ip[17] &amp;&amp; $changed(clic_level[17])) |-&gt; clic_ip[17]);</w:t>
+      </w:r>
+      <w:r>
+        <w:br/>
+      </w:r>
+      <w:r>
+        <w:br/>
+      </w:r>
+      <w:r>
+        <w:rPr>
+          <w:rStyle w:val="VerbatimChar"/>
         </w:rPr>
         <w:t xml:space="preserve">// --- everything disabled at reset (R-4)</w:t>
       </w:r>
@@ -7656,88 +6948,28 @@
       </w:r>
       <w:r>
         <w:rPr>
-          <w:rStyle w:val="NormalTok"/>
-        </w:rPr>
-        <w:t xml:space="preserve">a_reset_disabled: </w:t>
-      </w:r>
-      <w:r>
-        <w:rPr>
-          <w:rStyle w:val="KeywordTok"/>
-        </w:rPr>
-        <w:t xml:space="preserve">assert</w:t>
-      </w:r>
-      <w:r>
-        <w:rPr>
-          <w:rStyle w:val="NormalTok"/>
-        </w:rPr>
-        <w:t xml:space="preserve"> </w:t>
-      </w:r>
-      <w:r>
-        <w:rPr>
-          <w:rStyle w:val="KeywordTok"/>
-        </w:rPr>
-        <w:t xml:space="preserve">property</w:t>
-      </w:r>
-      <w:r>
-        <w:rPr>
-          <w:rStyle w:val="NormalTok"/>
-        </w:rPr>
-        <w:t xml:space="preserve"> (</w:t>
-      </w:r>
-      <w:r>
-        <w:br/>
-      </w:r>
-      <w:r>
-        <w:rPr>
-          <w:rStyle w:val="NormalTok"/>
-        </w:rPr>
-        <w:t xml:space="preserve">  @(</w:t>
-      </w:r>
-      <w:r>
-        <w:rPr>
-          <w:rStyle w:val="KeywordTok"/>
-        </w:rPr>
-        <w:t xml:space="preserve">posedge</w:t>
-      </w:r>
-      <w:r>
-        <w:rPr>
-          <w:rStyle w:val="NormalTok"/>
-        </w:rPr>
-        <w:t xml:space="preserve"> hclk_i) !hreset_n_i |=&gt; (clic_ie == </w:t>
-      </w:r>
-      <w:r>
-        <w:rPr>
-          <w:rStyle w:val="BaseNTok"/>
-        </w:rPr>
-        <w:t xml:space="preserve">32'd0</w:t>
-      </w:r>
-      <w:r>
-        <w:rPr>
-          <w:rStyle w:val="NormalTok"/>
-        </w:rPr>
-        <w:t xml:space="preserve"> &amp;&amp; clic_irq_valid_o == </w:t>
-      </w:r>
-      <w:r>
-        <w:rPr>
-          <w:rStyle w:val="BaseNTok"/>
-        </w:rPr>
-        <w:t xml:space="preserve">1'b0</w:t>
-      </w:r>
-      <w:r>
-        <w:rPr>
-          <w:rStyle w:val="NormalTok"/>
-        </w:rPr>
-        <w:t xml:space="preserve">));</w:t>
-      </w:r>
-      <w:r>
-        <w:br/>
-      </w:r>
-      <w:r>
-        <w:br/>
-      </w:r>
-      <w:r>
-        <w:rPr>
-          <w:rStyle w:val="CommentTok"/>
+          <w:rStyle w:val="VerbatimChar"/>
+        </w:rPr>
+        <w:t xml:space="preserve">a_reset_disabled: assert property (</w:t>
+      </w:r>
+      <w:r>
+        <w:br/>
+      </w:r>
+      <w:r>
+        <w:rPr>
+          <w:rStyle w:val="VerbatimChar"/>
+        </w:rPr>
+        <w:t xml:space="preserve">  @(posedge hclk_i) !hreset_n_i |=&gt; (clic_ie == 32'd0 &amp;&amp; clic_irq_valid_o == 1'b0));</w:t>
+      </w:r>
+      <w:r>
+        <w:br/>
+      </w:r>
+      <w:r>
+        <w:br/>
+      </w:r>
+      <w:r>
+        <w:rPr>
+          <w:rStyle w:val="VerbatimChar"/>
         </w:rPr>
         <w:t xml:space="preserve">// --- no CLIC ID is ever asserted for the machine timer (R-6, N-7.14)</w:t>
       </w:r>
@@ -7746,100 +6978,28 @@
       </w:r>
       <w:r>
         <w:rPr>
-          <w:rStyle w:val="NormalTok"/>
-        </w:rPr>
-        <w:t xml:space="preserve">a_no_mtip_id: </w:t>
-      </w:r>
-      <w:r>
-        <w:rPr>
-          <w:rStyle w:val="KeywordTok"/>
-        </w:rPr>
-        <w:t xml:space="preserve">assert</w:t>
-      </w:r>
-      <w:r>
-        <w:rPr>
-          <w:rStyle w:val="NormalTok"/>
-        </w:rPr>
-        <w:t xml:space="preserve"> </w:t>
-      </w:r>
-      <w:r>
-        <w:rPr>
-          <w:rStyle w:val="KeywordTok"/>
-        </w:rPr>
-        <w:t xml:space="preserve">property</w:t>
-      </w:r>
-      <w:r>
-        <w:rPr>
-          <w:rStyle w:val="NormalTok"/>
-        </w:rPr>
-        <w:t xml:space="preserve"> (</w:t>
-      </w:r>
-      <w:r>
-        <w:br/>
-      </w:r>
-      <w:r>
-        <w:rPr>
-          <w:rStyle w:val="NormalTok"/>
-        </w:rPr>
-        <w:t xml:space="preserve">  @(</w:t>
-      </w:r>
-      <w:r>
-        <w:rPr>
-          <w:rStyle w:val="KeywordTok"/>
-        </w:rPr>
-        <w:t xml:space="preserve">posedge</w:t>
-      </w:r>
-      <w:r>
-        <w:rPr>
-          <w:rStyle w:val="NormalTok"/>
-        </w:rPr>
-        <w:t xml:space="preserve"> hclk_i) </w:t>
-      </w:r>
-      <w:r>
-        <w:rPr>
-          <w:rStyle w:val="KeywordTok"/>
-        </w:rPr>
-        <w:t xml:space="preserve">disable</w:t>
-      </w:r>
-      <w:r>
-        <w:rPr>
-          <w:rStyle w:val="NormalTok"/>
-        </w:rPr>
-        <w:t xml:space="preserve"> </w:t>
-      </w:r>
-      <w:r>
-        <w:rPr>
-          <w:rStyle w:val="KeywordTok"/>
-        </w:rPr>
-        <w:t xml:space="preserve">iff</w:t>
-      </w:r>
-      <w:r>
-        <w:rPr>
-          <w:rStyle w:val="NormalTok"/>
-        </w:rPr>
-        <w:t xml:space="preserve"> (!hreset_n_i) !irq_src_i[</w:t>
-      </w:r>
-      <w:r>
-        <w:rPr>
-          <w:rStyle w:val="DecValTok"/>
-        </w:rPr>
-        <w:t xml:space="preserve">13</w:t>
-      </w:r>
-      <w:r>
-        <w:rPr>
-          <w:rStyle w:val="NormalTok"/>
-        </w:rPr>
-        <w:t xml:space="preserve">]);</w:t>
-      </w:r>
-      <w:r>
-        <w:br/>
-      </w:r>
-      <w:r>
-        <w:br/>
-      </w:r>
-      <w:r>
-        <w:rPr>
-          <w:rStyle w:val="CommentTok"/>
+          <w:rStyle w:val="VerbatimChar"/>
+        </w:rPr>
+        <w:t xml:space="preserve">a_no_mtip_id: assert property (</w:t>
+      </w:r>
+      <w:r>
+        <w:br/>
+      </w:r>
+      <w:r>
+        <w:rPr>
+          <w:rStyle w:val="VerbatimChar"/>
+        </w:rPr>
+        <w:t xml:space="preserve">  @(posedge hclk_i) disable iff (!hreset_n_i) !irq_src_i[7]);</w:t>
+      </w:r>
+      <w:r>
+        <w:br/>
+      </w:r>
+      <w:r>
+        <w:br/>
+      </w:r>
+      <w:r>
+        <w:rPr>
+          <w:rStyle w:val="VerbatimChar"/>
         </w:rPr>
         <w:t xml:space="preserve">// --- selection adds no register stage (R-7)</w:t>
       </w:r>
@@ -7848,99 +7008,27 @@
       </w:r>
       <w:r>
         <w:rPr>
-          <w:rStyle w:val="NormalTok"/>
-        </w:rPr>
-        <w:t xml:space="preserve">a_no_latency: </w:t>
-      </w:r>
-      <w:r>
-        <w:rPr>
-          <w:rStyle w:val="KeywordTok"/>
-        </w:rPr>
-        <w:t xml:space="preserve">assert</w:t>
-      </w:r>
-      <w:r>
-        <w:rPr>
-          <w:rStyle w:val="NormalTok"/>
-        </w:rPr>
-        <w:t xml:space="preserve"> </w:t>
-      </w:r>
-      <w:r>
-        <w:rPr>
-          <w:rStyle w:val="KeywordTok"/>
-        </w:rPr>
-        <w:t xml:space="preserve">property</w:t>
-      </w:r>
-      <w:r>
-        <w:rPr>
-          <w:rStyle w:val="NormalTok"/>
-        </w:rPr>
-        <w:t xml:space="preserve"> (</w:t>
-      </w:r>
-      <w:r>
-        <w:br/>
-      </w:r>
-      <w:r>
-        <w:rPr>
-          <w:rStyle w:val="NormalTok"/>
-        </w:rPr>
-        <w:t xml:space="preserve">  @(</w:t>
-      </w:r>
-      <w:r>
-        <w:rPr>
-          <w:rStyle w:val="KeywordTok"/>
-        </w:rPr>
-        <w:t xml:space="preserve">posedge</w:t>
-      </w:r>
-      <w:r>
-        <w:rPr>
-          <w:rStyle w:val="NormalTok"/>
-        </w:rPr>
-        <w:t xml:space="preserve"> hclk_i) </w:t>
-      </w:r>
-      <w:r>
-        <w:rPr>
-          <w:rStyle w:val="KeywordTok"/>
-        </w:rPr>
-        <w:t xml:space="preserve">disable</w:t>
-      </w:r>
-      <w:r>
-        <w:rPr>
-          <w:rStyle w:val="NormalTok"/>
-        </w:rPr>
-        <w:t xml:space="preserve"> </w:t>
-      </w:r>
-      <w:r>
-        <w:rPr>
-          <w:rStyle w:val="KeywordTok"/>
-        </w:rPr>
-        <w:t xml:space="preserve">iff</w:t>
-      </w:r>
-      <w:r>
-        <w:rPr>
-          <w:rStyle w:val="NormalTok"/>
-        </w:rPr>
-        <w:t xml:space="preserve"> (!hreset_n_i)</w:t>
-      </w:r>
-      <w:r>
-        <w:br/>
-      </w:r>
-      <w:r>
-        <w:rPr>
-          <w:rStyle w:val="NormalTok"/>
-        </w:rPr>
-        <w:t xml:space="preserve">  </w:t>
-      </w:r>
-      <w:r>
-        <w:rPr>
-          <w:rStyle w:val="KeywordTok"/>
-        </w:rPr>
-        <w:t xml:space="preserve">$rose</w:t>
-      </w:r>
-      <w:r>
-        <w:rPr>
-          <w:rStyle w:val="NormalTok"/>
-        </w:rPr>
-        <w:t xml:space="preserve">(|(clic_ie &amp; clic_ip)) |-&gt; clic_irq_valid_o);</w:t>
+          <w:rStyle w:val="VerbatimChar"/>
+        </w:rPr>
+        <w:t xml:space="preserve">a_no_latency: assert property (</w:t>
+      </w:r>
+      <w:r>
+        <w:br/>
+      </w:r>
+      <w:r>
+        <w:rPr>
+          <w:rStyle w:val="VerbatimChar"/>
+        </w:rPr>
+        <w:t xml:space="preserve">  @(posedge hclk_i) disable iff (!hreset_n_i)</w:t>
+      </w:r>
+      <w:r>
+        <w:br/>
+      </w:r>
+      <w:r>
+        <w:rPr>
+          <w:rStyle w:val="VerbatimChar"/>
+        </w:rPr>
+        <w:t xml:space="preserve">  $rose(|(clic_ie &amp; clic_ip)) |-&gt; clic_irq_valid_o);</w:t>
       </w:r>
     </w:p>
     <w:p>
@@ -7950,36 +7038,34 @@
         </w:pict>
       </w:r>
     </w:p>
-    <w:bookmarkEnd w:id="51"/>
-    <w:bookmarkStart w:id="52" w:name="verification-plan"/>
     <w:p>
       <w:pPr>
         <w:pStyle w:val="Heading2"/>
       </w:pPr>
+      <w:bookmarkStart w:id="53" w:name="X7c07a5b179cc8ff504630894f7928110af6ce23"/>
       <w:r>
         <w:t xml:space="preserve">11 Verification plan</w:t>
       </w:r>
+      <w:bookmarkEnd w:id="53"/>
     </w:p>
     <w:tbl>
       <w:tblPr>
         <w:tblStyle w:val="Table"/>
-        <w:tblW w:type="pct" w:w="5000"/>
-        <w:tblLook w:firstRow="1" w:lastRow="0" w:firstColumn="0" w:lastColumn="0" w:noHBand="0" w:noVBand="0" w:val="0020"/>
-        <w:jc w:val="start"/>
+        <w:tblW w:type="pct" w:w="0.0"/>
+        <w:tblLook w:firstRow="1"/>
       </w:tblPr>
-      <w:tblGrid>
-        <w:gridCol w:w="1584"/>
-        <w:gridCol w:w="1584"/>
-        <w:gridCol w:w="1584"/>
-        <w:gridCol w:w="1584"/>
-        <w:gridCol w:w="1584"/>
-      </w:tblGrid>
+      <w:tblGrid/>
       <w:tr>
         <w:trPr>
-          <w:tblHeader w:val="true"/>
+          <w:cnfStyle w:firstRow="1"/>
         </w:trPr>
         <w:tc>
-          <w:tcPr/>
+          <w:tcPr>
+            <w:tcBorders>
+              <w:bottom w:val="single"/>
+            </w:tcBorders>
+            <w:vAlign w:val="bottom"/>
+          </w:tcPr>
           <w:p>
             <w:pPr>
               <w:pStyle w:val="Compact"/>
@@ -7991,7 +7077,12 @@
           </w:p>
         </w:tc>
         <w:tc>
-          <w:tcPr/>
+          <w:tcPr>
+            <w:tcBorders>
+              <w:bottom w:val="single"/>
+            </w:tcBorders>
+            <w:vAlign w:val="bottom"/>
+          </w:tcPr>
           <w:p>
             <w:pPr>
               <w:pStyle w:val="Compact"/>
@@ -8003,7 +7094,12 @@
           </w:p>
         </w:tc>
         <w:tc>
-          <w:tcPr/>
+          <w:tcPr>
+            <w:tcBorders>
+              <w:bottom w:val="single"/>
+            </w:tcBorders>
+            <w:vAlign w:val="bottom"/>
+          </w:tcPr>
           <w:p>
             <w:pPr>
               <w:pStyle w:val="Compact"/>
@@ -8015,7 +7111,12 @@
           </w:p>
         </w:tc>
         <w:tc>
-          <w:tcPr/>
+          <w:tcPr>
+            <w:tcBorders>
+              <w:bottom w:val="single"/>
+            </w:tcBorders>
+            <w:vAlign w:val="bottom"/>
+          </w:tcPr>
           <w:p>
             <w:pPr>
               <w:pStyle w:val="Compact"/>
@@ -8027,7 +7128,12 @@
           </w:p>
         </w:tc>
         <w:tc>
-          <w:tcPr/>
+          <w:tcPr>
+            <w:tcBorders>
+              <w:bottom w:val="single"/>
+            </w:tcBorders>
+            <w:vAlign w:val="bottom"/>
+          </w:tcPr>
           <w:p>
             <w:pPr>
               <w:pStyle w:val="Compact"/>
@@ -8041,7 +7147,6 @@
       </w:tr>
       <w:tr>
         <w:tc>
-          <w:tcPr/>
           <w:p>
             <w:pPr>
               <w:pStyle w:val="Compact"/>
@@ -8053,7 +7158,6 @@
           </w:p>
         </w:tc>
         <w:tc>
-          <w:tcPr/>
           <w:p>
             <w:pPr>
               <w:pStyle w:val="Compact"/>
@@ -8068,7 +7172,6 @@
           </w:p>
         </w:tc>
         <w:tc>
-          <w:tcPr/>
           <w:p>
             <w:pPr>
               <w:pStyle w:val="Compact"/>
@@ -8080,7 +7183,6 @@
           </w:p>
         </w:tc>
         <w:tc>
-          <w:tcPr/>
           <w:p>
             <w:pPr>
               <w:pStyle w:val="Compact"/>
@@ -8092,7 +7194,6 @@
           </w:p>
         </w:tc>
         <w:tc>
-          <w:tcPr/>
           <w:p>
             <w:pPr>
               <w:pStyle w:val="Compact"/>
@@ -8106,7 +7207,6 @@
       </w:tr>
       <w:tr>
         <w:tc>
-          <w:tcPr/>
           <w:p>
             <w:pPr>
               <w:pStyle w:val="Compact"/>
@@ -8118,7 +7218,6 @@
           </w:p>
         </w:tc>
         <w:tc>
-          <w:tcPr/>
           <w:p>
             <w:pPr>
               <w:pStyle w:val="Compact"/>
@@ -8133,7 +7232,6 @@
           </w:p>
         </w:tc>
         <w:tc>
-          <w:tcPr/>
           <w:p>
             <w:pPr>
               <w:pStyle w:val="Compact"/>
@@ -8145,7 +7243,6 @@
           </w:p>
         </w:tc>
         <w:tc>
-          <w:tcPr/>
           <w:p>
             <w:pPr>
               <w:pStyle w:val="Compact"/>
@@ -8166,7 +7263,6 @@
           </w:p>
         </w:tc>
         <w:tc>
-          <w:tcPr/>
           <w:p>
             <w:pPr>
               <w:pStyle w:val="Compact"/>
@@ -8180,7 +7276,6 @@
       </w:tr>
       <w:tr>
         <w:tc>
-          <w:tcPr/>
           <w:p>
             <w:pPr>
               <w:pStyle w:val="Compact"/>
@@ -8192,7 +7287,6 @@
           </w:p>
         </w:tc>
         <w:tc>
-          <w:tcPr/>
           <w:p>
             <w:pPr>
               <w:pStyle w:val="Compact"/>
@@ -8207,7 +7301,6 @@
           </w:p>
         </w:tc>
         <w:tc>
-          <w:tcPr/>
           <w:p>
             <w:pPr>
               <w:pStyle w:val="Compact"/>
@@ -8228,7 +7321,6 @@
           </w:p>
         </w:tc>
         <w:tc>
-          <w:tcPr/>
           <w:p>
             <w:pPr>
               <w:pStyle w:val="Compact"/>
@@ -8240,7 +7332,6 @@
           </w:p>
         </w:tc>
         <w:tc>
-          <w:tcPr/>
           <w:p>
             <w:pPr>
               <w:pStyle w:val="Compact"/>
@@ -8254,7 +7345,6 @@
       </w:tr>
       <w:tr>
         <w:tc>
-          <w:tcPr/>
           <w:p>
             <w:pPr>
               <w:pStyle w:val="Compact"/>
@@ -8266,7 +7356,6 @@
           </w:p>
         </w:tc>
         <w:tc>
-          <w:tcPr/>
           <w:p>
             <w:pPr>
               <w:pStyle w:val="Compact"/>
@@ -8281,7 +7370,6 @@
           </w:p>
         </w:tc>
         <w:tc>
-          <w:tcPr/>
           <w:p>
             <w:pPr>
               <w:pStyle w:val="Compact"/>
@@ -8293,7 +7381,6 @@
           </w:p>
         </w:tc>
         <w:tc>
-          <w:tcPr/>
           <w:p>
             <w:pPr>
               <w:pStyle w:val="Compact"/>
@@ -8305,7 +7392,6 @@
           </w:p>
         </w:tc>
         <w:tc>
-          <w:tcPr/>
           <w:p>
             <w:pPr>
               <w:pStyle w:val="Compact"/>
@@ -8319,7 +7405,6 @@
       </w:tr>
       <w:tr>
         <w:tc>
-          <w:tcPr/>
           <w:p>
             <w:pPr>
               <w:pStyle w:val="Compact"/>
@@ -8331,7 +7416,6 @@
           </w:p>
         </w:tc>
         <w:tc>
-          <w:tcPr/>
           <w:p>
             <w:pPr>
               <w:pStyle w:val="Compact"/>
@@ -8346,7 +7430,6 @@
           </w:p>
         </w:tc>
         <w:tc>
-          <w:tcPr/>
           <w:p>
             <w:pPr>
               <w:pStyle w:val="Compact"/>
@@ -8358,7 +7441,6 @@
           </w:p>
         </w:tc>
         <w:tc>
-          <w:tcPr/>
           <w:p>
             <w:pPr>
               <w:pStyle w:val="Compact"/>
@@ -8370,7 +7452,6 @@
           </w:p>
         </w:tc>
         <w:tc>
-          <w:tcPr/>
           <w:p>
             <w:pPr>
               <w:pStyle w:val="Compact"/>
@@ -8384,7 +7465,6 @@
       </w:tr>
       <w:tr>
         <w:tc>
-          <w:tcPr/>
           <w:p>
             <w:pPr>
               <w:pStyle w:val="Compact"/>
@@ -8396,7 +7476,6 @@
           </w:p>
         </w:tc>
         <w:tc>
-          <w:tcPr/>
           <w:p>
             <w:pPr>
               <w:pStyle w:val="Compact"/>
@@ -8411,7 +7490,6 @@
           </w:p>
         </w:tc>
         <w:tc>
-          <w:tcPr/>
           <w:p>
             <w:pPr>
               <w:pStyle w:val="Compact"/>
@@ -8432,7 +7510,6 @@
           </w:p>
         </w:tc>
         <w:tc>
-          <w:tcPr/>
           <w:p>
             <w:pPr>
               <w:pStyle w:val="Compact"/>
@@ -8444,7 +7521,6 @@
           </w:p>
         </w:tc>
         <w:tc>
-          <w:tcPr/>
           <w:p>
             <w:pPr>
               <w:pStyle w:val="Compact"/>
@@ -8458,7 +7534,6 @@
       </w:tr>
       <w:tr>
         <w:tc>
-          <w:tcPr/>
           <w:p>
             <w:pPr>
               <w:pStyle w:val="Compact"/>
@@ -8470,7 +7545,6 @@
           </w:p>
         </w:tc>
         <w:tc>
-          <w:tcPr/>
           <w:p>
             <w:pPr>
               <w:pStyle w:val="Compact"/>
@@ -8485,7 +7559,6 @@
           </w:p>
         </w:tc>
         <w:tc>
-          <w:tcPr/>
           <w:p>
             <w:pPr>
               <w:pStyle w:val="Compact"/>
@@ -8509,7 +7582,6 @@
           </w:p>
         </w:tc>
         <w:tc>
-          <w:tcPr/>
           <w:p>
             <w:pPr>
               <w:pStyle w:val="Compact"/>
@@ -8521,7 +7593,6 @@
           </w:p>
         </w:tc>
         <w:tc>
-          <w:tcPr/>
           <w:p>
             <w:pPr>
               <w:pStyle w:val="Compact"/>
@@ -8535,7 +7606,6 @@
       </w:tr>
       <w:tr>
         <w:tc>
-          <w:tcPr/>
           <w:p>
             <w:pPr>
               <w:pStyle w:val="Compact"/>
@@ -8547,7 +7617,6 @@
           </w:p>
         </w:tc>
         <w:tc>
-          <w:tcPr/>
           <w:p>
             <w:pPr>
               <w:pStyle w:val="Compact"/>
@@ -8562,7 +7631,6 @@
           </w:p>
         </w:tc>
         <w:tc>
-          <w:tcPr/>
           <w:p>
             <w:pPr>
               <w:pStyle w:val="Compact"/>
@@ -8574,7 +7642,6 @@
           </w:p>
         </w:tc>
         <w:tc>
-          <w:tcPr/>
           <w:p>
             <w:pPr>
               <w:pStyle w:val="Compact"/>
@@ -8586,7 +7653,6 @@
           </w:p>
         </w:tc>
         <w:tc>
-          <w:tcPr/>
           <w:p>
             <w:pPr>
               <w:pStyle w:val="Compact"/>
@@ -8600,7 +7666,6 @@
       </w:tr>
       <w:tr>
         <w:tc>
-          <w:tcPr/>
           <w:p>
             <w:pPr>
               <w:pStyle w:val="Compact"/>
@@ -8612,7 +7677,6 @@
           </w:p>
         </w:tc>
         <w:tc>
-          <w:tcPr/>
           <w:p>
             <w:pPr>
               <w:pStyle w:val="Compact"/>
@@ -8627,7 +7691,6 @@
           </w:p>
         </w:tc>
         <w:tc>
-          <w:tcPr/>
           <w:p>
             <w:pPr>
               <w:pStyle w:val="Compact"/>
@@ -8639,7 +7702,6 @@
           </w:p>
         </w:tc>
         <w:tc>
-          <w:tcPr/>
           <w:p>
             <w:pPr>
               <w:pStyle w:val="Compact"/>
@@ -8651,7 +7713,6 @@
           </w:p>
         </w:tc>
         <w:tc>
-          <w:tcPr/>
           <w:p>
             <w:pPr>
               <w:pStyle w:val="Compact"/>
@@ -8665,7 +7726,6 @@
       </w:tr>
       <w:tr>
         <w:tc>
-          <w:tcPr/>
           <w:p>
             <w:pPr>
               <w:pStyle w:val="Compact"/>
@@ -8677,7 +7737,6 @@
           </w:p>
         </w:tc>
         <w:tc>
-          <w:tcPr/>
           <w:p>
             <w:pPr>
               <w:pStyle w:val="Compact"/>
@@ -8692,7 +7751,6 @@
           </w:p>
         </w:tc>
         <w:tc>
-          <w:tcPr/>
           <w:p>
             <w:pPr>
               <w:pStyle w:val="Compact"/>
@@ -8704,7 +7762,6 @@
           </w:p>
         </w:tc>
         <w:tc>
-          <w:tcPr/>
           <w:p>
             <w:pPr>
               <w:pStyle w:val="Compact"/>
@@ -8716,7 +7773,6 @@
           </w:p>
         </w:tc>
         <w:tc>
-          <w:tcPr/>
           <w:p>
             <w:pPr>
               <w:pStyle w:val="Compact"/>
@@ -8730,7 +7786,6 @@
       </w:tr>
       <w:tr>
         <w:tc>
-          <w:tcPr/>
           <w:p>
             <w:pPr>
               <w:pStyle w:val="Compact"/>
@@ -8742,7 +7797,6 @@
           </w:p>
         </w:tc>
         <w:tc>
-          <w:tcPr/>
           <w:p>
             <w:pPr>
               <w:pStyle w:val="Compact"/>
@@ -8757,7 +7811,6 @@
           </w:p>
         </w:tc>
         <w:tc>
-          <w:tcPr/>
           <w:p>
             <w:pPr>
               <w:pStyle w:val="Compact"/>
@@ -8769,7 +7822,6 @@
           </w:p>
         </w:tc>
         <w:tc>
-          <w:tcPr/>
           <w:p>
             <w:pPr>
               <w:pStyle w:val="Compact"/>
@@ -8781,7 +7833,6 @@
           </w:p>
         </w:tc>
         <w:tc>
-          <w:tcPr/>
           <w:p>
             <w:pPr>
               <w:pStyle w:val="Compact"/>
@@ -8795,7 +7846,6 @@
       </w:tr>
       <w:tr>
         <w:tc>
-          <w:tcPr/>
           <w:p>
             <w:pPr>
               <w:pStyle w:val="Compact"/>
@@ -8807,7 +7857,6 @@
           </w:p>
         </w:tc>
         <w:tc>
-          <w:tcPr/>
           <w:p>
             <w:pPr>
               <w:pStyle w:val="Compact"/>
@@ -8822,7 +7871,6 @@
           </w:p>
         </w:tc>
         <w:tc>
-          <w:tcPr/>
           <w:p>
             <w:pPr>
               <w:pStyle w:val="Compact"/>
@@ -8843,7 +7891,6 @@
           </w:p>
         </w:tc>
         <w:tc>
-          <w:tcPr/>
           <w:p>
             <w:pPr>
               <w:pStyle w:val="Compact"/>
@@ -8855,7 +7902,6 @@
           </w:p>
         </w:tc>
         <w:tc>
-          <w:tcPr/>
           <w:p>
             <w:pPr>
               <w:pStyle w:val="Compact"/>
@@ -8869,7 +7915,6 @@
       </w:tr>
       <w:tr>
         <w:tc>
-          <w:tcPr/>
           <w:p>
             <w:pPr>
               <w:pStyle w:val="Compact"/>
@@ -8881,7 +7926,6 @@
           </w:p>
         </w:tc>
         <w:tc>
-          <w:tcPr/>
           <w:p>
             <w:pPr>
               <w:pStyle w:val="Compact"/>
@@ -8896,7 +7940,6 @@
           </w:p>
         </w:tc>
         <w:tc>
-          <w:tcPr/>
           <w:p>
             <w:pPr>
               <w:pStyle w:val="Compact"/>
@@ -8908,7 +7951,6 @@
           </w:p>
         </w:tc>
         <w:tc>
-          <w:tcPr/>
           <w:p>
             <w:pPr>
               <w:pStyle w:val="Compact"/>
@@ -8920,7 +7962,6 @@
           </w:p>
         </w:tc>
         <w:tc>
-          <w:tcPr/>
           <w:p>
             <w:pPr>
               <w:pStyle w:val="Compact"/>
@@ -8934,7 +7975,6 @@
       </w:tr>
       <w:tr>
         <w:tc>
-          <w:tcPr/>
           <w:p>
             <w:pPr>
               <w:pStyle w:val="Compact"/>
@@ -8946,7 +7986,6 @@
           </w:p>
         </w:tc>
         <w:tc>
-          <w:tcPr/>
           <w:p>
             <w:pPr>
               <w:pStyle w:val="Compact"/>
@@ -8961,7 +8000,6 @@
           </w:p>
         </w:tc>
         <w:tc>
-          <w:tcPr/>
           <w:p>
             <w:pPr>
               <w:pStyle w:val="Compact"/>
@@ -8988,7 +8026,6 @@
           </w:p>
         </w:tc>
         <w:tc>
-          <w:tcPr/>
           <w:p>
             <w:pPr>
               <w:pStyle w:val="Compact"/>
@@ -9000,7 +8037,6 @@
           </w:p>
         </w:tc>
         <w:tc>
-          <w:tcPr/>
           <w:p>
             <w:pPr>
               <w:pStyle w:val="Compact"/>
@@ -9014,7 +8050,6 @@
       </w:tr>
       <w:tr>
         <w:tc>
-          <w:tcPr/>
           <w:p>
             <w:pPr>
               <w:pStyle w:val="Compact"/>
@@ -9026,7 +8061,6 @@
           </w:p>
         </w:tc>
         <w:tc>
-          <w:tcPr/>
           <w:p>
             <w:pPr>
               <w:pStyle w:val="Compact"/>
@@ -9041,19 +8075,17 @@
           </w:p>
         </w:tc>
         <w:tc>
-          <w:tcPr/>
-          <w:p>
-            <w:pPr>
-              <w:pStyle w:val="Compact"/>
-              <w:jc w:val="left"/>
-            </w:pPr>
-            <w:r>
-              <w:t xml:space="preserve">constrained-random source assertion vs. a reference model</w:t>
-            </w:r>
-          </w:p>
-        </w:tc>
-        <w:tc>
-          <w:tcPr/>
+          <w:p>
+            <w:pPr>
+              <w:pStyle w:val="Compact"/>
+              <w:jc w:val="left"/>
+            </w:pPr>
+            <w:r>
+              <w:t xml:space="preserve">constrained-random source assertion vs. a reference model</w:t>
+            </w:r>
+          </w:p>
+        </w:tc>
+        <w:tc>
           <w:p>
             <w:pPr>
               <w:pStyle w:val="Compact"/>
@@ -9065,7 +8097,6 @@
           </w:p>
         </w:tc>
         <w:tc>
-          <w:tcPr/>
           <w:p>
             <w:pPr>
               <w:pStyle w:val="Compact"/>
@@ -9084,7 +8115,6 @@
       </w:pPr>
       <w:r>
         <w:rPr>
-          <w:bCs/>
           <w:b/>
         </w:rPr>
         <w:t xml:space="preserve">[N-11.1]</w:t>
@@ -9095,21 +8125,18 @@
       <w:r>
         <w:rPr>
           <w:rStyle w:val="VerbatimChar"/>
-          <w:bCs/>
           <w:b/>
         </w:rPr>
         <w:t xml:space="preserve">t_clic</w:t>
       </w:r>
       <w:r>
         <w:rPr>
-          <w:bCs/>
           <w:b/>
         </w:rPr>
         <w:t xml:space="preserve"> </w:t>
       </w:r>
       <w:r>
         <w:rPr>
-          <w:bCs/>
           <w:b/>
         </w:rPr>
         <w:t xml:space="preserve">currently times out and the cause is not diagnosed.</w:t>
@@ -9145,7 +8172,7 @@
         <w:t xml:space="preserve"> </w:t>
       </w:r>
       <w:r>
-        <w:t xml:space="preserve">of this block’s RTL is written: the failure is in the CLIC path, the take logic in</w:t>
+        <w:t xml:space="preserve">of this block's RTL is written: the failure is in the CLIC path, the take logic in</w:t>
       </w:r>
       <w:r>
         <w:t xml:space="preserve"> </w:t>
@@ -9181,7 +8208,6 @@
       </w:pPr>
       <w:r>
         <w:rPr>
-          <w:bCs/>
           <w:b/>
         </w:rPr>
         <w:t xml:space="preserve">[N-11.2]</w:t>
@@ -9233,33 +8259,34 @@
         </w:pict>
       </w:r>
     </w:p>
-    <w:bookmarkEnd w:id="52"/>
-    <w:bookmarkStart w:id="53" w:name="design-decisions"/>
     <w:p>
       <w:pPr>
         <w:pStyle w:val="Heading2"/>
       </w:pPr>
+      <w:bookmarkStart w:id="54" w:name="X59f5cce7eef127036c20cabc8986d1f4e77c1bc"/>
       <w:r>
         <w:t xml:space="preserve">12 Design decisions</w:t>
       </w:r>
+      <w:bookmarkEnd w:id="54"/>
     </w:p>
     <w:tbl>
       <w:tblPr>
         <w:tblStyle w:val="Table"/>
-        <w:tblW w:type="pct" w:w="5000"/>
-        <w:tblLook w:firstRow="1" w:lastRow="0" w:firstColumn="0" w:lastColumn="0" w:noHBand="0" w:noVBand="0" w:val="0020"/>
-        <w:jc w:val="start"/>
+        <w:tblW w:type="pct" w:w="0.0"/>
+        <w:tblLook w:firstRow="1"/>
       </w:tblPr>
-      <w:tblGrid>
-        <w:gridCol w:w="3960"/>
-        <w:gridCol w:w="3960"/>
-      </w:tblGrid>
+      <w:tblGrid/>
       <w:tr>
         <w:trPr>
-          <w:tblHeader w:val="true"/>
+          <w:cnfStyle w:firstRow="1"/>
         </w:trPr>
         <w:tc>
-          <w:tcPr/>
+          <w:tcPr>
+            <w:tcBorders>
+              <w:bottom w:val="single"/>
+            </w:tcBorders>
+            <w:vAlign w:val="bottom"/>
+          </w:tcPr>
           <w:p>
             <w:pPr>
               <w:pStyle w:val="Compact"/>
@@ -9271,7 +8298,12 @@
           </w:p>
         </w:tc>
         <w:tc>
-          <w:tcPr/>
+          <w:tcPr>
+            <w:tcBorders>
+              <w:bottom w:val="single"/>
+            </w:tcBorders>
+            <w:vAlign w:val="bottom"/>
+          </w:tcPr>
           <w:p>
             <w:pPr>
               <w:pStyle w:val="Compact"/>
@@ -9285,7 +8317,6 @@
       </w:tr>
       <w:tr>
         <w:tc>
-          <w:tcPr/>
           <w:p>
             <w:pPr>
               <w:pStyle w:val="Compact"/>
@@ -9309,7 +8340,6 @@
           </w:p>
         </w:tc>
         <w:tc>
-          <w:tcPr/>
           <w:p>
             <w:pPr>
               <w:pStyle w:val="Compact"/>
@@ -9323,7 +8353,6 @@
       </w:tr>
       <w:tr>
         <w:tc>
-          <w:tcPr/>
           <w:p>
             <w:pPr>
               <w:pStyle w:val="Compact"/>
@@ -9344,7 +8373,6 @@
           </w:p>
         </w:tc>
         <w:tc>
-          <w:tcPr/>
           <w:p>
             <w:pPr>
               <w:pStyle w:val="Compact"/>
@@ -9358,33 +8386,63 @@
       </w:tr>
       <w:tr>
         <w:tc>
-          <w:tcPr/>
-          <w:p>
-            <w:pPr>
-              <w:pStyle w:val="Compact"/>
-              <w:jc w:val="left"/>
-            </w:pPr>
-            <w:r>
-              <w:t xml:space="preserve">ID 14 freed with the SPI slave</w:t>
-            </w:r>
-          </w:p>
-        </w:tc>
-        <w:tc>
-          <w:tcPr/>
-          <w:p>
-            <w:pPr>
-              <w:pStyle w:val="Compact"/>
-              <w:jc w:val="left"/>
-            </w:pPr>
-            <w:r>
-              <w:t xml:space="preserve">ADR-0020</w:t>
+          <w:p>
+            <w:pPr>
+              <w:pStyle w:val="Compact"/>
+              <w:jc w:val="left"/>
+            </w:pPr>
+            <w:r>
+              <w:t xml:space="preserve">ID 14 restored to the SPI slave</w:t>
+            </w:r>
+          </w:p>
+        </w:tc>
+        <w:tc>
+          <w:p>
+            <w:pPr>
+              <w:pStyle w:val="Compact"/>
+              <w:jc w:val="left"/>
+            </w:pPr>
+            <w:r>
+              <w:t xml:space="preserve">ADR-0020 Rev 2</w:t>
             </w:r>
           </w:p>
         </w:tc>
       </w:tr>
       <w:tr>
         <w:tc>
-          <w:tcPr/>
+          <w:p>
+            <w:pPr>
+              <w:pStyle w:val="Compact"/>
+              <w:jc w:val="left"/>
+            </w:pPr>
+            <w:r>
+              <w:t xml:space="preserve">ID 7 reserved; DMA errors on IDs 8–13</w:t>
+            </w:r>
+          </w:p>
+        </w:tc>
+        <w:tc>
+          <w:p>
+            <w:pPr>
+              <w:pStyle w:val="Compact"/>
+              <w:jc w:val="left"/>
+            </w:pPr>
+            <w:r>
+              <w:rPr>
+                <w:rStyle w:val="VerbatimChar"/>
+              </w:rPr>
+              <w:t xml:space="preserve">Docs/BUGS.md</w:t>
+            </w:r>
+            <w:r>
+              <w:t xml:space="preserve"> </w:t>
+            </w:r>
+            <w:r>
+              <w:t xml:space="preserve">INT-2</w:t>
+            </w:r>
+          </w:p>
+        </w:tc>
+      </w:tr>
+      <w:tr>
+        <w:tc>
           <w:p>
             <w:pPr>
               <w:pStyle w:val="Compact"/>
@@ -9426,7 +8484,6 @@
           </w:p>
         </w:tc>
         <w:tc>
-          <w:tcPr/>
           <w:p>
             <w:pPr>
               <w:pStyle w:val="Compact"/>
@@ -9446,33 +8503,34 @@
         </w:pict>
       </w:r>
     </w:p>
-    <w:bookmarkEnd w:id="53"/>
-    <w:bookmarkStart w:id="54" w:name="not-implemented"/>
     <w:p>
       <w:pPr>
         <w:pStyle w:val="Heading2"/>
       </w:pPr>
+      <w:bookmarkStart w:id="55" w:name="X28f9a372160e4cdd897fa6b3a066b04db81ebc8"/>
       <w:r>
         <w:t xml:space="preserve">13 Not implemented</w:t>
       </w:r>
+      <w:bookmarkEnd w:id="55"/>
     </w:p>
     <w:tbl>
       <w:tblPr>
         <w:tblStyle w:val="Table"/>
-        <w:tblW w:type="pct" w:w="5000"/>
-        <w:tblLook w:firstRow="1" w:lastRow="0" w:firstColumn="0" w:lastColumn="0" w:noHBand="0" w:noVBand="0" w:val="0020"/>
-        <w:jc w:val="start"/>
+        <w:tblW w:type="pct" w:w="0.0"/>
+        <w:tblLook w:firstRow="1"/>
       </w:tblPr>
-      <w:tblGrid>
-        <w:gridCol w:w="3960"/>
-        <w:gridCol w:w="3960"/>
-      </w:tblGrid>
+      <w:tblGrid/>
       <w:tr>
         <w:trPr>
-          <w:tblHeader w:val="true"/>
+          <w:cnfStyle w:firstRow="1"/>
         </w:trPr>
         <w:tc>
-          <w:tcPr/>
+          <w:tcPr>
+            <w:tcBorders>
+              <w:bottom w:val="single"/>
+            </w:tcBorders>
+            <w:vAlign w:val="bottom"/>
+          </w:tcPr>
           <w:p>
             <w:pPr>
               <w:pStyle w:val="Compact"/>
@@ -9484,7 +8542,12 @@
           </w:p>
         </w:tc>
         <w:tc>
-          <w:tcPr/>
+          <w:tcPr>
+            <w:tcBorders>
+              <w:bottom w:val="single"/>
+            </w:tcBorders>
+            <w:vAlign w:val="bottom"/>
+          </w:tcPr>
           <w:p>
             <w:pPr>
               <w:pStyle w:val="Compact"/>
@@ -9498,7 +8561,6 @@
       </w:tr>
       <w:tr>
         <w:tc>
-          <w:tcPr/>
           <w:p>
             <w:pPr>
               <w:pStyle w:val="Compact"/>
@@ -9510,7 +8572,6 @@
           </w:p>
         </w:tc>
         <w:tc>
-          <w:tcPr/>
           <w:p>
             <w:pPr>
               <w:pStyle w:val="Compact"/>
@@ -9524,7 +8585,6 @@
       </w:tr>
       <w:tr>
         <w:tc>
-          <w:tcPr/>
           <w:p>
             <w:pPr>
               <w:pStyle w:val="Compact"/>
@@ -9545,7 +8605,6 @@
           </w:p>
         </w:tc>
         <w:tc>
-          <w:tcPr/>
           <w:p>
             <w:pPr>
               <w:pStyle w:val="Compact"/>
@@ -9559,7 +8618,6 @@
       </w:tr>
       <w:tr>
         <w:tc>
-          <w:tcPr/>
           <w:p>
             <w:pPr>
               <w:pStyle w:val="Compact"/>
@@ -9571,7 +8629,6 @@
           </w:p>
         </w:tc>
         <w:tc>
-          <w:tcPr/>
           <w:p>
             <w:pPr>
               <w:pStyle w:val="Compact"/>
@@ -9585,7 +8642,6 @@
       </w:tr>
       <w:tr>
         <w:tc>
-          <w:tcPr/>
           <w:p>
             <w:pPr>
               <w:pStyle w:val="Compact"/>
@@ -9600,7 +8656,6 @@
           </w:p>
         </w:tc>
         <w:tc>
-          <w:tcPr/>
           <w:p>
             <w:pPr>
               <w:pStyle w:val="Compact"/>
@@ -9614,7 +8669,6 @@
       </w:tr>
       <w:tr>
         <w:tc>
-          <w:tcPr/>
           <w:p>
             <w:pPr>
               <w:pStyle w:val="Compact"/>
@@ -9635,7 +8689,6 @@
           </w:p>
         </w:tc>
         <w:tc>
-          <w:tcPr/>
           <w:p>
             <w:pPr>
               <w:pStyle w:val="Compact"/>
@@ -9649,7 +8702,6 @@
       </w:tr>
       <w:tr>
         <w:tc>
-          <w:tcPr/>
           <w:p>
             <w:pPr>
               <w:pStyle w:val="Compact"/>
@@ -9661,21 +8713,19 @@
           </w:p>
         </w:tc>
         <w:tc>
-          <w:tcPr/>
-          <w:p>
-            <w:pPr>
-              <w:pStyle w:val="Compact"/>
-              <w:jc w:val="left"/>
-            </w:pPr>
-            <w:r>
-              <w:t xml:space="preserve">20 assigned, 9 spare, 3 reserved. No growth pressure.</w:t>
+          <w:p>
+            <w:pPr>
+              <w:pStyle w:val="Compact"/>
+              <w:jc w:val="left"/>
+            </w:pPr>
+            <w:r>
+              <w:t xml:space="preserve">21 assigned (1–6, 8–22), 9 spare (23–31), 2 reserved (0, 7). No growth pressure.</w:t>
             </w:r>
           </w:p>
         </w:tc>
       </w:tr>
       <w:tr>
         <w:tc>
-          <w:tcPr/>
           <w:p>
             <w:pPr>
               <w:pStyle w:val="Compact"/>
@@ -9687,14 +8737,13 @@
           </w:p>
         </w:tc>
         <w:tc>
-          <w:tcPr/>
-          <w:p>
-            <w:pPr>
-              <w:pStyle w:val="Compact"/>
-              <w:jc w:val="left"/>
-            </w:pPr>
-            <w:r>
-              <w:t xml:space="preserve">8 bits is what the core’s</w:t>
+          <w:p>
+            <w:pPr>
+              <w:pStyle w:val="Compact"/>
+              <w:jc w:val="left"/>
+            </w:pPr>
+            <w:r>
+              <w:t xml:space="preserve">8 bits is what the core's</w:t>
             </w:r>
             <w:r>
               <w:t xml:space="preserve"> </w:t>
@@ -9731,7 +8780,6 @@
       </w:tr>
       <w:tr>
         <w:tc>
-          <w:tcPr/>
           <w:p>
             <w:pPr>
               <w:pStyle w:val="Compact"/>
@@ -9743,7 +8791,6 @@
           </w:p>
         </w:tc>
         <w:tc>
-          <w:tcPr/>
           <w:p>
             <w:pPr>
               <w:pStyle w:val="Compact"/>
@@ -9763,15 +8810,15 @@
         </w:pict>
       </w:r>
     </w:p>
-    <w:bookmarkEnd w:id="54"/>
-    <w:bookmarkStart w:id="55" w:name="open-items"/>
     <w:p>
       <w:pPr>
         <w:pStyle w:val="Heading2"/>
       </w:pPr>
+      <w:bookmarkStart w:id="56" w:name="X1b92181afb94626b64dde4a1928e66f4dbfaa1b"/>
       <w:r>
         <w:t xml:space="preserve">14 Open items</w:t>
       </w:r>
+      <w:bookmarkEnd w:id="56"/>
     </w:p>
     <w:p>
       <w:pPr>
@@ -9779,7 +8826,6 @@
       </w:pPr>
       <w:r>
         <w:rPr>
-          <w:bCs/>
           <w:b/>
         </w:rPr>
         <w:t xml:space="preserve">OPEN-8 (carried, not closed here):</w:t>
@@ -9809,7 +8855,7 @@
         <w:t xml:space="preserve"> </w:t>
       </w:r>
       <w:r>
-        <w:t xml:space="preserve">design decision, and it is a prerequisite for this block’s RTL. See [N-11.1].</w:t>
+        <w:t xml:space="preserve">design decision, and it is a prerequisite for this block's RTL. See [N-11.1].</w:t>
       </w:r>
     </w:p>
     <w:p>
@@ -9819,15 +8865,15 @@
         </w:pict>
       </w:r>
     </w:p>
-    <w:bookmarkEnd w:id="55"/>
-    <w:bookmarkStart w:id="56" w:name="errata"/>
     <w:p>
       <w:pPr>
         <w:pStyle w:val="Heading2"/>
       </w:pPr>
+      <w:bookmarkStart w:id="57" w:name="Xcf6ad7b8070c666514712df471d6381a14b1a48"/>
       <w:r>
         <w:t xml:space="preserve">15 Errata</w:t>
       </w:r>
+      <w:bookmarkEnd w:id="57"/>
     </w:p>
     <w:p>
       <w:pPr>
@@ -9873,7 +8919,6 @@
       </w:pPr>
       <w:r>
         <w:rPr>
-          <w:bCs/>
           <w:b/>
         </w:rPr>
         <w:t xml:space="preserve">Defects fixed in this revision:</w:t>
@@ -9882,22 +8927,21 @@
     <w:tbl>
       <w:tblPr>
         <w:tblStyle w:val="Table"/>
-        <w:tblW w:type="pct" w:w="5000"/>
-        <w:tblLook w:firstRow="1" w:lastRow="0" w:firstColumn="0" w:lastColumn="0" w:noHBand="0" w:noVBand="0" w:val="0020"/>
-        <w:jc w:val="start"/>
+        <w:tblW w:type="pct" w:w="0.0"/>
+        <w:tblLook w:firstRow="1"/>
       </w:tblPr>
-      <w:tblGrid>
-        <w:gridCol w:w="1980"/>
-        <w:gridCol w:w="1980"/>
-        <w:gridCol w:w="1980"/>
-        <w:gridCol w:w="1980"/>
-      </w:tblGrid>
+      <w:tblGrid/>
       <w:tr>
         <w:trPr>
-          <w:tblHeader w:val="true"/>
+          <w:cnfStyle w:firstRow="1"/>
         </w:trPr>
         <w:tc>
-          <w:tcPr/>
+          <w:tcPr>
+            <w:tcBorders>
+              <w:bottom w:val="single"/>
+            </w:tcBorders>
+            <w:vAlign w:val="bottom"/>
+          </w:tcPr>
           <w:p>
             <w:pPr>
               <w:pStyle w:val="Compact"/>
@@ -9909,7 +8953,12 @@
           </w:p>
         </w:tc>
         <w:tc>
-          <w:tcPr/>
+          <w:tcPr>
+            <w:tcBorders>
+              <w:bottom w:val="single"/>
+            </w:tcBorders>
+            <w:vAlign w:val="bottom"/>
+          </w:tcPr>
           <w:p>
             <w:pPr>
               <w:pStyle w:val="Compact"/>
@@ -9921,7 +8970,12 @@
           </w:p>
         </w:tc>
         <w:tc>
-          <w:tcPr/>
+          <w:tcPr>
+            <w:tcBorders>
+              <w:bottom w:val="single"/>
+            </w:tcBorders>
+            <w:vAlign w:val="bottom"/>
+          </w:tcPr>
           <w:p>
             <w:pPr>
               <w:pStyle w:val="Compact"/>
@@ -9933,7 +8987,12 @@
           </w:p>
         </w:tc>
         <w:tc>
-          <w:tcPr/>
+          <w:tcPr>
+            <w:tcBorders>
+              <w:bottom w:val="single"/>
+            </w:tcBorders>
+            <w:vAlign w:val="bottom"/>
+          </w:tcPr>
           <w:p>
             <w:pPr>
               <w:pStyle w:val="Compact"/>
@@ -9947,7 +9006,6 @@
       </w:tr>
       <w:tr>
         <w:tc>
-          <w:tcPr/>
           <w:p>
             <w:pPr>
               <w:pStyle w:val="Compact"/>
@@ -9959,7 +9017,6 @@
           </w:p>
         </w:tc>
         <w:tc>
-          <w:tcPr/>
           <w:p>
             <w:pPr>
               <w:pStyle w:val="Compact"/>
@@ -9986,7 +9043,6 @@
           </w:p>
         </w:tc>
         <w:tc>
-          <w:tcPr/>
           <w:p>
             <w:pPr>
               <w:pStyle w:val="Compact"/>
@@ -9998,7 +9054,6 @@
           </w:p>
         </w:tc>
         <w:tc>
-          <w:tcPr/>
           <w:p>
             <w:pPr>
               <w:pStyle w:val="Compact"/>
@@ -10012,7 +9067,6 @@
       </w:tr>
       <w:tr>
         <w:tc>
-          <w:tcPr/>
           <w:p>
             <w:pPr>
               <w:pStyle w:val="Compact"/>
@@ -10024,7 +9078,6 @@
           </w:p>
         </w:tc>
         <w:tc>
-          <w:tcPr/>
           <w:p>
             <w:pPr>
               <w:pStyle w:val="Compact"/>
@@ -10036,7 +9089,6 @@
           </w:p>
         </w:tc>
         <w:tc>
-          <w:tcPr/>
           <w:p>
             <w:pPr>
               <w:pStyle w:val="Compact"/>
@@ -10048,7 +9100,6 @@
           </w:p>
         </w:tc>
         <w:tc>
-          <w:tcPr/>
           <w:p>
             <w:pPr>
               <w:pStyle w:val="Compact"/>
@@ -10062,7 +9113,6 @@
       </w:tr>
       <w:tr>
         <w:tc>
-          <w:tcPr/>
           <w:p>
             <w:pPr>
               <w:pStyle w:val="Compact"/>
@@ -10074,55 +9124,17 @@
           </w:p>
         </w:tc>
         <w:tc>
-          <w:tcPr/>
-          <w:p>
-            <w:pPr>
-              <w:pStyle w:val="Compact"/>
-              <w:jc w:val="left"/>
-            </w:pPr>
-            <w:r>
-              <w:t xml:space="preserve">ID 0 assignable, making</w:t>
-            </w:r>
-            <w:r>
-              <w:t xml:space="preserve"> </w:t>
-            </w:r>
-            <w:r>
-              <w:t xml:space="preserve">“</w:t>
-            </w:r>
-            <w:r>
-              <w:t xml:space="preserve">no interrupt</w:t>
-            </w:r>
-            <w:r>
-              <w:t xml:space="preserve">”</w:t>
-            </w:r>
-            <w:r>
-              <w:t xml:space="preserve"> </w:t>
-            </w:r>
-            <w:r>
-              <w:t xml:space="preserve">indistinguishable from</w:t>
-            </w:r>
-            <w:r>
-              <w:t xml:space="preserve"> </w:t>
-            </w:r>
-            <w:r>
-              <w:t xml:space="preserve">“</w:t>
-            </w:r>
-            <w:r>
-              <w:t xml:space="preserve">source 0</w:t>
-            </w:r>
-            <w:r>
-              <w:t xml:space="preserve">”</w:t>
-            </w:r>
-            <w:r>
-              <w:t xml:space="preserve"> </w:t>
-            </w:r>
-            <w:r>
-              <w:t xml:space="preserve">at bring-up.</w:t>
-            </w:r>
-          </w:p>
-        </w:tc>
-        <w:tc>
-          <w:tcPr/>
+          <w:p>
+            <w:pPr>
+              <w:pStyle w:val="Compact"/>
+              <w:jc w:val="left"/>
+            </w:pPr>
+            <w:r>
+              <w:t xml:space="preserve">ID 0 assignable, making "no interrupt" indistinguishable from "source 0" at bring-up.</w:t>
+            </w:r>
+          </w:p>
+        </w:tc>
+        <w:tc>
           <w:p>
             <w:pPr>
               <w:pStyle w:val="Compact"/>
@@ -10134,7 +9146,6 @@
           </w:p>
         </w:tc>
         <w:tc>
-          <w:tcPr/>
           <w:p>
             <w:pPr>
               <w:pStyle w:val="Compact"/>
@@ -10148,7 +9159,6 @@
       </w:tr>
       <w:tr>
         <w:tc>
-          <w:tcPr/>
           <w:p>
             <w:pPr>
               <w:pStyle w:val="Compact"/>
@@ -10160,7 +9170,6 @@
           </w:p>
         </w:tc>
         <w:tc>
-          <w:tcPr/>
           <w:p>
             <w:pPr>
               <w:pStyle w:val="Compact"/>
@@ -10187,19 +9196,17 @@
           </w:p>
         </w:tc>
         <w:tc>
-          <w:tcPr/>
-          <w:p>
-            <w:pPr>
-              <w:pStyle w:val="Compact"/>
-              <w:jc w:val="left"/>
-            </w:pPr>
-            <w:r>
-              <w:t xml:space="preserve">Take logic’s location left ambiguous between two documents.</w:t>
-            </w:r>
-          </w:p>
-        </w:tc>
-        <w:tc>
-          <w:tcPr/>
+          <w:p>
+            <w:pPr>
+              <w:pStyle w:val="Compact"/>
+              <w:jc w:val="left"/>
+            </w:pPr>
+            <w:r>
+              <w:t xml:space="preserve">Take logic's location left ambiguous between two documents.</w:t>
+            </w:r>
+          </w:p>
+        </w:tc>
+        <w:tc>
           <w:p>
             <w:pPr>
               <w:pStyle w:val="Compact"/>
@@ -10213,7 +9220,6 @@
       </w:tr>
       <w:tr>
         <w:tc>
-          <w:tcPr/>
           <w:p>
             <w:pPr>
               <w:pStyle w:val="Compact"/>
@@ -10225,7 +9231,6 @@
           </w:p>
         </w:tc>
         <w:tc>
-          <w:tcPr/>
           <w:p>
             <w:pPr>
               <w:pStyle w:val="Compact"/>
@@ -10237,7 +9242,6 @@
           </w:p>
         </w:tc>
         <w:tc>
-          <w:tcPr/>
           <w:p>
             <w:pPr>
               <w:pStyle w:val="Compact"/>
@@ -10249,7 +9253,6 @@
           </w:p>
         </w:tc>
         <w:tc>
-          <w:tcPr/>
           <w:p>
             <w:pPr>
               <w:pStyle w:val="Compact"/>
@@ -10274,8 +9277,6 @@
         </w:tc>
       </w:tr>
     </w:tbl>
-    <w:bookmarkEnd w:id="56"/>
-    <w:bookmarkEnd w:id="57"/>
     <w:sectPr/>
   </w:body>
 </w:document>
@@ -10307,14 +9308,17 @@
 <file path=word/numbering.xml><?xml version="1.0" encoding="utf-8"?>
 <w:numbering xmlns:w="http://schemas.openxmlformats.org/wordprocessingml/2006/main">
   <w:abstractNum w:abstractNumId="990">
-    <w:nsid w:val="A990"/>
+    <w:nsid w:val="2c1ae401"/>
     <w:multiLevelType w:val="multilevel"/>
     <w:lvl w:ilvl="0">
       <w:numFmt w:val="bullet"/>
       <w:lvlText w:val=" "/>
       <w:lvlJc w:val="left"/>
       <w:pPr>
-        <w:ind w:left="720" w:hanging="480"/>
+        <w:tabs>
+          <w:tab w:val="num" w:pos="0"/>
+        </w:tabs>
+        <w:ind w:left="480" w:hanging="480"/>
       </w:pPr>
     </w:lvl>
     <w:lvl w:ilvl="1">
@@ -10322,7 +9326,10 @@
       <w:lvlText w:val=" "/>
       <w:lvlJc w:val="left"/>
       <w:pPr>
-        <w:ind w:left="1440" w:hanging="480"/>
+        <w:tabs>
+          <w:tab w:val="num" w:pos="720"/>
+        </w:tabs>
+        <w:ind w:left="1200" w:hanging="480"/>
       </w:pPr>
     </w:lvl>
     <w:lvl w:ilvl="2">
@@ -10330,7 +9337,10 @@
       <w:lvlText w:val=" "/>
       <w:lvlJc w:val="left"/>
       <w:pPr>
-        <w:ind w:left="2160" w:hanging="480"/>
+        <w:tabs>
+          <w:tab w:val="num" w:pos="1440"/>
+        </w:tabs>
+        <w:ind w:left="1920" w:hanging="480"/>
       </w:pPr>
     </w:lvl>
     <w:lvl w:ilvl="3">
@@ -10338,7 +9348,10 @@
       <w:lvlText w:val=" "/>
       <w:lvlJc w:val="left"/>
       <w:pPr>
-        <w:ind w:left="2880" w:hanging="480"/>
+        <w:tabs>
+          <w:tab w:val="num" w:pos="2160"/>
+        </w:tabs>
+        <w:ind w:left="2640" w:hanging="480"/>
       </w:pPr>
     </w:lvl>
     <w:lvl w:ilvl="4">
@@ -10346,7 +9359,10 @@
       <w:lvlText w:val=" "/>
       <w:lvlJc w:val="left"/>
       <w:pPr>
-        <w:ind w:left="3600" w:hanging="480"/>
+        <w:tabs>
+          <w:tab w:val="num" w:pos="2880"/>
+        </w:tabs>
+        <w:ind w:left="3360" w:hanging="480"/>
       </w:pPr>
     </w:lvl>
     <w:lvl w:ilvl="5">
@@ -10354,7 +9370,10 @@
       <w:lvlText w:val=" "/>
       <w:lvlJc w:val="left"/>
       <w:pPr>
-        <w:ind w:left="4320" w:hanging="480"/>
+        <w:tabs>
+          <w:tab w:val="num" w:pos="3600"/>
+        </w:tabs>
+        <w:ind w:left="4080" w:hanging="480"/>
       </w:pPr>
     </w:lvl>
     <w:lvl w:ilvl="6">
@@ -10362,7 +9381,10 @@
       <w:lvlText w:val=" "/>
       <w:lvlJc w:val="left"/>
       <w:pPr>
-        <w:ind w:left="5040" w:hanging="480"/>
+        <w:tabs>
+          <w:tab w:val="num" w:pos="4320"/>
+        </w:tabs>
+        <w:ind w:left="4800" w:hanging="480"/>
       </w:pPr>
     </w:lvl>
     <w:lvl w:ilvl="7">
@@ -10370,7 +9392,10 @@
       <w:lvlText w:val=" "/>
       <w:lvlJc w:val="left"/>
       <w:pPr>
-        <w:ind w:left="5760" w:hanging="480"/>
+        <w:tabs>
+          <w:tab w:val="num" w:pos="5040"/>
+        </w:tabs>
+        <w:ind w:left="5520" w:hanging="480"/>
       </w:pPr>
     </w:lvl>
     <w:lvl w:ilvl="8">
@@ -10378,12 +9403,15 @@
       <w:lvlText w:val=" "/>
       <w:lvlJc w:val="left"/>
       <w:pPr>
-        <w:ind w:left="6480" w:hanging="480"/>
+        <w:tabs>
+          <w:tab w:val="num" w:pos="5760"/>
+        </w:tabs>
+        <w:ind w:left="6240" w:hanging="480"/>
       </w:pPr>
     </w:lvl>
   </w:abstractNum>
-  <w:abstractNum w:abstractNumId="99411">
-    <w:nsid w:val="A99411"/>
+  <w:abstractNum w:abstractNumId="99211">
+    <w:nsid w:val="ea454b4c"/>
     <w:multiLevelType w:val="multilevel"/>
     <w:lvl w:ilvl="0">
       <w:start w:val="1"/>
@@ -10391,25 +9419,34 @@
       <w:lvlText w:val="%1."/>
       <w:lvlJc w:val="left"/>
       <w:pPr>
-        <w:ind w:left="720" w:hanging="480"/>
+        <w:tabs>
+          <w:tab w:val="num" w:pos="0"/>
+        </w:tabs>
+        <w:ind w:left="480" w:hanging="480"/>
       </w:pPr>
     </w:lvl>
     <w:lvl w:ilvl="1">
       <w:start w:val="1"/>
-      <w:numFmt w:val="decimal"/>
+      <w:numFmt w:val="lowerLetter"/>
       <w:lvlText w:val="%2."/>
       <w:lvlJc w:val="left"/>
       <w:pPr>
-        <w:ind w:left="1440" w:hanging="480"/>
+        <w:tabs>
+          <w:tab w:val="num" w:pos="720"/>
+        </w:tabs>
+        <w:ind w:left="1200" w:hanging="480"/>
       </w:pPr>
     </w:lvl>
     <w:lvl w:ilvl="2">
       <w:start w:val="1"/>
-      <w:numFmt w:val="decimal"/>
+      <w:numFmt w:val="lowerRoman"/>
       <w:lvlText w:val="%3."/>
       <w:lvlJc w:val="left"/>
       <w:pPr>
-        <w:ind w:left="2160" w:hanging="480"/>
+        <w:tabs>
+          <w:tab w:val="num" w:pos="1440"/>
+        </w:tabs>
+        <w:ind w:left="1920" w:hanging="480"/>
       </w:pPr>
     </w:lvl>
     <w:lvl w:ilvl="3">
@@ -10418,25 +9455,34 @@
       <w:lvlText w:val="%4."/>
       <w:lvlJc w:val="left"/>
       <w:pPr>
-        <w:ind w:left="2880" w:hanging="480"/>
+        <w:tabs>
+          <w:tab w:val="num" w:pos="2160"/>
+        </w:tabs>
+        <w:ind w:left="2640" w:hanging="480"/>
       </w:pPr>
     </w:lvl>
     <w:lvl w:ilvl="4">
       <w:start w:val="1"/>
-      <w:numFmt w:val="decimal"/>
+      <w:numFmt w:val="lowerLetter"/>
       <w:lvlText w:val="%5."/>
       <w:lvlJc w:val="left"/>
       <w:pPr>
-        <w:ind w:left="3600" w:hanging="480"/>
+        <w:tabs>
+          <w:tab w:val="num" w:pos="2880"/>
+        </w:tabs>
+        <w:ind w:left="3360" w:hanging="480"/>
       </w:pPr>
     </w:lvl>
     <w:lvl w:ilvl="5">
       <w:start w:val="1"/>
-      <w:numFmt w:val="decimal"/>
+      <w:numFmt w:val="lowerRoman"/>
       <w:lvlText w:val="%6."/>
       <w:lvlJc w:val="left"/>
       <w:pPr>
-        <w:ind w:left="4320" w:hanging="480"/>
+        <w:tabs>
+          <w:tab w:val="num" w:pos="3600"/>
+        </w:tabs>
+        <w:ind w:left="4080" w:hanging="480"/>
       </w:pPr>
     </w:lvl>
     <w:lvl w:ilvl="6">
@@ -10445,37 +9491,49 @@
       <w:lvlText w:val="%7."/>
       <w:lvlJc w:val="left"/>
       <w:pPr>
-        <w:ind w:left="5040" w:hanging="480"/>
+        <w:tabs>
+          <w:tab w:val="num" w:pos="4320"/>
+        </w:tabs>
+        <w:ind w:left="4800" w:hanging="480"/>
       </w:pPr>
     </w:lvl>
     <w:lvl w:ilvl="7">
       <w:start w:val="1"/>
-      <w:numFmt w:val="decimal"/>
+      <w:numFmt w:val="lowerLetter"/>
       <w:lvlText w:val="%8."/>
       <w:lvlJc w:val="left"/>
       <w:pPr>
-        <w:ind w:left="5760" w:hanging="480"/>
+        <w:tabs>
+          <w:tab w:val="num" w:pos="5040"/>
+        </w:tabs>
+        <w:ind w:left="5520" w:hanging="480"/>
       </w:pPr>
     </w:lvl>
     <w:lvl w:ilvl="8">
       <w:start w:val="1"/>
-      <w:numFmt w:val="decimal"/>
+      <w:numFmt w:val="lowerRoman"/>
       <w:lvlText w:val="%9."/>
       <w:lvlJc w:val="left"/>
       <w:pPr>
-        <w:ind w:left="6480" w:hanging="480"/>
+        <w:tabs>
+          <w:tab w:val="num" w:pos="5760"/>
+        </w:tabs>
+        <w:ind w:left="6240" w:hanging="480"/>
       </w:pPr>
     </w:lvl>
   </w:abstractNum>
   <w:abstractNum w:abstractNumId="991">
-    <w:nsid w:val="A991"/>
+    <w:nsid w:val="71315dca"/>
     <w:multiLevelType w:val="multilevel"/>
     <w:lvl w:ilvl="0">
       <w:numFmt w:val="bullet"/>
       <w:lvlText w:val="•"/>
       <w:lvlJc w:val="left"/>
       <w:pPr>
-        <w:ind w:left="720" w:hanging="480"/>
+        <w:tabs>
+          <w:tab w:val="num" w:pos="0"/>
+        </w:tabs>
+        <w:ind w:left="480" w:hanging="480"/>
       </w:pPr>
     </w:lvl>
     <w:lvl w:ilvl="1">
@@ -10483,7 +9541,10 @@
       <w:lvlText w:val="–"/>
       <w:lvlJc w:val="left"/>
       <w:pPr>
-        <w:ind w:left="1440" w:hanging="480"/>
+        <w:tabs>
+          <w:tab w:val="num" w:pos="720"/>
+        </w:tabs>
+        <w:ind w:left="1200" w:hanging="480"/>
       </w:pPr>
     </w:lvl>
     <w:lvl w:ilvl="2">
@@ -10491,7 +9552,10 @@
       <w:lvlText w:val="•"/>
       <w:lvlJc w:val="left"/>
       <w:pPr>
-        <w:ind w:left="2160" w:hanging="480"/>
+        <w:tabs>
+          <w:tab w:val="num" w:pos="1440"/>
+        </w:tabs>
+        <w:ind w:left="1920" w:hanging="480"/>
       </w:pPr>
     </w:lvl>
     <w:lvl w:ilvl="3">
@@ -10499,7 +9563,10 @@
       <w:lvlText w:val="–"/>
       <w:lvlJc w:val="left"/>
       <w:pPr>
-        <w:ind w:left="2880" w:hanging="480"/>
+        <w:tabs>
+          <w:tab w:val="num" w:pos="2160"/>
+        </w:tabs>
+        <w:ind w:left="2640" w:hanging="480"/>
       </w:pPr>
     </w:lvl>
     <w:lvl w:ilvl="4">
@@ -10507,7 +9574,10 @@
       <w:lvlText w:val="•"/>
       <w:lvlJc w:val="left"/>
       <w:pPr>
-        <w:ind w:left="3600" w:hanging="480"/>
+        <w:tabs>
+          <w:tab w:val="num" w:pos="2880"/>
+        </w:tabs>
+        <w:ind w:left="3360" w:hanging="480"/>
       </w:pPr>
     </w:lvl>
     <w:lvl w:ilvl="5">
@@ -10515,7 +9585,10 @@
       <w:lvlText w:val="–"/>
       <w:lvlJc w:val="left"/>
       <w:pPr>
-        <w:ind w:left="4320" w:hanging="480"/>
+        <w:tabs>
+          <w:tab w:val="num" w:pos="3600"/>
+        </w:tabs>
+        <w:ind w:left="4080" w:hanging="480"/>
       </w:pPr>
     </w:lvl>
     <w:lvl w:ilvl="6">
@@ -10523,7 +9596,10 @@
       <w:lvlText w:val="•"/>
       <w:lvlJc w:val="left"/>
       <w:pPr>
-        <w:ind w:left="5040" w:hanging="480"/>
+        <w:tabs>
+          <w:tab w:val="num" w:pos="4320"/>
+        </w:tabs>
+        <w:ind w:left="4800" w:hanging="480"/>
       </w:pPr>
     </w:lvl>
     <w:lvl w:ilvl="7">
@@ -10531,7 +9607,10 @@
       <w:lvlText w:val="–"/>
       <w:lvlJc w:val="left"/>
       <w:pPr>
-        <w:ind w:left="5760" w:hanging="480"/>
+        <w:tabs>
+          <w:tab w:val="num" w:pos="5040"/>
+        </w:tabs>
+        <w:ind w:left="5520" w:hanging="480"/>
       </w:pPr>
     </w:lvl>
     <w:lvl w:ilvl="8">
@@ -10539,7 +9618,10 @@
       <w:lvlText w:val="•"/>
       <w:lvlJc w:val="left"/>
       <w:pPr>
-        <w:ind w:left="6480" w:hanging="480"/>
+        <w:tabs>
+          <w:tab w:val="num" w:pos="5760"/>
+        </w:tabs>
+        <w:ind w:left="6240" w:hanging="480"/>
       </w:pPr>
     </w:lvl>
   </w:abstractNum>
@@ -10547,7 +9629,7 @@
     <w:abstractNumId w:val="990"/>
   </w:num>
   <w:num w:numId="1001">
-    <w:abstractNumId w:val="99411"/>
+    <w:abstractNumId w:val="99211"/>
     <w:lvlOverride w:ilvl="0">
       <w:startOverride w:val="1"/>
     </w:lvlOverride>
@@ -10587,10 +9669,10 @@
   <w:docDefaults>
     <w:rPrDefault>
       <w:rPr>
-        <w:rFonts w:asciiTheme="minorHAnsi" w:cstheme="minorBidi" w:eastAsiaTheme="minorHAnsi" w:hAnsiTheme="minorHAnsi"/>
+        <w:rFonts w:asciiTheme="minorHAnsi" w:eastAsiaTheme="minorHAnsi" w:hAnsiTheme="minorHAnsi" w:cstheme="minorBidi"/>
         <w:sz w:val="24"/>
         <w:szCs w:val="24"/>
-        <w:lang w:bidi="ar-SA" w:eastAsia="en-US" w:val="en-US"/>
+        <w:lang w:val="en-US" w:eastAsia="en-US" w:bidi="ar-SA"/>
       </w:rPr>
     </w:rPrDefault>
     <w:pPrDefault>
@@ -10599,35 +9681,35 @@
       </w:pPr>
     </w:pPrDefault>
   </w:docDefaults>
-  <w:latentStyles w:count="276" w:defLockedState="0" w:defQFormat="0" w:defSemiHidden="0" w:defUIPriority="0" w:defUnhideWhenUsed="0"/>
-  <w:style w:default="1" w:styleId="Normal" w:type="paragraph">
+  <w:latentStyles w:defLockedState="0" w:defUIPriority="0" w:defSemiHidden="0" w:defUnhideWhenUsed="0" w:defQFormat="0" w:count="276"/>
+  <w:style w:type="paragraph" w:default="1" w:styleId="Normal">
     <w:name w:val="Normal"/>
     <w:qFormat/>
   </w:style>
-  <w:style w:styleId="BodyText" w:type="paragraph">
+  <w:style w:type="paragraph" w:styleId="BodyText">
     <w:name w:val="Body Text"/>
     <w:basedOn w:val="Normal"/>
     <w:link w:val="BodyTextChar"/>
     <w:pPr>
-      <w:spacing w:after="180" w:before="180"/>
+      <w:spacing w:before="180" w:after="180"/>
     </w:pPr>
     <w:qFormat/>
   </w:style>
-  <w:style w:customStyle="1" w:styleId="FirstParagraph" w:type="paragraph">
+  <w:style w:type="paragraph" w:customStyle="1" w:styleId="FirstParagraph">
     <w:name w:val="First Paragraph"/>
     <w:basedOn w:val="BodyText"/>
     <w:next w:val="BodyText"/>
     <w:qFormat/>
   </w:style>
-  <w:style w:customStyle="1" w:styleId="Compact" w:type="paragraph">
+  <w:style w:type="paragraph" w:customStyle="1" w:styleId="Compact">
     <w:name w:val="Compact"/>
     <w:basedOn w:val="BodyText"/>
     <w:qFormat/>
     <w:pPr>
-      <w:spacing w:after="36" w:before="36"/>
+      <w:spacing w:before="36" w:after="36"/>
     </w:pPr>
   </w:style>
-  <w:style w:styleId="Title" w:type="paragraph">
+  <w:style w:type="paragraph" w:styleId="Title">
     <w:name w:val="Title"/>
     <w:basedOn w:val="Normal"/>
     <w:next w:val="BodyText"/>
@@ -10635,19 +9717,19 @@
     <w:pPr>
       <w:keepNext/>
       <w:keepLines/>
-      <w:spacing w:after="240" w:before="480"/>
+      <w:spacing w:before="480" w:after="240"/>
       <w:jc w:val="center"/>
     </w:pPr>
     <w:rPr>
-      <w:rFonts w:asciiTheme="majorHAnsi" w:cstheme="majorBidi" w:eastAsiaTheme="majorEastAsia" w:hAnsiTheme="majorHAnsi"/>
+      <w:rFonts w:asciiTheme="majorHAnsi" w:eastAsiaTheme="majorEastAsia" w:hAnsiTheme="majorHAnsi" w:cstheme="majorBidi"/>
       <w:b/>
       <w:bCs/>
-      <w:color w:themeColor="accent1" w:themeShade="B5" w:val="345A8A"/>
+      <w:color w:val="345A8A" w:themeColor="accent1" w:themeShade="B5"/>
       <w:sz w:val="36"/>
       <w:szCs w:val="36"/>
     </w:rPr>
   </w:style>
-  <w:style w:styleId="Subtitle" w:type="paragraph">
+  <w:style w:type="paragraph" w:styleId="Subtitle">
     <w:name w:val="Subtitle"/>
     <w:basedOn w:val="Title"/>
     <w:next w:val="BodyText"/>
@@ -10655,7 +9737,7 @@
     <w:pPr>
       <w:keepNext/>
       <w:keepLines/>
-      <w:spacing w:after="240" w:before="240"/>
+      <w:spacing w:before="240" w:after="240"/>
       <w:jc w:val="center"/>
     </w:pPr>
     <w:rPr>
@@ -10663,7 +9745,7 @@
       <w:szCs w:val="30"/>
     </w:rPr>
   </w:style>
-  <w:style w:customStyle="1" w:styleId="Author" w:type="paragraph">
+  <w:style w:type="paragraph" w:customStyle="1" w:styleId="Author">
     <w:name w:val="Author"/>
     <w:next w:val="BodyText"/>
     <w:qFormat/>
@@ -10673,7 +9755,7 @@
       <w:jc w:val="center"/>
     </w:pPr>
   </w:style>
-  <w:style w:styleId="Date" w:type="paragraph">
+  <w:style w:type="paragraph" w:styleId="Date">
     <w:name w:val="Date"/>
     <w:next w:val="BodyText"/>
     <w:qFormat/>
@@ -10683,26 +9765,7 @@
       <w:jc w:val="center"/>
     </w:pPr>
   </w:style>
-  <w:style w:customStyle="1" w:styleId="AbstractTitle" w:type="paragraph">
-    <w:name w:val="Abstract Title"/>
-    <w:basedOn w:val="Normal"/>
-    <w:next w:val="Abstract"/>
-    <w:qFormat/>
-    <w:pPr>
-      <w:keepNext/>
-      <w:keepLines/>
-      <w:jc w:val="center"/>
-      <w:spacing w:after="0" w:before="300"/>
-    </w:pPr>
-    <w:rPr>
-      <w:sz w:val="20"/>
-      <w:szCs w:val="20"/>
-      <w:b/>
-      <w:color w:val="345A8A"/>
-      &gt;
-    </w:rPr>
-  </w:style>
-  <w:style w:customStyle="1" w:styleId="Abstract" w:type="paragraph">
+  <w:style w:type="paragraph" w:customStyle="1" w:styleId="Abstract">
     <w:name w:val="Abstract"/>
     <w:basedOn w:val="Normal"/>
     <w:next w:val="BodyText"/>
@@ -10710,14 +9773,14 @@
     <w:pPr>
       <w:keepNext/>
       <w:keepLines/>
-      <w:spacing w:after="300" w:before="100"/>
+      <w:spacing w:before="300" w:after="300"/>
     </w:pPr>
     <w:rPr>
       <w:sz w:val="20"/>
       <w:szCs w:val="20"/>
     </w:rPr>
   </w:style>
-  <w:style w:styleId="Bibliography" w:type="paragraph">
+  <w:style w:type="paragraph" w:styleId="Bibliography">
     <w:name w:val="Bibliography"/>
     <w:basedOn w:val="Normal"/>
     <w:next w:val="Bibliography"/>
@@ -10725,7 +9788,7 @@
     <w:pPr/>
     <w:rPr/>
   </w:style>
-  <w:style w:styleId="Heading1" w:type="paragraph">
+  <w:style w:type="paragraph" w:styleId="Heading1">
     <w:name w:val="Heading 1"/>
     <w:basedOn w:val="Normal"/>
     <w:next w:val="BodyText"/>
@@ -10734,19 +9797,19 @@
     <w:pPr>
       <w:keepNext/>
       <w:keepLines/>
-      <w:spacing w:after="0" w:before="480"/>
+      <w:spacing w:before="480" w:after="0"/>
       <w:outlineLvl w:val="0"/>
     </w:pPr>
     <w:rPr>
-      <w:rFonts w:asciiTheme="majorHAnsi" w:cstheme="majorBidi" w:eastAsiaTheme="majorEastAsia" w:hAnsiTheme="majorHAnsi"/>
+      <w:rFonts w:asciiTheme="majorHAnsi" w:eastAsiaTheme="majorEastAsia" w:hAnsiTheme="majorHAnsi" w:cstheme="majorBidi"/>
       <w:b/>
       <w:bCs/>
-      <w:color w:themeColor="accent1" w:val="4F81BD"/>
+      <w:color w:val="4F81BD" w:themeColor="accent1"/>
       <w:sz w:val="32"/>
       <w:szCs w:val="32"/>
     </w:rPr>
   </w:style>
-  <w:style w:styleId="Heading2" w:type="paragraph">
+  <w:style w:type="paragraph" w:styleId="Heading2">
     <w:name w:val="Heading 2"/>
     <w:basedOn w:val="Normal"/>
     <w:next w:val="BodyText"/>
@@ -10756,19 +9819,19 @@
     <w:pPr>
       <w:keepNext/>
       <w:keepLines/>
-      <w:spacing w:after="0" w:before="200"/>
+      <w:spacing w:before="200" w:after="0"/>
       <w:outlineLvl w:val="1"/>
     </w:pPr>
     <w:rPr>
-      <w:rFonts w:asciiTheme="majorHAnsi" w:cstheme="majorBidi" w:eastAsiaTheme="majorEastAsia" w:hAnsiTheme="majorHAnsi"/>
+      <w:rFonts w:asciiTheme="majorHAnsi" w:eastAsiaTheme="majorEastAsia" w:hAnsiTheme="majorHAnsi" w:cstheme="majorBidi"/>
       <w:b/>
       <w:bCs/>
-      <w:color w:themeColor="accent1" w:val="4F81BD"/>
+      <w:color w:val="4F81BD" w:themeColor="accent1"/>
       <w:sz w:val="28"/>
       <w:szCs w:val="28"/>
     </w:rPr>
   </w:style>
-  <w:style w:styleId="Heading3" w:type="paragraph">
+  <w:style w:type="paragraph" w:styleId="Heading3">
     <w:name w:val="Heading 3"/>
     <w:basedOn w:val="Normal"/>
     <w:next w:val="BodyText"/>
@@ -10778,19 +9841,19 @@
     <w:pPr>
       <w:keepNext/>
       <w:keepLines/>
-      <w:spacing w:after="0" w:before="200"/>
+      <w:spacing w:before="200" w:after="0"/>
       <w:outlineLvl w:val="2"/>
     </w:pPr>
     <w:rPr>
-      <w:rFonts w:asciiTheme="majorHAnsi" w:cstheme="majorBidi" w:eastAsiaTheme="majorEastAsia" w:hAnsiTheme="majorHAnsi"/>
+      <w:rFonts w:asciiTheme="majorHAnsi" w:eastAsiaTheme="majorEastAsia" w:hAnsiTheme="majorHAnsi" w:cstheme="majorBidi"/>
       <w:b/>
       <w:bCs/>
-      <w:color w:themeColor="accent1" w:val="4F81BD"/>
+      <w:color w:val="4F81BD" w:themeColor="accent1"/>
       <w:sz w:val="24"/>
       <w:szCs w:val="24"/>
     </w:rPr>
   </w:style>
-  <w:style w:styleId="Heading4" w:type="paragraph">
+  <w:style w:type="paragraph" w:styleId="Heading4">
     <w:name w:val="Heading 4"/>
     <w:basedOn w:val="Normal"/>
     <w:next w:val="BodyText"/>
@@ -10800,19 +9863,19 @@
     <w:pPr>
       <w:keepNext/>
       <w:keepLines/>
-      <w:spacing w:after="0" w:before="200"/>
+      <w:spacing w:before="200" w:after="0"/>
       <w:outlineLvl w:val="3"/>
     </w:pPr>
     <w:rPr>
-      <w:rFonts w:asciiTheme="majorHAnsi" w:cstheme="majorBidi" w:eastAsiaTheme="majorEastAsia" w:hAnsiTheme="majorHAnsi"/>
+      <w:rFonts w:asciiTheme="majorHAnsi" w:eastAsiaTheme="majorEastAsia" w:hAnsiTheme="majorHAnsi" w:cstheme="majorBidi"/>
       <w:i/>
       <w:bCs/>
-      <w:color w:themeColor="accent1" w:val="4F81BD"/>
+      <w:color w:val="4F81BD" w:themeColor="accent1"/>
       <w:sz w:val="24"/>
       <w:szCs w:val="24"/>
     </w:rPr>
   </w:style>
-  <w:style w:styleId="Heading5" w:type="paragraph">
+  <w:style w:type="paragraph" w:styleId="Heading5">
     <w:name w:val="Heading 5"/>
     <w:basedOn w:val="Normal"/>
     <w:next w:val="BodyText"/>
@@ -10822,18 +9885,18 @@
     <w:pPr>
       <w:keepNext/>
       <w:keepLines/>
-      <w:spacing w:after="0" w:before="200"/>
+      <w:spacing w:before="200" w:after="0"/>
       <w:outlineLvl w:val="4"/>
     </w:pPr>
     <w:rPr>
-      <w:rFonts w:asciiTheme="majorHAnsi" w:cstheme="majorBidi" w:eastAsiaTheme="majorEastAsia" w:hAnsiTheme="majorHAnsi"/>
+      <w:rFonts w:asciiTheme="majorHAnsi" w:eastAsiaTheme="majorEastAsia" w:hAnsiTheme="majorHAnsi" w:cstheme="majorBidi"/>
       <w:iCs/>
-      <w:color w:themeColor="accent1" w:val="4F81BD"/>
+      <w:color w:val="4F81BD" w:themeColor="accent1"/>
       <w:sz w:val="24"/>
       <w:szCs w:val="24"/>
     </w:rPr>
   </w:style>
-  <w:style w:styleId="Heading6" w:type="paragraph">
+  <w:style w:type="paragraph" w:styleId="Heading6">
     <w:name w:val="Heading 6"/>
     <w:basedOn w:val="Normal"/>
     <w:next w:val="BodyText"/>
@@ -10843,17 +9906,17 @@
     <w:pPr>
       <w:keepNext/>
       <w:keepLines/>
-      <w:spacing w:after="0" w:before="200"/>
+      <w:spacing w:before="200" w:after="0"/>
       <w:outlineLvl w:val="5"/>
     </w:pPr>
     <w:rPr>
-      <w:rFonts w:asciiTheme="majorHAnsi" w:cstheme="majorBidi" w:eastAsiaTheme="majorEastAsia" w:hAnsiTheme="majorHAnsi"/>
-      <w:color w:themeColor="accent1" w:val="4F81BD"/>
+      <w:rFonts w:asciiTheme="majorHAnsi" w:eastAsiaTheme="majorEastAsia" w:hAnsiTheme="majorHAnsi" w:cstheme="majorBidi"/>
+      <w:color w:val="4F81BD" w:themeColor="accent1"/>
       <w:sz w:val="24"/>
       <w:szCs w:val="24"/>
     </w:rPr>
   </w:style>
-  <w:style w:styleId="Heading7" w:type="paragraph">
+  <w:style w:type="paragraph" w:styleId="Heading7">
     <w:name w:val="Heading 7"/>
     <w:basedOn w:val="Normal"/>
     <w:next w:val="BodyText"/>
@@ -10863,17 +9926,17 @@
     <w:pPr>
       <w:keepNext/>
       <w:keepLines/>
-      <w:spacing w:after="0" w:before="200"/>
+      <w:spacing w:before="200" w:after="0"/>
       <w:outlineLvl w:val="6"/>
     </w:pPr>
     <w:rPr>
-      <w:rFonts w:asciiTheme="majorHAnsi" w:cstheme="majorBidi" w:eastAsiaTheme="majorEastAsia" w:hAnsiTheme="majorHAnsi"/>
-      <w:color w:themeColor="accent1" w:val="4F81BD"/>
+      <w:rFonts w:asciiTheme="majorHAnsi" w:eastAsiaTheme="majorEastAsia" w:hAnsiTheme="majorHAnsi" w:cstheme="majorBidi"/>
+      <w:color w:val="4F81BD" w:themeColor="accent1"/>
       <w:sz w:val="24"/>
       <w:szCs w:val="24"/>
     </w:rPr>
   </w:style>
-  <w:style w:styleId="Heading8" w:type="paragraph">
+  <w:style w:type="paragraph" w:styleId="Heading8">
     <w:name w:val="Heading 8"/>
     <w:basedOn w:val="Normal"/>
     <w:next w:val="BodyText"/>
@@ -10883,17 +9946,17 @@
     <w:pPr>
       <w:keepNext/>
       <w:keepLines/>
-      <w:spacing w:after="0" w:before="200"/>
+      <w:spacing w:before="200" w:after="0"/>
       <w:outlineLvl w:val="7"/>
     </w:pPr>
     <w:rPr>
-      <w:rFonts w:asciiTheme="majorHAnsi" w:cstheme="majorBidi" w:eastAsiaTheme="majorEastAsia" w:hAnsiTheme="majorHAnsi"/>
-      <w:color w:themeColor="accent1" w:val="4F81BD"/>
+      <w:rFonts w:asciiTheme="majorHAnsi" w:eastAsiaTheme="majorEastAsia" w:hAnsiTheme="majorHAnsi" w:cstheme="majorBidi"/>
+      <w:color w:val="4F81BD" w:themeColor="accent1"/>
       <w:sz w:val="24"/>
       <w:szCs w:val="24"/>
     </w:rPr>
   </w:style>
-  <w:style w:styleId="Heading9" w:type="paragraph">
+  <w:style w:type="paragraph" w:styleId="Heading9">
     <w:name w:val="Heading 9"/>
     <w:basedOn w:val="Normal"/>
     <w:next w:val="BodyText"/>
@@ -10903,17 +9966,17 @@
     <w:pPr>
       <w:keepNext/>
       <w:keepLines/>
-      <w:spacing w:after="0" w:before="200"/>
+      <w:spacing w:before="200" w:after="0"/>
       <w:outlineLvl w:val="8"/>
     </w:pPr>
     <w:rPr>
-      <w:rFonts w:asciiTheme="majorHAnsi" w:cstheme="majorBidi" w:eastAsiaTheme="majorEastAsia" w:hAnsiTheme="majorHAnsi"/>
-      <w:color w:themeColor="accent1" w:val="4F81BD"/>
+      <w:rFonts w:asciiTheme="majorHAnsi" w:eastAsiaTheme="majorEastAsia" w:hAnsiTheme="majorHAnsi" w:cstheme="majorBidi"/>
+      <w:color w:val="4F81BD" w:themeColor="accent1"/>
       <w:sz w:val="24"/>
       <w:szCs w:val="24"/>
     </w:rPr>
   </w:style>
-  <w:style w:styleId="BlockText" w:type="paragraph">
+  <w:style w:type="paragraph" w:styleId="BlockText">
     <w:name w:val="Block Text"/>
     <w:basedOn w:val="BodyText"/>
     <w:next w:val="BodyText"/>
@@ -10921,11 +9984,11 @@
     <w:unhideWhenUsed/>
     <w:qFormat/>
     <w:pPr>
-      <w:spacing w:after="100" w:before="100"/>
+      <w:spacing w:before="100" w:after="100"/>
       <w:ind w:firstLine="0" w:left="480" w:right="480"/>
     </w:pPr>
   </w:style>
-  <w:style w:styleId="FootnoteText" w:type="paragraph">
+  <w:style w:type="paragraph" w:styleId="FootnoteText">
     <w:name w:val="Footnote Text"/>
     <w:basedOn w:val="Normal"/>
     <w:next w:val="FootnoteText"/>
@@ -10933,43 +9996,28 @@
     <w:unhideWhenUsed/>
     <w:qFormat/>
   </w:style>
-  <w:style w:default="1" w:styleId="DefaultParagraphFont" w:type="character">
+  <w:style w:type="character" w:default="1" w:styleId="DefaultParagraphFont">
     <w:name w:val="Default Paragraph Font"/>
     <w:semiHidden/>
     <w:unhideWhenUsed/>
   </w:style>
-  <w:style w:default="1" w:styleId="Table" w:type="table">
+  <w:style w:type="table" w:default="1" w:styleId="Table">
     <w:name w:val="Table"/>
     <w:basedOn w:val="TableNormal"/>
     <w:semiHidden/>
     <w:unhideWhenUsed/>
     <w:qFormat/>
     <w:tblPr>
-      <w:tblInd w:type="dxa" w:w="0"/>
+      <w:tblInd w:w="0" w:type="dxa"/>
       <w:tblCellMar>
-        <w:top w:type="dxa" w:w="0"/>
-        <w:left w:type="dxa" w:w="108"/>
-        <w:bottom w:type="dxa" w:w="0"/>
-        <w:right w:type="dxa" w:w="108"/>
+        <w:top w:w="0" w:type="dxa"/>
+        <w:left w:w="108" w:type="dxa"/>
+        <w:bottom w:w="0" w:type="dxa"/>
+        <w:right w:w="108" w:type="dxa"/>
       </w:tblCellMar>
     </w:tblPr>
-    <w:tblStylePr w:type="firstRow">
-      <w:tblPr>
-        <w:jc w:val="left"/>
-        <w:tblInd w:type="dxa" w:w="0"/>
-      </w:tblPr>
-      <w:trPr>
-        <w:jc w:val="left"/>
-      </w:trPr>
-      <w:tcPr>
-        <w:vAlign w:val="bottom"/>
-        <w:tcBorders>
-          <w:bottom w:val="single"/>
-        </w:tcBorders>
-      </w:tcPr>
-    </w:tblStylePr>
   </w:style>
-  <w:style w:customStyle="1" w:styleId="DefinitionTerm" w:type="paragraph">
+  <w:style w:type="paragraph" w:customStyle="1" w:styleId="DefinitionTerm">
     <w:name w:val="Definition Term"/>
     <w:basedOn w:val="Normal"/>
     <w:next w:val="Definition"/>
@@ -10982,49 +10030,49 @@
       <w:b/>
     </w:rPr>
   </w:style>
-  <w:style w:customStyle="1" w:styleId="Definition" w:type="paragraph">
+  <w:style w:type="paragraph" w:customStyle="1" w:styleId="Definition">
     <w:name w:val="Definition"/>
     <w:basedOn w:val="Normal"/>
   </w:style>
-  <w:style w:styleId="Caption" w:type="paragraph">
+  <w:style w:type="paragraph" w:styleId="Caption">
     <w:name w:val="Caption"/>
     <w:basedOn w:val="Normal"/>
     <w:link w:val="BodyTextChar"/>
     <w:pPr>
-      <w:spacing w:after="120" w:before="0"/>
+      <w:spacing w:before="0" w:after="120"/>
     </w:pPr>
     <w:rPr>
       <w:i/>
     </w:rPr>
   </w:style>
-  <w:style w:customStyle="1" w:styleId="TableCaption" w:type="paragraph">
+  <w:style w:type="paragraph" w:customStyle="1" w:styleId="TableCaption">
     <w:name w:val="Table Caption"/>
     <w:basedOn w:val="Caption"/>
     <w:pPr>
       <w:keepNext/>
     </w:pPr>
   </w:style>
-  <w:style w:customStyle="1" w:styleId="ImageCaption" w:type="paragraph">
+  <w:style w:type="paragraph" w:customStyle="1" w:styleId="ImageCaption">
     <w:name w:val="Image Caption"/>
     <w:basedOn w:val="Caption"/>
   </w:style>
-  <w:style w:customStyle="1" w:styleId="Figure" w:type="paragraph">
+  <w:style w:type="paragraph" w:customStyle="1" w:styleId="Figure">
     <w:name w:val="Figure"/>
     <w:basedOn w:val="Normal"/>
   </w:style>
-  <w:style w:customStyle="1" w:styleId="CaptionedFigure" w:type="paragraph">
+  <w:style w:type="paragraph" w:customStyle="1" w:styleId="CaptionedFigure">
     <w:name w:val="Captioned Figure"/>
     <w:basedOn w:val="Figure"/>
     <w:pPr>
       <w:keepNext/>
     </w:pPr>
   </w:style>
-  <w:style w:customStyle="1" w:styleId="BodyTextChar" w:type="character">
+  <w:style w:type="character" w:customStyle="1" w:styleId="BodyTextChar">
     <w:name w:val="Body Text Char"/>
     <w:basedOn w:val="DefaultParagraphFont"/>
     <w:link w:val="BodyText"/>
   </w:style>
-  <w:style w:customStyle="1" w:styleId="VerbatimChar" w:type="character">
+  <w:style w:type="character" w:customStyle="1" w:styleId="VerbatimChar">
     <w:name w:val="Verbatim Char"/>
     <w:basedOn w:val="BodyTextChar"/>
     <w:rPr>
@@ -11032,25 +10080,21 @@
       <w:sz w:val="22"/>
     </w:rPr>
   </w:style>
-  <w:style w:customStyle="1" w:styleId="SectionNumber" w:type="character">
-    <w:name w:val="Section Number"/>
-    <w:basedOn w:val="BodyTextChar"/>
-  </w:style>
-  <w:style w:styleId="FootnoteReference" w:type="character">
+  <w:style w:type="character" w:styleId="FootnoteReference">
     <w:name w:val="Footnote Reference"/>
     <w:basedOn w:val="BodyTextChar"/>
     <w:rPr>
       <w:vertAlign w:val="superscript"/>
     </w:rPr>
   </w:style>
-  <w:style w:styleId="Hyperlink" w:type="character">
+  <w:style w:type="character" w:styleId="Hyperlink">
     <w:name w:val="Hyperlink"/>
     <w:basedOn w:val="BodyTextChar"/>
     <w:rPr>
-      <w:color w:themeColor="accent1" w:val="4F81BD"/>
+      <w:color w:val="4F81BD" w:themeColor="accent1"/>
     </w:rPr>
   </w:style>
-  <w:style w:styleId="TOCHeading" w:type="paragraph">
+  <w:style w:type="paragraph" w:styleId="TOCHeading">
     <w:name w:val="TOC Heading"/>
     <w:basedOn w:val="Heading1"/>
     <w:next w:val="BodyText"/>
@@ -11062,10 +10106,10 @@
       <w:outlineLvl w:val="9"/>
     </w:pPr>
     <w:rPr>
-      <w:rFonts w:asciiTheme="majorHAnsi" w:cstheme="majorBidi" w:eastAsiaTheme="majorEastAsia" w:hAnsiTheme="majorHAnsi"/>
+      <w:rFonts w:asciiTheme="majorHAnsi" w:eastAsiaTheme="majorEastAsia" w:hAnsiTheme="majorHAnsi" w:cstheme="majorBidi"/>
       <w:b w:val="0"/>
       <w:bCs w:val="0"/>
-      <w:color w:themeColor="accent1" w:themeShade="BF" w:val="365F91"/>
+      <w:color w:val="365F91" w:themeColor="accent1" w:themeShade="BF"/>
     </w:rPr>
   </w:style>
   <w:style w:type="paragraph" w:customStyle="1" w:styleId="SourceCode">
@@ -11157,10 +10201,7 @@
   <w:style w:type="character" w:customStyle="1" w:styleId="ImportTok">
     <w:name w:val="ImportTok"/>
     <w:basedOn w:val="VerbatimChar"/>
-    <w:rPr>
-      <w:color w:val="008000"/>
-      <w:b/>
-    </w:rPr>
+    <w:rPr/>
   </w:style>
   <w:style w:type="character" w:customStyle="1" w:styleId="CommentTok">
     <w:name w:val="CommentTok"/>
@@ -11235,9 +10276,7 @@
   <w:style w:type="character" w:customStyle="1" w:styleId="BuiltInTok">
     <w:name w:val="BuiltInTok"/>
     <w:basedOn w:val="VerbatimChar"/>
-    <w:rPr>
-      <w:color w:val="008000"/>
-    </w:rPr>
+    <w:rPr/>
   </w:style>
   <w:style w:type="character" w:customStyle="1" w:styleId="ExtensionTok">
     <w:name w:val="ExtensionTok"/>
